--- a/docs/ICJIA-Studio-20-rewrite-copperhead.docx
+++ b/docs/ICJIA-Studio-20-rewrite-copperhead.docx
@@ -2,7 +2,7 @@
 <file path=word/document.xml><?xml version="1.0" encoding="utf-8"?>
 <w:document xmlns:w="http://schemas.openxmlformats.org/wordprocessingml/2006/main" xmlns:m="http://schemas.openxmlformats.org/officeDocument/2006/math" xmlns:r="http://schemas.openxmlformats.org/officeDocument/2006/relationships" xmlns:o="urn:schemas-microsoft-com:office:office" xmlns:v="urn:schemas-microsoft-com:vml" xmlns:w10="urn:schemas-microsoft-com:office:word" xmlns:a="http://schemas.openxmlformats.org/drawingml/2006/main" xmlns:pic="http://schemas.openxmlformats.org/drawingml/2006/picture" xmlns:wp="http://schemas.openxmlformats.org/drawingml/2006/wordprocessingDrawing">
   <w:body>
-    <w:bookmarkStart w:id="49" w:name="hub-studio-20"/>
+    <w:bookmarkStart w:id="54" w:name="hub-studio-20"/>
     <w:p>
       <w:pPr>
         <w:pStyle w:val="Heading1"/>
@@ -14396,6 +14396,246 @@
         </w:pict>
       </w:r>
     </w:p>
+    <w:bookmarkEnd w:id="47"/>
+    <w:bookmarkEnd w:id="48"/>
+    <w:bookmarkStart w:id="53" w:name="whats-changed-recently"/>
+    <w:p>
+      <w:pPr>
+        <w:pStyle w:val="Heading2"/>
+      </w:pPr>
+      <w:r>
+        <w:t xml:space="preserve">What's changed recently</w:t>
+      </w:r>
+    </w:p>
+    <w:p>
+      <w:pPr>
+        <w:pStyle w:val="FirstParagraph"/>
+      </w:pPr>
+      <w:r>
+        <w:t xml:space="preserve">A short digest for managers, newest first — the complete version-by-version record is the</w:t>
+      </w:r>
+      <w:r>
+        <w:t xml:space="preserve"> </w:t>
+      </w:r>
+      <w:hyperlink r:id="rId49">
+        <w:r>
+          <w:rPr>
+            <w:rStyle w:val="Hyperlink"/>
+          </w:rPr>
+          <w:t xml:space="preserve">changelog</w:t>
+        </w:r>
+      </w:hyperlink>
+      <w:r>
+        <w:t xml:space="preserve">, and the</w:t>
+      </w:r>
+      <w:r>
+        <w:t xml:space="preserve"> </w:t>
+      </w:r>
+      <w:r>
+        <w:t xml:space="preserve">living list of what's in flight and what's next is the</w:t>
+      </w:r>
+      <w:r>
+        <w:t xml:space="preserve"> </w:t>
+      </w:r>
+      <w:hyperlink r:id="rId50">
+        <w:r>
+          <w:rPr>
+            <w:rStyle w:val="Hyperlink"/>
+          </w:rPr>
+          <w:t xml:space="preserve">roadmap</w:t>
+        </w:r>
+      </w:hyperlink>
+      <w:r>
+        <w:t xml:space="preserve">.</w:t>
+      </w:r>
+    </w:p>
+    <w:p>
+      <w:pPr>
+        <w:pStyle w:val="Compact"/>
+        <w:numPr>
+          <w:ilvl w:val="0"/>
+          <w:numId w:val="1013"/>
+        </w:numPr>
+      </w:pPr>
+      <w:r>
+        <w:rPr>
+          <w:b/>
+          <w:bCs/>
+        </w:rPr>
+        <w:t xml:space="preserve">2026-07-16 — Manager-docs workflow (v0.4.0).</w:t>
+      </w:r>
+      <w:r>
+        <w:t xml:space="preserve"> </w:t>
+      </w:r>
+      <w:r>
+        <w:t xml:space="preserve">This document, the README, the analysis</w:t>
+      </w:r>
+      <w:r>
+        <w:t xml:space="preserve"> </w:t>
+      </w:r>
+      <w:r>
+        <w:t xml:space="preserve">document, and the new roadmap now carry a version-stamped bottom nav; the Studio itself</w:t>
+      </w:r>
+      <w:r>
+        <w:t xml:space="preserve"> </w:t>
+      </w:r>
+      <w:r>
+        <w:t xml:space="preserve">gained a bottom status bar (version + doc links) and an in-app</w:t>
+      </w:r>
+      <w:r>
+        <w:t xml:space="preserve"> </w:t>
+      </w:r>
+      <w:r>
+        <w:rPr>
+          <w:b/>
+          <w:bCs/>
+        </w:rPr>
+        <w:t xml:space="preserve">Spec &amp; status</w:t>
+      </w:r>
+      <w:r>
+        <w:t xml:space="preserve"> </w:t>
+      </w:r>
+      <w:r>
+        <w:t xml:space="preserve">page</w:t>
+      </w:r>
+      <w:r>
+        <w:t xml:space="preserve"> </w:t>
+      </w:r>
+      <w:r>
+        <w:t xml:space="preserve">rendering this document, so a manager can always read the latest state without asking a</w:t>
+      </w:r>
+      <w:r>
+        <w:t xml:space="preserve"> </w:t>
+      </w:r>
+      <w:r>
+        <w:t xml:space="preserve">developer. Doc currency is enforced by an automated test.</w:t>
+      </w:r>
+    </w:p>
+    <w:p>
+      <w:pPr>
+        <w:pStyle w:val="Compact"/>
+        <w:numPr>
+          <w:ilvl w:val="0"/>
+          <w:numId w:val="1013"/>
+        </w:numPr>
+      </w:pPr>
+      <w:r>
+        <w:rPr>
+          <w:b/>
+          <w:bCs/>
+        </w:rPr>
+        <w:t xml:space="preserve">2026-07-16 — Media-library picker: design approved, build underway.</w:t>
+      </w:r>
+      <w:r>
+        <w:t xml:space="preserve"> </w:t>
+      </w:r>
+      <w:r>
+        <w:t xml:space="preserve">Every image</w:t>
+      </w:r>
+      <w:r>
+        <w:t xml:space="preserve"> </w:t>
+      </w:r>
+      <w:r>
+        <w:t xml:space="preserve">surface will open on the ~20 newest Media Library images (searchable) with</w:t>
+      </w:r>
+      <w:r>
+        <w:t xml:space="preserve"> </w:t>
+      </w:r>
+      <w:r>
+        <w:t xml:space="preserve">upload-from-desktop one tab away; picking an image that lacks alt text requires supplying</w:t>
+      </w:r>
+      <w:r>
+        <w:t xml:space="preserve"> </w:t>
+      </w:r>
+      <w:r>
+        <w:t xml:space="preserve">it, which is written back to the shared library. Works identically in the public demo,</w:t>
+      </w:r>
+      <w:r>
+        <w:t xml:space="preserve"> </w:t>
+      </w:r>
+      <w:r>
+        <w:t xml:space="preserve">where nothing persists.</w:t>
+      </w:r>
+    </w:p>
+    <w:p>
+      <w:pPr>
+        <w:pStyle w:val="Compact"/>
+        <w:numPr>
+          <w:ilvl w:val="0"/>
+          <w:numId w:val="1013"/>
+        </w:numPr>
+      </w:pPr>
+      <w:r>
+        <w:rPr>
+          <w:b/>
+          <w:bCs/>
+        </w:rPr>
+        <w:t xml:space="preserve">2026-07-11 — Body markdown linter shipped (v0.3.0).</w:t>
+      </w:r>
+      <w:r>
+        <w:t xml:space="preserve"> </w:t>
+      </w:r>
+      <w:r>
+        <w:t xml:space="preserve">A "Check" button in the editor</w:t>
+      </w:r>
+      <w:r>
+        <w:t xml:space="preserve"> </w:t>
+      </w:r>
+      <w:r>
+        <w:t xml:space="preserve">flags heading/link/image problems in plain language with jump-to-line results.</w:t>
+      </w:r>
+      <w:r>
+        <w:t xml:space="preserve"> </w:t>
+      </w:r>
+      <w:r>
+        <w:rPr>
+          <w:b/>
+          <w:bCs/>
+        </w:rPr>
+        <w:t xml:space="preserve">677 automated tests / 97 files.</w:t>
+      </w:r>
+    </w:p>
+    <w:p>
+      <w:pPr>
+        <w:pStyle w:val="Compact"/>
+        <w:numPr>
+          <w:ilvl w:val="0"/>
+          <w:numId w:val="1013"/>
+        </w:numPr>
+      </w:pPr>
+      <w:r>
+        <w:rPr>
+          <w:b/>
+          <w:bCs/>
+        </w:rPr>
+        <w:t xml:space="preserve">2026-07-11 — CI pipeline + search-engine exclusion (v0.2.0).</w:t>
+      </w:r>
+      <w:r>
+        <w:t xml:space="preserve"> </w:t>
+      </w:r>
+      <w:r>
+        <w:t xml:space="preserve">Every push and pull</w:t>
+      </w:r>
+      <w:r>
+        <w:t xml:space="preserve"> </w:t>
+      </w:r>
+      <w:r>
+        <w:t xml:space="preserve">request now re-runs the typecheck, the full test suite, and both builds automatically;</w:t>
+      </w:r>
+      <w:r>
+        <w:t xml:space="preserve"> </w:t>
+      </w:r>
+      <w:r>
+        <w:t xml:space="preserve">the Studio's pages are excluded from search engines.</w:t>
+      </w:r>
+    </w:p>
+    <w:p>
+      <w:r>
+        <w:pict>
+          <v:rect style="width:0;height:1.5pt" o:hralign="center" o:hrstd="t" o:hr="t"/>
+        </w:pict>
+      </w:r>
+    </w:p>
     <w:p>
       <w:pPr>
         <w:pStyle w:val="FirstParagraph"/>
@@ -14433,7 +14673,7 @@
           <w:i/>
           <w:iCs/>
         </w:rPr>
-        <w:t xml:space="preserve">roles/CI). The Studio is feature-complete in the workshop with a public</w:t>
+        <w:t xml:space="preserve">roles/CI), and 2026-07-16 for the manager-docs workflow ("What's changed recently,"</w:t>
       </w:r>
       <w:r>
         <w:rPr>
@@ -14447,7 +14687,21 @@
           <w:i/>
           <w:iCs/>
         </w:rPr>
-        <w:t xml:space="preserve">demonstration at</w:t>
+        <w:t xml:space="preserve">the roadmap, the bottom navs, and the in-app Spec &amp; status page). The Studio is</w:t>
+      </w:r>
+      <w:r>
+        <w:rPr>
+          <w:i/>
+          <w:iCs/>
+        </w:rPr>
+        <w:t xml:space="preserve"> </w:t>
+      </w:r>
+      <w:r>
+        <w:rPr>
+          <w:i/>
+          <w:iCs/>
+        </w:rPr>
+        <w:t xml:space="preserve">feature-complete in the workshop with a public demonstration at</w:t>
       </w:r>
       <w:r>
         <w:rPr>
@@ -14471,7 +14725,7 @@
           <w:i/>
           <w:iCs/>
         </w:rPr>
-        <w:t xml:space="preserve">; this document will evolve as</w:t>
+        <w:t xml:space="preserve">; this document will evolve as the remaining setup</w:t>
       </w:r>
       <w:r>
         <w:rPr>
@@ -14485,7 +14739,7 @@
           <w:i/>
           <w:iCs/>
         </w:rPr>
-        <w:t xml:space="preserve">the remaining setup and go-live steps in Section 4 are completed. Nothing</w:t>
+        <w:t xml:space="preserve">and go-live steps in Section 4 are completed. Nothing described here publishes to</w:t>
       </w:r>
       <w:r>
         <w:rPr>
@@ -14499,12 +14753,127 @@
           <w:i/>
           <w:iCs/>
         </w:rPr>
-        <w:t xml:space="preserve">described here publishes to the live system yet.</w:t>
-      </w:r>
-    </w:p>
-    <w:bookmarkEnd w:id="47"/>
-    <w:bookmarkEnd w:id="48"/>
-    <w:bookmarkEnd w:id="49"/>
+        <w:t xml:space="preserve">the live system yet.</w:t>
+      </w:r>
+    </w:p>
+    <w:p>
+      <w:r>
+        <w:pict>
+          <v:rect style="width:0;height:1.5pt" o:hralign="center" o:hrstd="t" o:hr="t"/>
+        </w:pict>
+      </w:r>
+    </w:p>
+    <w:p>
+      <w:pPr>
+        <w:pStyle w:val="FirstParagraph"/>
+      </w:pPr>
+      <w:r>
+        <w:rPr>
+          <w:b/>
+          <w:bCs/>
+        </w:rPr>
+        <w:t xml:space="preserve">Hub Studio 2.0 · Studio build v0.4.0</w:t>
+      </w:r>
+      <w:r>
+        <w:t xml:space="preserve"> </w:t>
+      </w:r>
+      <w:r>
+        <w:t xml:space="preserve">— for managers monitoring this project:</w:t>
+      </w:r>
+      <w:r>
+        <w:t xml:space="preserve"> </w:t>
+      </w:r>
+      <w:hyperlink r:id="rId51">
+        <w:r>
+          <w:rPr>
+            <w:rStyle w:val="Hyperlink"/>
+          </w:rPr>
+          <w:t xml:space="preserve">Spec &amp; status</w:t>
+        </w:r>
+      </w:hyperlink>
+      <w:r>
+        <w:t xml:space="preserve"> </w:t>
+      </w:r>
+      <w:r>
+        <w:t xml:space="preserve">·</w:t>
+      </w:r>
+      <w:r>
+        <w:t xml:space="preserve"> </w:t>
+      </w:r>
+      <w:hyperlink r:id="rId49">
+        <w:r>
+          <w:rPr>
+            <w:rStyle w:val="Hyperlink"/>
+          </w:rPr>
+          <w:t xml:space="preserve">What's changed (changelog)</w:t>
+        </w:r>
+      </w:hyperlink>
+      <w:r>
+        <w:t xml:space="preserve"> </w:t>
+      </w:r>
+      <w:r>
+        <w:t xml:space="preserve">·</w:t>
+      </w:r>
+      <w:r>
+        <w:t xml:space="preserve"> </w:t>
+      </w:r>
+      <w:hyperlink r:id="rId50">
+        <w:r>
+          <w:rPr>
+            <w:rStyle w:val="Hyperlink"/>
+          </w:rPr>
+          <w:t xml:space="preserve">What's next (roadmap)</w:t>
+        </w:r>
+      </w:hyperlink>
+      <w:r>
+        <w:t xml:space="preserve"> </w:t>
+      </w:r>
+      <w:r>
+        <w:t xml:space="preserve">·</w:t>
+      </w:r>
+      <w:r>
+        <w:t xml:space="preserve"> </w:t>
+      </w:r>
+      <w:hyperlink r:id="rId52">
+        <w:r>
+          <w:rPr>
+            <w:rStyle w:val="Hyperlink"/>
+          </w:rPr>
+          <w:t xml:space="preserve">README</w:t>
+        </w:r>
+      </w:hyperlink>
+      <w:r>
+        <w:t xml:space="preserve"> </w:t>
+      </w:r>
+      <w:r>
+        <w:t xml:space="preserve">·</w:t>
+      </w:r>
+      <w:r>
+        <w:t xml:space="preserve"> </w:t>
+      </w:r>
+      <w:hyperlink r:id="rId9">
+        <w:r>
+          <w:rPr>
+            <w:rStyle w:val="Hyperlink"/>
+          </w:rPr>
+          <w:t xml:space="preserve">Live demo</w:t>
+        </w:r>
+      </w:hyperlink>
+    </w:p>
+    <w:p>
+      <w:pPr>
+        <w:pStyle w:val="BodyText"/>
+      </w:pPr>
+      <w:r>
+        <w:rPr>
+          <w:i/>
+          <w:iCs/>
+        </w:rPr>
+        <w:t xml:space="preserve">These links always open the latest rendered version of each document.</w:t>
+      </w:r>
+    </w:p>
+    <w:bookmarkEnd w:id="53"/>
+    <w:bookmarkEnd w:id="54"/>
     <w:sectPr>
       <w:footnotePr>
         <w:numRestart w:val="eachSect"/>
@@ -14755,6 +15124,9 @@
     <w:abstractNumId w:val="991"/>
   </w:num>
   <w:num w:numId="1012">
+    <w:abstractNumId w:val="991"/>
+  </w:num>
+  <w:num w:numId="1013">
     <w:abstractNumId w:val="991"/>
   </w:num>
 </w:numbering>

--- a/docs/ICJIA-Studio-20-rewrite-copperhead.docx
+++ b/docs/ICJIA-Studio-20-rewrite-copperhead.docx
@@ -7478,6 +7478,51 @@
               <w:pStyle w:val="Compact"/>
             </w:pPr>
             <w:r>
+              <w:t xml:space="preserve">Media-library picker (browse ~20 newest, search, upload tab)</w:t>
+            </w:r>
+          </w:p>
+        </w:tc>
+        <w:tc>
+          <w:tcPr/>
+          <w:p>
+            <w:pPr>
+              <w:pStyle w:val="Compact"/>
+            </w:pPr>
+            <w:r>
+              <w:t xml:space="preserve">Reuse existing library images; alt write-back for alt-less picks</w:t>
+            </w:r>
+          </w:p>
+        </w:tc>
+        <w:tc>
+          <w:tcPr/>
+          <w:p>
+            <w:pPr>
+              <w:pStyle w:val="Compact"/>
+            </w:pPr>
+            <w:r>
+              <w:rPr>
+                <w:b/>
+                <w:bCs/>
+              </w:rPr>
+              <w:t xml:space="preserve">Built</w:t>
+            </w:r>
+            <w:r>
+              <w:t xml:space="preserve"> </w:t>
+            </w:r>
+            <w:r>
+              <w:t xml:space="preserve">(v0.5.0)</w:t>
+            </w:r>
+          </w:p>
+        </w:tc>
+      </w:tr>
+      <w:tr>
+        <w:tc>
+          <w:tcPr/>
+          <w:p>
+            <w:pPr>
+              <w:pStyle w:val="Compact"/>
+            </w:pPr>
+            <w:r>
               <w:t xml:space="preserve">Document/PDF file upload</w:t>
             </w:r>
           </w:p>
@@ -14524,37 +14569,53 @@
           <w:b/>
           <w:bCs/>
         </w:rPr>
-        <w:t xml:space="preserve">2026-07-16 — Media-library picker: design approved, build underway.</w:t>
-      </w:r>
-      <w:r>
-        <w:t xml:space="preserve"> </w:t>
-      </w:r>
-      <w:r>
-        <w:t xml:space="preserve">Every image</w:t>
-      </w:r>
-      <w:r>
-        <w:t xml:space="preserve"> </w:t>
-      </w:r>
-      <w:r>
-        <w:t xml:space="preserve">surface will open on the ~20 newest Media Library images (searchable) with</w:t>
-      </w:r>
-      <w:r>
-        <w:t xml:space="preserve"> </w:t>
-      </w:r>
-      <w:r>
-        <w:t xml:space="preserve">upload-from-desktop one tab away; picking an image that lacks alt text requires supplying</w:t>
-      </w:r>
-      <w:r>
-        <w:t xml:space="preserve"> </w:t>
-      </w:r>
-      <w:r>
-        <w:t xml:space="preserve">it, which is written back to the shared library. Works identically in the public demo,</w:t>
-      </w:r>
-      <w:r>
-        <w:t xml:space="preserve"> </w:t>
-      </w:r>
-      <w:r>
-        <w:t xml:space="preserve">where nothing persists.</w:t>
+        <w:t xml:space="preserve">2026-07-16 — Media-library picker shipped (v0.5.0).</w:t>
+      </w:r>
+      <w:r>
+        <w:t xml:space="preserve"> </w:t>
+      </w:r>
+      <w:r>
+        <w:t xml:space="preserve">Every image surface now opens on</w:t>
+      </w:r>
+      <w:r>
+        <w:t xml:space="preserve"> </w:t>
+      </w:r>
+      <w:r>
+        <w:t xml:space="preserve">the ~20 newest Media Library images (searchable) with upload-from-desktop one tab away;</w:t>
+      </w:r>
+      <w:r>
+        <w:t xml:space="preserve"> </w:t>
+      </w:r>
+      <w:r>
+        <w:t xml:space="preserve">picking an image that lacks alt text requires supplying it, which is written back to the</w:t>
+      </w:r>
+      <w:r>
+        <w:t xml:space="preserve"> </w:t>
+      </w:r>
+      <w:r>
+        <w:t xml:space="preserve">shared library so it improves for everyone. Works identically in the public demo, where</w:t>
+      </w:r>
+      <w:r>
+        <w:t xml:space="preserve"> </w:t>
+      </w:r>
+      <w:r>
+        <w:t xml:space="preserve">new images live only for the session and nothing persists. Built test-first over ten</w:t>
+      </w:r>
+      <w:r>
+        <w:t xml:space="preserve"> </w:t>
+      </w:r>
+      <w:r>
+        <w:t xml:space="preserve">adversarially-reviewed tasks and verified end-to-end in the running demo before merge.</w:t>
+      </w:r>
+      <w:r>
+        <w:t xml:space="preserve"> </w:t>
+      </w:r>
+      <w:r>
+        <w:rPr>
+          <w:b/>
+          <w:bCs/>
+        </w:rPr>
+        <w:t xml:space="preserve">757 automated tests / 104 files.</w:t>
       </w:r>
     </w:p>
     <w:p>
@@ -14772,7 +14833,7 @@
           <w:b/>
           <w:bCs/>
         </w:rPr>
-        <w:t xml:space="preserve">Hub Studio 2.0 · Studio build v0.4.0</w:t>
+        <w:t xml:space="preserve">Hub Studio 2.0 · Studio build v0.5.0</w:t>
       </w:r>
       <w:r>
         <w:t xml:space="preserve"> </w:t>

--- a/docs/ICJIA-Studio-20-rewrite-copperhead.docx
+++ b/docs/ICJIA-Studio-20-rewrite-copperhead.docx
@@ -7640,6 +7640,51 @@
               <w:pStyle w:val="Compact"/>
             </w:pPr>
             <w:r>
+              <w:t xml:space="preserve">Unsaved-work guard (leave warning, 30 s local backup, restore banner)</w:t>
+            </w:r>
+          </w:p>
+        </w:tc>
+        <w:tc>
+          <w:tcPr/>
+          <w:p>
+            <w:pPr>
+              <w:pStyle w:val="Compact"/>
+            </w:pPr>
+            <w:r>
+              <w:t xml:space="preserve">Authors can't silently lose in-progress work</w:t>
+            </w:r>
+          </w:p>
+        </w:tc>
+        <w:tc>
+          <w:tcPr/>
+          <w:p>
+            <w:pPr>
+              <w:pStyle w:val="Compact"/>
+            </w:pPr>
+            <w:r>
+              <w:rPr>
+                <w:b/>
+                <w:bCs/>
+              </w:rPr>
+              <w:t xml:space="preserve">Built</w:t>
+            </w:r>
+            <w:r>
+              <w:t xml:space="preserve"> </w:t>
+            </w:r>
+            <w:r>
+              <w:t xml:space="preserve">(v0.6.0)</w:t>
+            </w:r>
+          </w:p>
+        </w:tc>
+      </w:tr>
+      <w:tr>
+        <w:tc>
+          <w:tcPr/>
+          <w:p>
+            <w:pPr>
+              <w:pStyle w:val="Compact"/>
+            </w:pPr>
+            <w:r>
               <w:t xml:space="preserve">"Preview as published" (TOC, end matter, Print)</w:t>
             </w:r>
           </w:p>
@@ -14507,6 +14552,110 @@
           <w:b/>
           <w:bCs/>
         </w:rPr>
+        <w:t xml:space="preserve">2026-07-16 — Unsaved-work guard shipped (v0.6.0).</w:t>
+      </w:r>
+      <w:r>
+        <w:t xml:space="preserve"> </w:t>
+      </w:r>
+      <w:r>
+        <w:t xml:space="preserve">Authors can no longer silently</w:t>
+      </w:r>
+      <w:r>
+        <w:t xml:space="preserve"> </w:t>
+      </w:r>
+      <w:r>
+        <w:t xml:space="preserve">lose in-progress work: a native leave-page warning, a 30-second local draft snapshot</w:t>
+      </w:r>
+      <w:r>
+        <w:t xml:space="preserve"> </w:t>
+      </w:r>
+      <w:r>
+        <w:t xml:space="preserve">while a form is dirty, and a non-blocking restore banner ("Restore" / "Discard") when a</w:t>
+      </w:r>
+      <w:r>
+        <w:t xml:space="preserve"> </w:t>
+      </w:r>
+      <w:r>
+        <w:t xml:space="preserve">surviving snapshot is found; every successful save clears the backup.</w:t>
+      </w:r>
+      <w:r>
+        <w:t xml:space="preserve"> </w:t>
+      </w:r>
+      <w:r>
+        <w:rPr>
+          <w:b/>
+          <w:bCs/>
+        </w:rPr>
+        <w:t xml:space="preserve">Live builds</w:t>
+      </w:r>
+      <w:r>
+        <w:rPr>
+          <w:b/>
+          <w:bCs/>
+        </w:rPr>
+        <w:t xml:space="preserve"> </w:t>
+      </w:r>
+      <w:r>
+        <w:rPr>
+          <w:b/>
+          <w:bCs/>
+        </w:rPr>
+        <w:t xml:space="preserve">only</w:t>
+      </w:r>
+      <w:r>
+        <w:t xml:space="preserve"> </w:t>
+      </w:r>
+      <w:r>
+        <w:t xml:space="preserve">— the public demo deliberately takes no snapshots, so its "nothing is saved /</w:t>
+      </w:r>
+      <w:r>
+        <w:t xml:space="preserve"> </w:t>
+      </w:r>
+      <w:r>
+        <w:t xml:space="preserve">resets each session" promise stays literally true; the demo still shows both warnings.</w:t>
+      </w:r>
+      <w:r>
+        <w:t xml:space="preserve"> </w:t>
+      </w:r>
+      <w:r>
+        <w:t xml:space="preserve">Built test-first over six reviewed tasks with per-task adversarial review, then verified</w:t>
+      </w:r>
+      <w:r>
+        <w:t xml:space="preserve"> </w:t>
+      </w:r>
+      <w:r>
+        <w:t xml:space="preserve">end-to-end in the running app (snapshot, restore, clear-on-save, and the demo's</w:t>
+      </w:r>
+      <w:r>
+        <w:t xml:space="preserve"> </w:t>
+      </w:r>
+      <w:r>
+        <w:t xml:space="preserve">zero-write policy all observed live).</w:t>
+      </w:r>
+      <w:r>
+        <w:t xml:space="preserve"> </w:t>
+      </w:r>
+      <w:r>
+        <w:rPr>
+          <w:b/>
+          <w:bCs/>
+        </w:rPr>
+        <w:t xml:space="preserve">800 automated tests / 107 files.</w:t>
+      </w:r>
+    </w:p>
+    <w:p>
+      <w:pPr>
+        <w:pStyle w:val="Compact"/>
+        <w:numPr>
+          <w:ilvl w:val="0"/>
+          <w:numId w:val="1013"/>
+        </w:numPr>
+      </w:pPr>
+      <w:r>
+        <w:rPr>
+          <w:b/>
+          <w:bCs/>
+        </w:rPr>
         <w:t xml:space="preserve">2026-07-16 — Manager-docs workflow (v0.4.0).</w:t>
       </w:r>
       <w:r>
@@ -14833,7 +14982,7 @@
           <w:b/>
           <w:bCs/>
         </w:rPr>
-        <w:t xml:space="preserve">Hub Studio 2.0 · Studio build v0.5.0</w:t>
+        <w:t xml:space="preserve">Hub Studio 2.0 · Studio build v0.6.0</w:t>
       </w:r>
       <w:r>
         <w:t xml:space="preserve"> </w:t>

--- a/docs/ICJIA-Studio-20-rewrite-copperhead.docx
+++ b/docs/ICJIA-Studio-20-rewrite-copperhead.docx
@@ -7847,6 +7847,51 @@
               <w:pStyle w:val="Compact"/>
             </w:pPr>
             <w:r>
+              <w:t xml:space="preserve">Title search on content lists (debounced, whole-library)</w:t>
+            </w:r>
+          </w:p>
+        </w:tc>
+        <w:tc>
+          <w:tcPr/>
+          <w:p>
+            <w:pPr>
+              <w:pStyle w:val="Compact"/>
+            </w:pPr>
+            <w:r>
+              <w:t xml:space="preserve">Find any item by title — 236 real articles arrive at launch</w:t>
+            </w:r>
+          </w:p>
+        </w:tc>
+        <w:tc>
+          <w:tcPr/>
+          <w:p>
+            <w:pPr>
+              <w:pStyle w:val="Compact"/>
+            </w:pPr>
+            <w:r>
+              <w:rPr>
+                <w:b/>
+                <w:bCs/>
+              </w:rPr>
+              <w:t xml:space="preserve">Built</w:t>
+            </w:r>
+            <w:r>
+              <w:t xml:space="preserve"> </w:t>
+            </w:r>
+            <w:r>
+              <w:t xml:space="preserve">(v0.7.0)</w:t>
+            </w:r>
+          </w:p>
+        </w:tc>
+      </w:tr>
+      <w:tr>
+        <w:tc>
+          <w:tcPr/>
+          <w:p>
+            <w:pPr>
+              <w:pStyle w:val="Compact"/>
+            </w:pPr>
+            <w:r>
               <w:t xml:space="preserve">Guided onboarding tour</w:t>
             </w:r>
           </w:p>
@@ -14552,6 +14597,138 @@
           <w:b/>
           <w:bCs/>
         </w:rPr>
+        <w:t xml:space="preserve">2026-07-16 — Title search shipped (v0.7.0).</w:t>
+      </w:r>
+      <w:r>
+        <w:t xml:space="preserve"> </w:t>
+      </w:r>
+      <w:r>
+        <w:t xml:space="preserve">A labeled, 300 ms-debounced search box</w:t>
+      </w:r>
+      <w:r>
+        <w:t xml:space="preserve"> </w:t>
+      </w:r>
+      <w:r>
+        <w:t xml:space="preserve">now sits beside the Type filter on every content list — Articles, Apps, and Datasets</w:t>
+      </w:r>
+      <w:r>
+        <w:t xml:space="preserve"> </w:t>
+      </w:r>
+      <w:r>
+        <w:t xml:space="preserve">alike — filtering by title, case-insensitive, across the</w:t>
+      </w:r>
+      <w:r>
+        <w:t xml:space="preserve"> </w:t>
+      </w:r>
+      <w:r>
+        <w:rPr>
+          <w:b/>
+          <w:bCs/>
+        </w:rPr>
+        <w:t xml:space="preserve">whole library</w:t>
+      </w:r>
+      <w:r>
+        <w:t xml:space="preserve">, server-side,</w:t>
+      </w:r>
+      <w:r>
+        <w:t xml:space="preserve"> </w:t>
+      </w:r>
+      <w:r>
+        <w:t xml:space="preserve">identically in live and demo modes; a search change re-pages to 1, and a distinct "No</w:t>
+      </w:r>
+      <w:r>
+        <w:t xml:space="preserve"> </w:t>
+      </w:r>
+      <w:r>
+        <w:t xml:space="preserve">matches" message replaces the generic empty state. Ahead of launch's 236 real articles</w:t>
+      </w:r>
+      <w:r>
+        <w:t xml:space="preserve"> </w:t>
+      </w:r>
+      <w:r>
+        <w:t xml:space="preserve">(analysis-roadmap §5.3-6). The release also fixes a</w:t>
+      </w:r>
+      <w:r>
+        <w:t xml:space="preserve"> </w:t>
+      </w:r>
+      <w:r>
+        <w:rPr>
+          <w:b/>
+          <w:bCs/>
+        </w:rPr>
+        <w:t xml:space="preserve">latent live-mode defect the</w:t>
+      </w:r>
+      <w:r>
+        <w:rPr>
+          <w:b/>
+          <w:bCs/>
+        </w:rPr>
+        <w:t xml:space="preserve"> </w:t>
+      </w:r>
+      <w:r>
+        <w:rPr>
+          <w:b/>
+          <w:bCs/>
+        </w:rPr>
+        <w:t xml:space="preserve">whole-branch review uncovered</w:t>
+      </w:r>
+      <w:r>
+        <w:t xml:space="preserve">: filter parameters (including the existing type filter)</w:t>
+      </w:r>
+      <w:r>
+        <w:t xml:space="preserve"> </w:t>
+      </w:r>
+      <w:r>
+        <w:t xml:space="preserve">were serialized in a form the live content system would reject — invisible until now</w:t>
+      </w:r>
+      <w:r>
+        <w:t xml:space="preserve"> </w:t>
+      </w:r>
+      <w:r>
+        <w:t xml:space="preserve">because the demo and dev sessions run in-memory. The wire format now matches the</w:t>
+      </w:r>
+      <w:r>
+        <w:t xml:space="preserve"> </w:t>
+      </w:r>
+      <w:r>
+        <w:t xml:space="preserve">sandbox-validated pattern, with a final confirmation step added to the staging</w:t>
+      </w:r>
+      <w:r>
+        <w:t xml:space="preserve"> </w:t>
+      </w:r>
+      <w:r>
+        <w:t xml:space="preserve">rehearsal checklist. Verified live in the demo (whole-library filtering, no-matches</w:t>
+      </w:r>
+      <w:r>
+        <w:t xml:space="preserve"> </w:t>
+      </w:r>
+      <w:r>
+        <w:t xml:space="preserve">state, and the unsaved-work guard's leave warning intercepting a real navigation).</w:t>
+      </w:r>
+      <w:r>
+        <w:t xml:space="preserve"> </w:t>
+      </w:r>
+      <w:r>
+        <w:rPr>
+          <w:b/>
+          <w:bCs/>
+        </w:rPr>
+        <w:t xml:space="preserve">822 automated tests / 107 files.</w:t>
+      </w:r>
+    </w:p>
+    <w:p>
+      <w:pPr>
+        <w:pStyle w:val="Compact"/>
+        <w:numPr>
+          <w:ilvl w:val="0"/>
+          <w:numId w:val="1013"/>
+        </w:numPr>
+      </w:pPr>
+      <w:r>
+        <w:rPr>
+          <w:b/>
+          <w:bCs/>
+        </w:rPr>
         <w:t xml:space="preserve">2026-07-16 — Unsaved-work guard shipped (v0.6.0).</w:t>
       </w:r>
       <w:r>
@@ -14982,7 +15159,7 @@
           <w:b/>
           <w:bCs/>
         </w:rPr>
-        <w:t xml:space="preserve">Hub Studio 2.0 · Studio build v0.6.0</w:t>
+        <w:t xml:space="preserve">Hub Studio 2.0 · Studio build v0.7.0</w:t>
       </w:r>
       <w:r>
         <w:t xml:space="preserve"> </w:t>

--- a/docs/ICJIA-Studio-20-rewrite-copperhead.docx
+++ b/docs/ICJIA-Studio-20-rewrite-copperhead.docx
@@ -7685,6 +7685,51 @@
               <w:pStyle w:val="Compact"/>
             </w:pPr>
             <w:r>
+              <w:t xml:space="preserve">Edit-conflict detection (save-time check, warn and choose)</w:t>
+            </w:r>
+          </w:p>
+        </w:tc>
+        <w:tc>
+          <w:tcPr/>
+          <w:p>
+            <w:pPr>
+              <w:pStyle w:val="Compact"/>
+            </w:pPr>
+            <w:r>
+              <w:t xml:space="preserve">Two editors can no longer silently overwrite each other</w:t>
+            </w:r>
+          </w:p>
+        </w:tc>
+        <w:tc>
+          <w:tcPr/>
+          <w:p>
+            <w:pPr>
+              <w:pStyle w:val="Compact"/>
+            </w:pPr>
+            <w:r>
+              <w:rPr>
+                <w:b/>
+                <w:bCs/>
+              </w:rPr>
+              <w:t xml:space="preserve">Built</w:t>
+            </w:r>
+            <w:r>
+              <w:t xml:space="preserve"> </w:t>
+            </w:r>
+            <w:r>
+              <w:t xml:space="preserve">(v0.8.0)</w:t>
+            </w:r>
+          </w:p>
+        </w:tc>
+      </w:tr>
+      <w:tr>
+        <w:tc>
+          <w:tcPr/>
+          <w:p>
+            <w:pPr>
+              <w:pStyle w:val="Compact"/>
+            </w:pPr>
+            <w:r>
               <w:t xml:space="preserve">"Preview as published" (TOC, end matter, Print)</w:t>
             </w:r>
           </w:p>
@@ -14597,6 +14642,194 @@
           <w:b/>
           <w:bCs/>
         </w:rPr>
+        <w:t xml:space="preserve">2026-07-16 — Edit-conflict detection shipped (v0.8.0).</w:t>
+      </w:r>
+      <w:r>
+        <w:t xml:space="preserve"> </w:t>
+      </w:r>
+      <w:r>
+        <w:t xml:space="preserve">A</w:t>
+      </w:r>
+      <w:r>
+        <w:t xml:space="preserve"> </w:t>
+      </w:r>
+      <w:r>
+        <w:t xml:space="preserve">fields-limited</w:t>
+      </w:r>
+      <w:r>
+        <w:t xml:space="preserve"> </w:t>
+      </w:r>
+      <w:r>
+        <w:rPr>
+          <w:rStyle w:val="VerbatimChar"/>
+        </w:rPr>
+        <w:t xml:space="preserve">updatedAt</w:t>
+      </w:r>
+      <w:r>
+        <w:t xml:space="preserve"> </w:t>
+      </w:r>
+      <w:r>
+        <w:t xml:space="preserve">check now runs before every edit-mode save on all three</w:t>
+      </w:r>
+      <w:r>
+        <w:t xml:space="preserve"> </w:t>
+      </w:r>
+      <w:r>
+        <w:t xml:space="preserve">content forms; a genuine conflict raises a</w:t>
+      </w:r>
+      <w:r>
+        <w:t xml:space="preserve"> </w:t>
+      </w:r>
+      <w:r>
+        <w:rPr>
+          <w:rStyle w:val="VerbatimChar"/>
+        </w:rPr>
+        <w:t xml:space="preserve">role="alert"</w:t>
+      </w:r>
+      <w:r>
+        <w:t xml:space="preserve"> </w:t>
+      </w:r>
+      <w:r>
+        <w:t xml:space="preserve">banner — "This draft was</w:t>
+      </w:r>
+      <w:r>
+        <w:t xml:space="preserve"> </w:t>
+      </w:r>
+      <w:r>
+        <w:t xml:space="preserve">changed by someone else while you were editing (their save: ⟨time⟩)." — offering</w:t>
+      </w:r>
+      <w:r>
+        <w:t xml:space="preserve"> </w:t>
+      </w:r>
+      <w:r>
+        <w:rPr>
+          <w:b/>
+          <w:bCs/>
+        </w:rPr>
+        <w:t xml:space="preserve">Save anyway</w:t>
+      </w:r>
+      <w:r>
+        <w:t xml:space="preserve"> </w:t>
+      </w:r>
+      <w:r>
+        <w:t xml:space="preserve">or</w:t>
+      </w:r>
+      <w:r>
+        <w:t xml:space="preserve"> </w:t>
+      </w:r>
+      <w:r>
+        <w:rPr>
+          <w:b/>
+          <w:bCs/>
+        </w:rPr>
+        <w:t xml:space="preserve">Load their version</w:t>
+      </w:r>
+      <w:r>
+        <w:t xml:space="preserve">. Load-theirs snapshots the author's own edits</w:t>
+      </w:r>
+      <w:r>
+        <w:t xml:space="preserve"> </w:t>
+      </w:r>
+      <w:r>
+        <w:t xml:space="preserve">to the local draft backup</w:t>
+      </w:r>
+      <w:r>
+        <w:t xml:space="preserve"> </w:t>
+      </w:r>
+      <w:r>
+        <w:rPr>
+          <w:i/>
+          <w:iCs/>
+        </w:rPr>
+        <w:t xml:space="preserve">first</w:t>
+      </w:r>
+      <w:r>
+        <w:t xml:space="preserve">, so the v0.6.0 restore banner can hand them back</w:t>
+      </w:r>
+      <w:r>
+        <w:t xml:space="preserve"> </w:t>
+      </w:r>
+      <w:r>
+        <w:t xml:space="preserve">afterward — the two features now work as one system, including a restore-vs-Load-theirs</w:t>
+      </w:r>
+      <w:r>
+        <w:t xml:space="preserve"> </w:t>
+      </w:r>
+      <w:r>
+        <w:t xml:space="preserve">race the whole-branch final review found and closed the same way as the original</w:t>
+      </w:r>
+      <w:r>
+        <w:t xml:space="preserve"> </w:t>
+      </w:r>
+      <w:r>
+        <w:t xml:space="preserve">Save-anyway race, plus a stamp reseed on Restore and a publish/unpublish refresh that</w:t>
+      </w:r>
+      <w:r>
+        <w:t xml:space="preserve"> </w:t>
+      </w:r>
+      <w:r>
+        <w:t xml:space="preserve">close two more false-conflict gaps. Fails open on any check error; the check runs the</w:t>
+      </w:r>
+      <w:r>
+        <w:t xml:space="preserve"> </w:t>
+      </w:r>
+      <w:r>
+        <w:t xml:space="preserve">same logic in the public demo against its in-memory store's stamps (the demo store is</w:t>
+      </w:r>
+      <w:r>
+        <w:t xml:space="preserve"> </w:t>
+      </w:r>
+      <w:r>
+        <w:t xml:space="preserve">per-tab, so reproducing a genuine collision is a two-browser staging-rehearsal exercise,</w:t>
+      </w:r>
+      <w:r>
+        <w:t xml:space="preserve"> </w:t>
+      </w:r>
+      <w:r>
+        <w:t xml:space="preserve">not a two-demo-tab one). Built test-first over five reviewed tasks with per-task</w:t>
+      </w:r>
+      <w:r>
+        <w:t xml:space="preserve"> </w:t>
+      </w:r>
+      <w:r>
+        <w:t xml:space="preserve">adversarial review plus a whole-branch final review (two reviewer-found Critical races</w:t>
+      </w:r>
+      <w:r>
+        <w:t xml:space="preserve"> </w:t>
+      </w:r>
+      <w:r>
+        <w:t xml:space="preserve">closed with layered tests), then verified live in the running app (clean saves,</w:t>
+      </w:r>
+      <w:r>
+        <w:t xml:space="preserve"> </w:t>
+      </w:r>
+      <w:r>
+        <w:t xml:space="preserve">no false conflict after unpublish, restore-then-save with the reseeded stamp).</w:t>
+      </w:r>
+      <w:r>
+        <w:t xml:space="preserve"> </w:t>
+      </w:r>
+      <w:r>
+        <w:rPr>
+          <w:b/>
+          <w:bCs/>
+        </w:rPr>
+        <w:t xml:space="preserve">868 automated tests / 109 files.</w:t>
+      </w:r>
+    </w:p>
+    <w:p>
+      <w:pPr>
+        <w:pStyle w:val="Compact"/>
+        <w:numPr>
+          <w:ilvl w:val="0"/>
+          <w:numId w:val="1013"/>
+        </w:numPr>
+      </w:pPr>
+      <w:r>
+        <w:rPr>
+          <w:b/>
+          <w:bCs/>
+        </w:rPr>
         <w:t xml:space="preserve">2026-07-16 — Title search shipped (v0.7.0).</w:t>
       </w:r>
       <w:r>
@@ -15159,7 +15392,7 @@
           <w:b/>
           <w:bCs/>
         </w:rPr>
-        <w:t xml:space="preserve">Hub Studio 2.0 · Studio build v0.7.0</w:t>
+        <w:t xml:space="preserve">Hub Studio 2.0 · Studio build v0.8.0</w:t>
       </w:r>
       <w:r>
         <w:t xml:space="preserve"> </w:t>

--- a/docs/ICJIA-Studio-20-rewrite-copperhead.docx
+++ b/docs/ICJIA-Studio-20-rewrite-copperhead.docx
@@ -15392,7 +15392,7 @@
           <w:b/>
           <w:bCs/>
         </w:rPr>
-        <w:t xml:space="preserve">Hub Studio 2.0 · Studio build v0.8.0</w:t>
+        <w:t xml:space="preserve">Hub Studio 2.0 · Studio build v0.8.1</w:t>
       </w:r>
       <w:r>
         <w:t xml:space="preserve"> </w:t>

--- a/docs/ICJIA-Studio-20-rewrite-copperhead.docx
+++ b/docs/ICJIA-Studio-20-rewrite-copperhead.docx
@@ -15392,7 +15392,7 @@
           <w:b/>
           <w:bCs/>
         </w:rPr>
-        <w:t xml:space="preserve">Hub Studio 2.0 · Studio build v0.8.1</w:t>
+        <w:t xml:space="preserve">Hub Studio 2.0 · Studio build v0.8.2</w:t>
       </w:r>
       <w:r>
         <w:t xml:space="preserve"> </w:t>

--- a/docs/ICJIA-Studio-20-rewrite-copperhead.docx
+++ b/docs/ICJIA-Studio-20-rewrite-copperhead.docx
@@ -15392,7 +15392,7 @@
           <w:b/>
           <w:bCs/>
         </w:rPr>
-        <w:t xml:space="preserve">Hub Studio 2.0 · Studio build v0.8.2</w:t>
+        <w:t xml:space="preserve">Hub Studio 2.0 · Studio build v0.8.3</w:t>
       </w:r>
       <w:r>
         <w:t xml:space="preserve"> </w:t>

--- a/docs/ICJIA-Studio-20-rewrite-copperhead.docx
+++ b/docs/ICJIA-Studio-20-rewrite-copperhead.docx
@@ -14642,6 +14642,82 @@
           <w:b/>
           <w:bCs/>
         </w:rPr>
+        <w:t xml:space="preserve">2026-07-17 — Accessibility riders shipped; social card added (v0.8.4).</w:t>
+      </w:r>
+      <w:r>
+        <w:t xml:space="preserve"> </w:t>
+      </w:r>
+      <w:r>
+        <w:t xml:space="preserve">The four</w:t>
+      </w:r>
+      <w:r>
+        <w:t xml:space="preserve"> </w:t>
+      </w:r>
+      <w:r>
+        <w:t xml:space="preserve">screen-reader/keyboard refinements from the annotations review are in: the highlight</w:t>
+      </w:r>
+      <w:r>
+        <w:t xml:space="preserve"> </w:t>
+      </w:r>
+      <w:r>
+        <w:t xml:space="preserve">color swatches are a true radio group, the reviewer toolbar is a single Tab stop with</w:t>
+      </w:r>
+      <w:r>
+        <w:t xml:space="preserve"> </w:t>
+      </w:r>
+      <w:r>
+        <w:t xml:space="preserve">arrow-key movement, the phone-size comments drawer behaves as a proper dialog (focus</w:t>
+      </w:r>
+      <w:r>
+        <w:t xml:space="preserve"> </w:t>
+      </w:r>
+      <w:r>
+        <w:t xml:space="preserve">moves in, Escape closes and puts focus back), and starting a comment from the keyboard</w:t>
+      </w:r>
+      <w:r>
+        <w:t xml:space="preserve"> </w:t>
+      </w:r>
+      <w:r>
+        <w:t xml:space="preserve">(select text, press Enter) now works reliably — and never hijacks Enter on links,</w:t>
+      </w:r>
+      <w:r>
+        <w:t xml:space="preserve"> </w:t>
+      </w:r>
+      <w:r>
+        <w:t xml:space="preserve">buttons, or reply boxes. The repository and app also gained a dark social-preview</w:t>
+      </w:r>
+      <w:r>
+        <w:t xml:space="preserve"> </w:t>
+      </w:r>
+      <w:r>
+        <w:t xml:space="preserve">card (the image shown when a Studio link is shared), and the security audit's</w:t>
+      </w:r>
+      <w:r>
+        <w:t xml:space="preserve"> </w:t>
+      </w:r>
+      <w:r>
+        <w:t xml:space="preserve">between-passes delta log was brought current with a fresh dependency-vulnerability</w:t>
+      </w:r>
+      <w:r>
+        <w:t xml:space="preserve"> </w:t>
+      </w:r>
+      <w:r>
+        <w:t xml:space="preserve">re-check (still 0 critical / high / moderate).</w:t>
+      </w:r>
+    </w:p>
+    <w:p>
+      <w:pPr>
+        <w:pStyle w:val="Compact"/>
+        <w:numPr>
+          <w:ilvl w:val="0"/>
+          <w:numId w:val="1013"/>
+        </w:numPr>
+      </w:pPr>
+      <w:r>
+        <w:rPr>
+          <w:b/>
+          <w:bCs/>
+        </w:rPr>
         <w:t xml:space="preserve">2026-07-16 — Edit-conflict detection shipped (v0.8.0).</w:t>
       </w:r>
       <w:r>
@@ -14814,7 +14890,7 @@
           <w:b/>
           <w:bCs/>
         </w:rPr>
-        <w:t xml:space="preserve">868 automated tests / 109 files.</w:t>
+        <w:t xml:space="preserve">879 automated tests / 109 files.</w:t>
       </w:r>
     </w:p>
     <w:p>
@@ -15392,7 +15468,7 @@
           <w:b/>
           <w:bCs/>
         </w:rPr>
-        <w:t xml:space="preserve">Hub Studio 2.0 · Studio build v0.8.3</w:t>
+        <w:t xml:space="preserve">Hub Studio 2.0 · Studio build v0.8.4</w:t>
       </w:r>
       <w:r>
         <w:t xml:space="preserve"> </w:t>

--- a/docs/ICJIA-Studio-20-rewrite-copperhead.docx
+++ b/docs/ICJIA-Studio-20-rewrite-copperhead.docx
@@ -295,13 +295,26 @@
                 <w:b/>
                 <w:bCs/>
               </w:rPr>
-              <w:t xml:space="preserve">revised 2026-07-11</w:t>
+              <w:t xml:space="preserve">revised 2026-07-17 (v0.8.4)</w:t>
             </w:r>
             <w:r>
               <w:t xml:space="preserve"> </w:t>
             </w:r>
             <w:r>
-              <w:t xml:space="preserve">(test counts, four audits, features shipped since — annotations, tab-only preview, card view, guided tour, public demo roles, CI)</w:t>
+              <w:t xml:space="preserve">— see</w:t>
+            </w:r>
+            <w:r>
+              <w:t xml:space="preserve"> </w:t>
+            </w:r>
+            <w:r>
+              <w:rPr>
+                <w:b/>
+                <w:bCs/>
+              </w:rPr>
+              <w:t xml:space="preserve">What's changed recently</w:t>
+            </w:r>
+            <w:r>
+              <w:t xml:space="preserve">, immediately below, for the dated digest (kept at the top of this document, newest first)</w:t>
             </w:r>
           </w:p>
         </w:tc>
@@ -438,7 +451,7 @@
           <w:b/>
           <w:bCs/>
         </w:rPr>
-        <w:t xml:space="preserve">677 automated tests, all passing</w:t>
+        <w:t xml:space="preserve">879 automated tests, all passing</w:t>
       </w:r>
       <w:r>
         <w:t xml:space="preserve">, re-run automatically on every change (CI).</w:t>
@@ -585,13 +598,77 @@
     </w:p>
     <w:bookmarkEnd w:id="10"/>
     <w:bookmarkEnd w:id="11"/>
-    <w:bookmarkStart w:id="12" w:name="tldr--the-30-second-version"/>
+    <w:bookmarkStart w:id="14" w:name="whats-changed-recently"/>
     <w:p>
       <w:pPr>
         <w:pStyle w:val="Heading2"/>
       </w:pPr>
       <w:r>
-        <w:t xml:space="preserve">TL;DR — the 30-second version</w:t>
+        <w:t xml:space="preserve">What's changed recently</w:t>
+      </w:r>
+    </w:p>
+    <w:p>
+      <w:pPr>
+        <w:pStyle w:val="FirstParagraph"/>
+      </w:pPr>
+      <w:r>
+        <w:t xml:space="preserve">A short digest for managers,</w:t>
+      </w:r>
+      <w:r>
+        <w:t xml:space="preserve"> </w:t>
+      </w:r>
+      <w:r>
+        <w:rPr>
+          <w:b/>
+          <w:bCs/>
+        </w:rPr>
+        <w:t xml:space="preserve">newest first, kept at the top of this document</w:t>
+      </w:r>
+      <w:r>
+        <w:t xml:space="preserve"> </w:t>
+      </w:r>
+      <w:r>
+        <w:t xml:space="preserve">so the</w:t>
+      </w:r>
+      <w:r>
+        <w:t xml:space="preserve"> </w:t>
+      </w:r>
+      <w:r>
+        <w:t xml:space="preserve">latest state is the first thing you see — the complete version-by-version record is the</w:t>
+      </w:r>
+      <w:r>
+        <w:t xml:space="preserve"> </w:t>
+      </w:r>
+      <w:hyperlink r:id="rId12">
+        <w:r>
+          <w:rPr>
+            <w:rStyle w:val="Hyperlink"/>
+          </w:rPr>
+          <w:t xml:space="preserve">changelog</w:t>
+        </w:r>
+      </w:hyperlink>
+      <w:r>
+        <w:t xml:space="preserve">, and the</w:t>
+      </w:r>
+      <w:r>
+        <w:t xml:space="preserve"> </w:t>
+      </w:r>
+      <w:r>
+        <w:t xml:space="preserve">living list of what's in flight and what's next is the</w:t>
+      </w:r>
+      <w:r>
+        <w:t xml:space="preserve"> </w:t>
+      </w:r>
+      <w:hyperlink r:id="rId13">
+        <w:r>
+          <w:rPr>
+            <w:rStyle w:val="Hyperlink"/>
+          </w:rPr>
+          <w:t xml:space="preserve">roadmap</w:t>
+        </w:r>
+      </w:hyperlink>
+      <w:r>
+        <w:t xml:space="preserve">.</w:t>
       </w:r>
     </w:p>
     <w:p>
@@ -607,26 +684,67 @@
           <w:b/>
           <w:bCs/>
         </w:rPr>
-        <w:t xml:space="preserve">What it is:</w:t>
-      </w:r>
-      <w:r>
-        <w:t xml:space="preserve"> </w:t>
-      </w:r>
-      <w:r>
-        <w:t xml:space="preserve">Hub Studio 2.0 — the internal tool ICJIA staff use to write, preview, and publish Research Hub content (articles, apps, datasets). It is the authoring-and-publishing component of the wider</w:t>
-      </w:r>
-      <w:r>
-        <w:t xml:space="preserve"> </w:t>
-      </w:r>
-      <w:r>
-        <w:rPr>
-          <w:b/>
-          <w:bCs/>
-        </w:rPr>
-        <w:t xml:space="preserve">Hub 2.0 publishing project</w:t>
-      </w:r>
-      <w:r>
-        <w:t xml:space="preserve">, the modernization of the ICJIA Research Hub.</w:t>
+        <w:t xml:space="preserve">2026-07-17 — Accessibility riders shipped; social card added (v0.8.4).</w:t>
+      </w:r>
+      <w:r>
+        <w:t xml:space="preserve"> </w:t>
+      </w:r>
+      <w:r>
+        <w:t xml:space="preserve">The four</w:t>
+      </w:r>
+      <w:r>
+        <w:t xml:space="preserve"> </w:t>
+      </w:r>
+      <w:r>
+        <w:t xml:space="preserve">screen-reader/keyboard refinements from the annotations review are in: the highlight</w:t>
+      </w:r>
+      <w:r>
+        <w:t xml:space="preserve"> </w:t>
+      </w:r>
+      <w:r>
+        <w:t xml:space="preserve">color swatches are a true radio group, the reviewer toolbar is a single Tab stop with</w:t>
+      </w:r>
+      <w:r>
+        <w:t xml:space="preserve"> </w:t>
+      </w:r>
+      <w:r>
+        <w:t xml:space="preserve">arrow-key movement, the phone-size comments drawer behaves as a proper dialog (focus</w:t>
+      </w:r>
+      <w:r>
+        <w:t xml:space="preserve"> </w:t>
+      </w:r>
+      <w:r>
+        <w:t xml:space="preserve">moves in, Escape closes and puts focus back), and starting a comment from the keyboard</w:t>
+      </w:r>
+      <w:r>
+        <w:t xml:space="preserve"> </w:t>
+      </w:r>
+      <w:r>
+        <w:t xml:space="preserve">(select text, press Enter) now works reliably — and never hijacks Enter on links,</w:t>
+      </w:r>
+      <w:r>
+        <w:t xml:space="preserve"> </w:t>
+      </w:r>
+      <w:r>
+        <w:t xml:space="preserve">buttons, or reply boxes. The repository and app also gained a dark social-preview</w:t>
+      </w:r>
+      <w:r>
+        <w:t xml:space="preserve"> </w:t>
+      </w:r>
+      <w:r>
+        <w:t xml:space="preserve">card with the official ICJIA logo (the image shown when a Studio link is shared), and</w:t>
+      </w:r>
+      <w:r>
+        <w:t xml:space="preserve"> </w:t>
+      </w:r>
+      <w:r>
+        <w:t xml:space="preserve">the security audit's between-passes delta log was brought current with a fresh</w:t>
+      </w:r>
+      <w:r>
+        <w:t xml:space="preserve"> </w:t>
+      </w:r>
+      <w:r>
+        <w:t xml:space="preserve">dependency-vulnerability re-check (still 0 critical / high / moderate).</w:t>
       </w:r>
     </w:p>
     <w:p>
@@ -642,61 +760,179 @@
           <w:b/>
           <w:bCs/>
         </w:rPr>
-        <w:t xml:space="preserve">A proven platform, now modernized:</w:t>
-      </w:r>
-      <w:r>
-        <w:t xml:space="preserve"> </w:t>
-      </w:r>
-      <w:r>
-        <w:t xml:space="preserve">this is not a new bet. Under</w:t>
-      </w:r>
-      <w:r>
-        <w:t xml:space="preserve"> </w:t>
-      </w:r>
-      <w:r>
-        <w:rPr>
-          <w:b/>
-          <w:bCs/>
-        </w:rPr>
-        <w:t xml:space="preserve">Hub 1.0</w:t>
-      </w:r>
-      <w:r>
-        <w:t xml:space="preserve"> </w:t>
-      </w:r>
-      <w:r>
-        <w:t xml:space="preserve">(in production since 2019), the Research Hub became the most-read content on ICJIA's public site — about</w:t>
-      </w:r>
-      <w:r>
-        <w:t xml:space="preserve"> </w:t>
-      </w:r>
-      <w:r>
-        <w:rPr>
-          <w:b/>
-          <w:bCs/>
-        </w:rPr>
-        <w:t xml:space="preserve">45–50% of all pageviews</w:t>
-      </w:r>
-      <w:r>
-        <w:t xml:space="preserve"> </w:t>
-      </w:r>
-      <w:r>
-        <w:t xml:space="preserve">(and up to ~66% of visitors) on icjia.illinois.gov.</w:t>
-      </w:r>
-      <w:r>
-        <w:t xml:space="preserve"> </w:t>
-      </w:r>
-      <w:r>
-        <w:rPr>
-          <w:b/>
-          <w:bCs/>
-        </w:rPr>
-        <w:t xml:space="preserve">Hub 2.0</w:t>
-      </w:r>
-      <w:r>
-        <w:t xml:space="preserve"> </w:t>
-      </w:r>
-      <w:r>
-        <w:t xml:space="preserve">carries that track record forward: the same publishing mission for Research &amp; Analysis (R&amp;A) authors, rebuilt on a modern web stack and content management system, with a faster, friendlier authoring experience.</w:t>
+        <w:t xml:space="preserve">2026-07-16 — Edit-conflict detection shipped (v0.8.0).</w:t>
+      </w:r>
+      <w:r>
+        <w:t xml:space="preserve"> </w:t>
+      </w:r>
+      <w:r>
+        <w:t xml:space="preserve">A</w:t>
+      </w:r>
+      <w:r>
+        <w:t xml:space="preserve"> </w:t>
+      </w:r>
+      <w:r>
+        <w:t xml:space="preserve">fields-limited</w:t>
+      </w:r>
+      <w:r>
+        <w:t xml:space="preserve"> </w:t>
+      </w:r>
+      <w:r>
+        <w:rPr>
+          <w:rStyle w:val="VerbatimChar"/>
+        </w:rPr>
+        <w:t xml:space="preserve">updatedAt</w:t>
+      </w:r>
+      <w:r>
+        <w:t xml:space="preserve"> </w:t>
+      </w:r>
+      <w:r>
+        <w:t xml:space="preserve">check now runs before every edit-mode save on all three</w:t>
+      </w:r>
+      <w:r>
+        <w:t xml:space="preserve"> </w:t>
+      </w:r>
+      <w:r>
+        <w:t xml:space="preserve">content forms; a genuine conflict raises a</w:t>
+      </w:r>
+      <w:r>
+        <w:t xml:space="preserve"> </w:t>
+      </w:r>
+      <w:r>
+        <w:rPr>
+          <w:rStyle w:val="VerbatimChar"/>
+        </w:rPr>
+        <w:t xml:space="preserve">role="alert"</w:t>
+      </w:r>
+      <w:r>
+        <w:t xml:space="preserve"> </w:t>
+      </w:r>
+      <w:r>
+        <w:t xml:space="preserve">banner — "This draft was</w:t>
+      </w:r>
+      <w:r>
+        <w:t xml:space="preserve"> </w:t>
+      </w:r>
+      <w:r>
+        <w:t xml:space="preserve">changed by someone else while you were editing (their save: ⟨time⟩)." — offering</w:t>
+      </w:r>
+      <w:r>
+        <w:t xml:space="preserve"> </w:t>
+      </w:r>
+      <w:r>
+        <w:rPr>
+          <w:b/>
+          <w:bCs/>
+        </w:rPr>
+        <w:t xml:space="preserve">Save anyway</w:t>
+      </w:r>
+      <w:r>
+        <w:t xml:space="preserve"> </w:t>
+      </w:r>
+      <w:r>
+        <w:t xml:space="preserve">or</w:t>
+      </w:r>
+      <w:r>
+        <w:t xml:space="preserve"> </w:t>
+      </w:r>
+      <w:r>
+        <w:rPr>
+          <w:b/>
+          <w:bCs/>
+        </w:rPr>
+        <w:t xml:space="preserve">Load their version</w:t>
+      </w:r>
+      <w:r>
+        <w:t xml:space="preserve">. Load-theirs snapshots the author's own edits</w:t>
+      </w:r>
+      <w:r>
+        <w:t xml:space="preserve"> </w:t>
+      </w:r>
+      <w:r>
+        <w:t xml:space="preserve">to the local draft backup</w:t>
+      </w:r>
+      <w:r>
+        <w:t xml:space="preserve"> </w:t>
+      </w:r>
+      <w:r>
+        <w:rPr>
+          <w:i/>
+          <w:iCs/>
+        </w:rPr>
+        <w:t xml:space="preserve">first</w:t>
+      </w:r>
+      <w:r>
+        <w:t xml:space="preserve">, so the v0.6.0 restore banner can hand them back</w:t>
+      </w:r>
+      <w:r>
+        <w:t xml:space="preserve"> </w:t>
+      </w:r>
+      <w:r>
+        <w:t xml:space="preserve">afterward — the two features now work as one system, including a restore-vs-Load-theirs</w:t>
+      </w:r>
+      <w:r>
+        <w:t xml:space="preserve"> </w:t>
+      </w:r>
+      <w:r>
+        <w:t xml:space="preserve">race the whole-branch final review found and closed the same way as the original</w:t>
+      </w:r>
+      <w:r>
+        <w:t xml:space="preserve"> </w:t>
+      </w:r>
+      <w:r>
+        <w:t xml:space="preserve">Save-anyway race, plus a stamp reseed on Restore and a publish/unpublish refresh that</w:t>
+      </w:r>
+      <w:r>
+        <w:t xml:space="preserve"> </w:t>
+      </w:r>
+      <w:r>
+        <w:t xml:space="preserve">close two more false-conflict gaps. Fails open on any check error; the check runs the</w:t>
+      </w:r>
+      <w:r>
+        <w:t xml:space="preserve"> </w:t>
+      </w:r>
+      <w:r>
+        <w:t xml:space="preserve">same logic in the public demo against its in-memory store's stamps (the demo store is</w:t>
+      </w:r>
+      <w:r>
+        <w:t xml:space="preserve"> </w:t>
+      </w:r>
+      <w:r>
+        <w:t xml:space="preserve">per-tab, so reproducing a genuine collision is a two-browser staging-rehearsal exercise,</w:t>
+      </w:r>
+      <w:r>
+        <w:t xml:space="preserve"> </w:t>
+      </w:r>
+      <w:r>
+        <w:t xml:space="preserve">not a two-demo-tab one). Built test-first over five reviewed tasks with per-task</w:t>
+      </w:r>
+      <w:r>
+        <w:t xml:space="preserve"> </w:t>
+      </w:r>
+      <w:r>
+        <w:t xml:space="preserve">adversarial review plus a whole-branch final review (two reviewer-found Critical races</w:t>
+      </w:r>
+      <w:r>
+        <w:t xml:space="preserve"> </w:t>
+      </w:r>
+      <w:r>
+        <w:t xml:space="preserve">closed with layered tests), then verified live in the running app (clean saves,</w:t>
+      </w:r>
+      <w:r>
+        <w:t xml:space="preserve"> </w:t>
+      </w:r>
+      <w:r>
+        <w:t xml:space="preserve">no false conflict after unpublish, restore-then-save with the reseeded stamp).</w:t>
+      </w:r>
+      <w:r>
+        <w:t xml:space="preserve"> </w:t>
+      </w:r>
+      <w:r>
+        <w:rPr>
+          <w:b/>
+          <w:bCs/>
+        </w:rPr>
+        <w:t xml:space="preserve">879 automated tests / 109 files.</w:t>
       </w:r>
     </w:p>
     <w:p>
@@ -705,6 +941,560 @@
         <w:numPr>
           <w:ilvl w:val="0"/>
           <w:numId w:val="1001"/>
+        </w:numPr>
+      </w:pPr>
+      <w:r>
+        <w:rPr>
+          <w:b/>
+          <w:bCs/>
+        </w:rPr>
+        <w:t xml:space="preserve">2026-07-16 — Title search shipped (v0.7.0).</w:t>
+      </w:r>
+      <w:r>
+        <w:t xml:space="preserve"> </w:t>
+      </w:r>
+      <w:r>
+        <w:t xml:space="preserve">A labeled, 300 ms-debounced search box</w:t>
+      </w:r>
+      <w:r>
+        <w:t xml:space="preserve"> </w:t>
+      </w:r>
+      <w:r>
+        <w:t xml:space="preserve">now sits beside the Type filter on every content list — Articles, Apps, and Datasets</w:t>
+      </w:r>
+      <w:r>
+        <w:t xml:space="preserve"> </w:t>
+      </w:r>
+      <w:r>
+        <w:t xml:space="preserve">alike — filtering by title, case-insensitive, across the</w:t>
+      </w:r>
+      <w:r>
+        <w:t xml:space="preserve"> </w:t>
+      </w:r>
+      <w:r>
+        <w:rPr>
+          <w:b/>
+          <w:bCs/>
+        </w:rPr>
+        <w:t xml:space="preserve">whole library</w:t>
+      </w:r>
+      <w:r>
+        <w:t xml:space="preserve">, server-side,</w:t>
+      </w:r>
+      <w:r>
+        <w:t xml:space="preserve"> </w:t>
+      </w:r>
+      <w:r>
+        <w:t xml:space="preserve">identically in live and demo modes; a search change re-pages to 1, and a distinct "No</w:t>
+      </w:r>
+      <w:r>
+        <w:t xml:space="preserve"> </w:t>
+      </w:r>
+      <w:r>
+        <w:t xml:space="preserve">matches" message replaces the generic empty state. Ahead of launch's 236 real articles</w:t>
+      </w:r>
+      <w:r>
+        <w:t xml:space="preserve"> </w:t>
+      </w:r>
+      <w:r>
+        <w:t xml:space="preserve">(analysis-roadmap §5.3-6). The release also fixes a</w:t>
+      </w:r>
+      <w:r>
+        <w:t xml:space="preserve"> </w:t>
+      </w:r>
+      <w:r>
+        <w:rPr>
+          <w:b/>
+          <w:bCs/>
+        </w:rPr>
+        <w:t xml:space="preserve">latent live-mode defect the</w:t>
+      </w:r>
+      <w:r>
+        <w:rPr>
+          <w:b/>
+          <w:bCs/>
+        </w:rPr>
+        <w:t xml:space="preserve"> </w:t>
+      </w:r>
+      <w:r>
+        <w:rPr>
+          <w:b/>
+          <w:bCs/>
+        </w:rPr>
+        <w:t xml:space="preserve">whole-branch review uncovered</w:t>
+      </w:r>
+      <w:r>
+        <w:t xml:space="preserve">: filter parameters (including the existing type filter)</w:t>
+      </w:r>
+      <w:r>
+        <w:t xml:space="preserve"> </w:t>
+      </w:r>
+      <w:r>
+        <w:t xml:space="preserve">were serialized in a form the live content system would reject — invisible until now</w:t>
+      </w:r>
+      <w:r>
+        <w:t xml:space="preserve"> </w:t>
+      </w:r>
+      <w:r>
+        <w:t xml:space="preserve">because the demo and dev sessions run in-memory. The wire format now matches the</w:t>
+      </w:r>
+      <w:r>
+        <w:t xml:space="preserve"> </w:t>
+      </w:r>
+      <w:r>
+        <w:t xml:space="preserve">sandbox-validated pattern, with a final confirmation step added to the staging</w:t>
+      </w:r>
+      <w:r>
+        <w:t xml:space="preserve"> </w:t>
+      </w:r>
+      <w:r>
+        <w:t xml:space="preserve">rehearsal checklist. Verified live in the demo (whole-library filtering, no-matches</w:t>
+      </w:r>
+      <w:r>
+        <w:t xml:space="preserve"> </w:t>
+      </w:r>
+      <w:r>
+        <w:t xml:space="preserve">state, and the unsaved-work guard's leave warning intercepting a real navigation).</w:t>
+      </w:r>
+      <w:r>
+        <w:t xml:space="preserve"> </w:t>
+      </w:r>
+      <w:r>
+        <w:rPr>
+          <w:b/>
+          <w:bCs/>
+        </w:rPr>
+        <w:t xml:space="preserve">822 automated tests / 107 files.</w:t>
+      </w:r>
+    </w:p>
+    <w:p>
+      <w:pPr>
+        <w:pStyle w:val="Compact"/>
+        <w:numPr>
+          <w:ilvl w:val="0"/>
+          <w:numId w:val="1001"/>
+        </w:numPr>
+      </w:pPr>
+      <w:r>
+        <w:rPr>
+          <w:b/>
+          <w:bCs/>
+        </w:rPr>
+        <w:t xml:space="preserve">2026-07-16 — Unsaved-work guard shipped (v0.6.0).</w:t>
+      </w:r>
+      <w:r>
+        <w:t xml:space="preserve"> </w:t>
+      </w:r>
+      <w:r>
+        <w:t xml:space="preserve">Authors can no longer silently</w:t>
+      </w:r>
+      <w:r>
+        <w:t xml:space="preserve"> </w:t>
+      </w:r>
+      <w:r>
+        <w:t xml:space="preserve">lose in-progress work: a native leave-page warning, a 30-second local draft snapshot</w:t>
+      </w:r>
+      <w:r>
+        <w:t xml:space="preserve"> </w:t>
+      </w:r>
+      <w:r>
+        <w:t xml:space="preserve">while a form is dirty, and a non-blocking restore banner ("Restore" / "Discard") when a</w:t>
+      </w:r>
+      <w:r>
+        <w:t xml:space="preserve"> </w:t>
+      </w:r>
+      <w:r>
+        <w:t xml:space="preserve">surviving snapshot is found; every successful save clears the backup.</w:t>
+      </w:r>
+      <w:r>
+        <w:t xml:space="preserve"> </w:t>
+      </w:r>
+      <w:r>
+        <w:rPr>
+          <w:b/>
+          <w:bCs/>
+        </w:rPr>
+        <w:t xml:space="preserve">Live builds</w:t>
+      </w:r>
+      <w:r>
+        <w:rPr>
+          <w:b/>
+          <w:bCs/>
+        </w:rPr>
+        <w:t xml:space="preserve"> </w:t>
+      </w:r>
+      <w:r>
+        <w:rPr>
+          <w:b/>
+          <w:bCs/>
+        </w:rPr>
+        <w:t xml:space="preserve">only</w:t>
+      </w:r>
+      <w:r>
+        <w:t xml:space="preserve"> </w:t>
+      </w:r>
+      <w:r>
+        <w:t xml:space="preserve">— the public demo deliberately takes no snapshots, so its "nothing is saved /</w:t>
+      </w:r>
+      <w:r>
+        <w:t xml:space="preserve"> </w:t>
+      </w:r>
+      <w:r>
+        <w:t xml:space="preserve">resets each session" promise stays literally true; the demo still shows both warnings.</w:t>
+      </w:r>
+      <w:r>
+        <w:t xml:space="preserve"> </w:t>
+      </w:r>
+      <w:r>
+        <w:t xml:space="preserve">Built test-first over six reviewed tasks with per-task adversarial review, then verified</w:t>
+      </w:r>
+      <w:r>
+        <w:t xml:space="preserve"> </w:t>
+      </w:r>
+      <w:r>
+        <w:t xml:space="preserve">end-to-end in the running app (snapshot, restore, clear-on-save, and the demo's</w:t>
+      </w:r>
+      <w:r>
+        <w:t xml:space="preserve"> </w:t>
+      </w:r>
+      <w:r>
+        <w:t xml:space="preserve">zero-write policy all observed live).</w:t>
+      </w:r>
+      <w:r>
+        <w:t xml:space="preserve"> </w:t>
+      </w:r>
+      <w:r>
+        <w:rPr>
+          <w:b/>
+          <w:bCs/>
+        </w:rPr>
+        <w:t xml:space="preserve">800 automated tests / 107 files.</w:t>
+      </w:r>
+    </w:p>
+    <w:p>
+      <w:pPr>
+        <w:pStyle w:val="Compact"/>
+        <w:numPr>
+          <w:ilvl w:val="0"/>
+          <w:numId w:val="1001"/>
+        </w:numPr>
+      </w:pPr>
+      <w:r>
+        <w:rPr>
+          <w:b/>
+          <w:bCs/>
+        </w:rPr>
+        <w:t xml:space="preserve">2026-07-16 — Media-library picker shipped (v0.5.0).</w:t>
+      </w:r>
+      <w:r>
+        <w:t xml:space="preserve"> </w:t>
+      </w:r>
+      <w:r>
+        <w:t xml:space="preserve">Every image surface now opens on</w:t>
+      </w:r>
+      <w:r>
+        <w:t xml:space="preserve"> </w:t>
+      </w:r>
+      <w:r>
+        <w:t xml:space="preserve">the ~20 newest Media Library images (searchable) with upload-from-desktop one tab away;</w:t>
+      </w:r>
+      <w:r>
+        <w:t xml:space="preserve"> </w:t>
+      </w:r>
+      <w:r>
+        <w:t xml:space="preserve">picking an image that lacks alt text requires supplying it, which is written back to the</w:t>
+      </w:r>
+      <w:r>
+        <w:t xml:space="preserve"> </w:t>
+      </w:r>
+      <w:r>
+        <w:t xml:space="preserve">shared library so it improves for everyone. Works identically in the public demo, where</w:t>
+      </w:r>
+      <w:r>
+        <w:t xml:space="preserve"> </w:t>
+      </w:r>
+      <w:r>
+        <w:t xml:space="preserve">new images live only for the session and nothing persists. Built test-first over ten</w:t>
+      </w:r>
+      <w:r>
+        <w:t xml:space="preserve"> </w:t>
+      </w:r>
+      <w:r>
+        <w:t xml:space="preserve">adversarially-reviewed tasks and verified end-to-end in the running demo before merge.</w:t>
+      </w:r>
+      <w:r>
+        <w:t xml:space="preserve"> </w:t>
+      </w:r>
+      <w:r>
+        <w:rPr>
+          <w:b/>
+          <w:bCs/>
+        </w:rPr>
+        <w:t xml:space="preserve">757 automated tests / 104 files.</w:t>
+      </w:r>
+    </w:p>
+    <w:p>
+      <w:pPr>
+        <w:pStyle w:val="Compact"/>
+        <w:numPr>
+          <w:ilvl w:val="0"/>
+          <w:numId w:val="1001"/>
+        </w:numPr>
+      </w:pPr>
+      <w:r>
+        <w:rPr>
+          <w:b/>
+          <w:bCs/>
+        </w:rPr>
+        <w:t xml:space="preserve">2026-07-16 — Manager-docs workflow (v0.4.0).</w:t>
+      </w:r>
+      <w:r>
+        <w:t xml:space="preserve"> </w:t>
+      </w:r>
+      <w:r>
+        <w:t xml:space="preserve">This document, the README, the analysis</w:t>
+      </w:r>
+      <w:r>
+        <w:t xml:space="preserve"> </w:t>
+      </w:r>
+      <w:r>
+        <w:t xml:space="preserve">document, and the new roadmap now carry a version-stamped bottom nav; the Studio itself</w:t>
+      </w:r>
+      <w:r>
+        <w:t xml:space="preserve"> </w:t>
+      </w:r>
+      <w:r>
+        <w:t xml:space="preserve">gained a bottom status bar (version + doc links) and an in-app</w:t>
+      </w:r>
+      <w:r>
+        <w:t xml:space="preserve"> </w:t>
+      </w:r>
+      <w:r>
+        <w:rPr>
+          <w:b/>
+          <w:bCs/>
+        </w:rPr>
+        <w:t xml:space="preserve">Spec &amp; status</w:t>
+      </w:r>
+      <w:r>
+        <w:t xml:space="preserve"> </w:t>
+      </w:r>
+      <w:r>
+        <w:t xml:space="preserve">page</w:t>
+      </w:r>
+      <w:r>
+        <w:t xml:space="preserve"> </w:t>
+      </w:r>
+      <w:r>
+        <w:t xml:space="preserve">rendering this document, so a manager can always read the latest state without asking a</w:t>
+      </w:r>
+      <w:r>
+        <w:t xml:space="preserve"> </w:t>
+      </w:r>
+      <w:r>
+        <w:t xml:space="preserve">developer. Doc currency is enforced by an automated test.</w:t>
+      </w:r>
+    </w:p>
+    <w:p>
+      <w:pPr>
+        <w:pStyle w:val="Compact"/>
+        <w:numPr>
+          <w:ilvl w:val="0"/>
+          <w:numId w:val="1001"/>
+        </w:numPr>
+      </w:pPr>
+      <w:r>
+        <w:rPr>
+          <w:b/>
+          <w:bCs/>
+        </w:rPr>
+        <w:t xml:space="preserve">2026-07-11 — Body markdown linter shipped (v0.3.0).</w:t>
+      </w:r>
+      <w:r>
+        <w:t xml:space="preserve"> </w:t>
+      </w:r>
+      <w:r>
+        <w:t xml:space="preserve">A "Check" button in the editor</w:t>
+      </w:r>
+      <w:r>
+        <w:t xml:space="preserve"> </w:t>
+      </w:r>
+      <w:r>
+        <w:t xml:space="preserve">flags heading/link/image problems in plain language with jump-to-line results.</w:t>
+      </w:r>
+      <w:r>
+        <w:t xml:space="preserve"> </w:t>
+      </w:r>
+      <w:r>
+        <w:rPr>
+          <w:b/>
+          <w:bCs/>
+        </w:rPr>
+        <w:t xml:space="preserve">677 automated tests / 97 files.</w:t>
+      </w:r>
+    </w:p>
+    <w:p>
+      <w:pPr>
+        <w:pStyle w:val="Compact"/>
+        <w:numPr>
+          <w:ilvl w:val="0"/>
+          <w:numId w:val="1001"/>
+        </w:numPr>
+      </w:pPr>
+      <w:r>
+        <w:rPr>
+          <w:b/>
+          <w:bCs/>
+        </w:rPr>
+        <w:t xml:space="preserve">2026-07-11 — CI pipeline + search-engine exclusion (v0.2.0).</w:t>
+      </w:r>
+      <w:r>
+        <w:t xml:space="preserve"> </w:t>
+      </w:r>
+      <w:r>
+        <w:t xml:space="preserve">Every push and pull</w:t>
+      </w:r>
+      <w:r>
+        <w:t xml:space="preserve"> </w:t>
+      </w:r>
+      <w:r>
+        <w:t xml:space="preserve">request now re-runs the typecheck, the full test suite, and both builds automatically;</w:t>
+      </w:r>
+      <w:r>
+        <w:t xml:space="preserve"> </w:t>
+      </w:r>
+      <w:r>
+        <w:t xml:space="preserve">the Studio's pages are excluded from search engines.</w:t>
+      </w:r>
+    </w:p>
+    <w:p>
+      <w:r>
+        <w:pict>
+          <v:rect style="width:0;height:1.5pt" o:hralign="center" o:hrstd="t" o:hr="t"/>
+        </w:pict>
+      </w:r>
+    </w:p>
+    <w:bookmarkEnd w:id="14"/>
+    <w:bookmarkStart w:id="15" w:name="tldr--the-30-second-version"/>
+    <w:p>
+      <w:pPr>
+        <w:pStyle w:val="Heading2"/>
+      </w:pPr>
+      <w:r>
+        <w:t xml:space="preserve">TL;DR — the 30-second version</w:t>
+      </w:r>
+    </w:p>
+    <w:p>
+      <w:pPr>
+        <w:pStyle w:val="Compact"/>
+        <w:numPr>
+          <w:ilvl w:val="0"/>
+          <w:numId w:val="1002"/>
+        </w:numPr>
+      </w:pPr>
+      <w:r>
+        <w:rPr>
+          <w:b/>
+          <w:bCs/>
+        </w:rPr>
+        <w:t xml:space="preserve">What it is:</w:t>
+      </w:r>
+      <w:r>
+        <w:t xml:space="preserve"> </w:t>
+      </w:r>
+      <w:r>
+        <w:t xml:space="preserve">Hub Studio 2.0 — the internal tool ICJIA staff use to write, preview, and publish Research Hub content (articles, apps, datasets). It is the authoring-and-publishing component of the wider</w:t>
+      </w:r>
+      <w:r>
+        <w:t xml:space="preserve"> </w:t>
+      </w:r>
+      <w:r>
+        <w:rPr>
+          <w:b/>
+          <w:bCs/>
+        </w:rPr>
+        <w:t xml:space="preserve">Hub 2.0 publishing project</w:t>
+      </w:r>
+      <w:r>
+        <w:t xml:space="preserve">, the modernization of the ICJIA Research Hub.</w:t>
+      </w:r>
+    </w:p>
+    <w:p>
+      <w:pPr>
+        <w:pStyle w:val="Compact"/>
+        <w:numPr>
+          <w:ilvl w:val="0"/>
+          <w:numId w:val="1002"/>
+        </w:numPr>
+      </w:pPr>
+      <w:r>
+        <w:rPr>
+          <w:b/>
+          <w:bCs/>
+        </w:rPr>
+        <w:t xml:space="preserve">A proven platform, now modernized:</w:t>
+      </w:r>
+      <w:r>
+        <w:t xml:space="preserve"> </w:t>
+      </w:r>
+      <w:r>
+        <w:t xml:space="preserve">this is not a new bet. Under</w:t>
+      </w:r>
+      <w:r>
+        <w:t xml:space="preserve"> </w:t>
+      </w:r>
+      <w:r>
+        <w:rPr>
+          <w:b/>
+          <w:bCs/>
+        </w:rPr>
+        <w:t xml:space="preserve">Hub 1.0</w:t>
+      </w:r>
+      <w:r>
+        <w:t xml:space="preserve"> </w:t>
+      </w:r>
+      <w:r>
+        <w:t xml:space="preserve">(in production since 2019), the Research Hub became the most-read content on ICJIA's public site — about</w:t>
+      </w:r>
+      <w:r>
+        <w:t xml:space="preserve"> </w:t>
+      </w:r>
+      <w:r>
+        <w:rPr>
+          <w:b/>
+          <w:bCs/>
+        </w:rPr>
+        <w:t xml:space="preserve">45–50% of all pageviews</w:t>
+      </w:r>
+      <w:r>
+        <w:t xml:space="preserve"> </w:t>
+      </w:r>
+      <w:r>
+        <w:t xml:space="preserve">(and up to ~66% of visitors) on icjia.illinois.gov.</w:t>
+      </w:r>
+      <w:r>
+        <w:t xml:space="preserve"> </w:t>
+      </w:r>
+      <w:r>
+        <w:rPr>
+          <w:b/>
+          <w:bCs/>
+        </w:rPr>
+        <w:t xml:space="preserve">Hub 2.0</w:t>
+      </w:r>
+      <w:r>
+        <w:t xml:space="preserve"> </w:t>
+      </w:r>
+      <w:r>
+        <w:t xml:space="preserve">carries that track record forward: the same publishing mission for Research &amp; Analysis (R&amp;A) authors, rebuilt on a modern web stack and content management system, with a faster, friendlier authoring experience.</w:t>
+      </w:r>
+    </w:p>
+    <w:p>
+      <w:pPr>
+        <w:pStyle w:val="Compact"/>
+        <w:numPr>
+          <w:ilvl w:val="0"/>
+          <w:numId w:val="1002"/>
         </w:numPr>
       </w:pPr>
       <w:r>
@@ -756,7 +1546,7 @@
         <w:pStyle w:val="Compact"/>
         <w:numPr>
           <w:ilvl w:val="0"/>
-          <w:numId w:val="1001"/>
+          <w:numId w:val="1002"/>
         </w:numPr>
       </w:pPr>
       <w:r>
@@ -791,7 +1581,7 @@
         <w:pStyle w:val="Compact"/>
         <w:numPr>
           <w:ilvl w:val="0"/>
-          <w:numId w:val="1001"/>
+          <w:numId w:val="1002"/>
         </w:numPr>
       </w:pPr>
       <w:r>
@@ -851,7 +1641,7 @@
         <w:pStyle w:val="Compact"/>
         <w:numPr>
           <w:ilvl w:val="0"/>
-          <w:numId w:val="1001"/>
+          <w:numId w:val="1002"/>
         </w:numPr>
       </w:pPr>
       <w:r>
@@ -896,8 +1686,8 @@
         </w:pict>
       </w:r>
     </w:p>
-    <w:bookmarkEnd w:id="12"/>
-    <w:bookmarkStart w:id="16" w:name="X375d2ecc9343ccf2125fa55b2b1697cd6330634"/>
+    <w:bookmarkEnd w:id="15"/>
+    <w:bookmarkStart w:id="19" w:name="X375d2ecc9343ccf2125fa55b2b1697cd6330634"/>
     <w:p>
       <w:pPr>
         <w:pStyle w:val="Heading2"/>
@@ -938,7 +1728,7 @@
         <w:t xml:space="preserve">is labeled with its timeframe.</w:t>
       </w:r>
     </w:p>
-    <w:bookmarkStart w:id="13" w:name="most-visited-pages--trailing-12-months"/>
+    <w:bookmarkStart w:id="16" w:name="most-visited-pages--trailing-12-months"/>
     <w:p>
       <w:pPr>
         <w:pStyle w:val="Heading3"/>
@@ -1792,8 +2582,8 @@
         <w:t xml:space="preserve">Hub articles. The four most-visited pages after the homepage are all articles.</w:t>
       </w:r>
     </w:p>
-    <w:bookmarkEnd w:id="13"/>
-    <w:bookmarkStart w:id="14" w:name="X072d07816a3a8a6c99599dd3681d9beca0474ac"/>
+    <w:bookmarkEnd w:id="16"/>
+    <w:bookmarkStart w:id="17" w:name="X072d07816a3a8a6c99599dd3681d9beca0474ac"/>
     <w:p>
       <w:pPr>
         <w:pStyle w:val="Heading3"/>
@@ -2388,8 +3178,8 @@
         <w:t xml:space="preserve">6-month figures above are, if anything, conservative.</w:t>
       </w:r>
     </w:p>
-    <w:bookmarkEnd w:id="14"/>
-    <w:bookmarkStart w:id="15" w:name="what-these-figures-mean-for-this-project"/>
+    <w:bookmarkEnd w:id="17"/>
+    <w:bookmarkStart w:id="18" w:name="what-these-figures-mean-for-this-project"/>
     <w:p>
       <w:pPr>
         <w:pStyle w:val="Heading3"/>
@@ -2913,9 +3703,9 @@
         </w:pict>
       </w:r>
     </w:p>
-    <w:bookmarkEnd w:id="15"/>
-    <w:bookmarkEnd w:id="16"/>
-    <w:bookmarkStart w:id="17" w:name="how-to-read-this-document"/>
+    <w:bookmarkEnd w:id="18"/>
+    <w:bookmarkEnd w:id="19"/>
+    <w:bookmarkStart w:id="20" w:name="how-to-read-this-document"/>
     <w:p>
       <w:pPr>
         <w:pStyle w:val="Heading2"/>
@@ -2949,210 +3739,6 @@
       </w:r>
       <w:r>
         <w:t xml:space="preserve">that fits your role:</w:t>
-      </w:r>
-    </w:p>
-    <w:p>
-      <w:pPr>
-        <w:pStyle w:val="Compact"/>
-        <w:numPr>
-          <w:ilvl w:val="0"/>
-          <w:numId w:val="1002"/>
-        </w:numPr>
-      </w:pPr>
-      <w:r>
-        <w:rPr>
-          <w:b/>
-          <w:bCs/>
-        </w:rPr>
-        <w:t xml:space="preserve">If you are a manager, director, or stakeholder</w:t>
-      </w:r>
-      <w:r>
-        <w:t xml:space="preserve"> </w:t>
-      </w:r>
-      <w:r>
-        <w:t xml:space="preserve">— you want the</w:t>
-      </w:r>
-      <w:r>
-        <w:t xml:space="preserve"> </w:t>
-      </w:r>
-      <w:r>
-        <w:rPr>
-          <w:i/>
-          <w:iCs/>
-        </w:rPr>
-        <w:t xml:space="preserve">what</w:t>
-      </w:r>
-      <w:r>
-        <w:t xml:space="preserve">, the</w:t>
-      </w:r>
-      <w:r>
-        <w:t xml:space="preserve"> </w:t>
-      </w:r>
-      <w:r>
-        <w:rPr>
-          <w:i/>
-          <w:iCs/>
-        </w:rPr>
-        <w:t xml:space="preserve">why</w:t>
-      </w:r>
-      <w:r>
-        <w:t xml:space="preserve">, the</w:t>
-      </w:r>
-      <w:r>
-        <w:t xml:space="preserve"> </w:t>
-      </w:r>
-      <w:r>
-        <w:rPr>
-          <w:i/>
-          <w:iCs/>
-        </w:rPr>
-        <w:t xml:space="preserve">status</w:t>
-      </w:r>
-      <w:r>
-        <w:t xml:space="preserve">, and the evidence behind it, not the engineering internals.</w:t>
-      </w:r>
-      <w:r>
-        <w:t xml:space="preserve"> </w:t>
-      </w:r>
-      <w:r>
-        <w:rPr>
-          <w:b/>
-          <w:bCs/>
-        </w:rPr>
-        <w:t xml:space="preserve">Sections 1 through 6 are written for you.</w:t>
-      </w:r>
-      <w:r>
-        <w:t xml:space="preserve"> </w:t>
-      </w:r>
-      <w:r>
-        <w:t xml:space="preserve">They assume a sharp reader in a</w:t>
-      </w:r>
-      <w:r>
-        <w:t xml:space="preserve"> </w:t>
-      </w:r>
-      <w:r>
-        <w:t xml:space="preserve">different profession, not a software developer: where a technical term is</w:t>
-      </w:r>
-      <w:r>
-        <w:t xml:space="preserve"> </w:t>
-      </w:r>
-      <w:r>
-        <w:t xml:space="preserve">genuinely necessary, it is defined in a clause the first time it appears, the way</w:t>
-      </w:r>
-      <w:r>
-        <w:t xml:space="preserve"> </w:t>
-      </w:r>
-      <w:r>
-        <w:t xml:space="preserve">one professional would brief another. Read 1–6 start to finish and you can explain</w:t>
-      </w:r>
-      <w:r>
-        <w:t xml:space="preserve"> </w:t>
-      </w:r>
-      <w:r>
-        <w:t xml:space="preserve">to your own leadership what Hub Studio 2.0 is, why it is substantial work, what is</w:t>
-      </w:r>
-      <w:r>
-        <w:t xml:space="preserve"> </w:t>
-      </w:r>
-      <w:r>
-        <w:t xml:space="preserve">finished, and what the evidence shows.</w:t>
-      </w:r>
-    </w:p>
-    <w:p>
-      <w:pPr>
-        <w:pStyle w:val="Compact"/>
-        <w:numPr>
-          <w:ilvl w:val="0"/>
-          <w:numId w:val="1002"/>
-        </w:numPr>
-      </w:pPr>
-      <w:r>
-        <w:rPr>
-          <w:b/>
-          <w:bCs/>
-        </w:rPr>
-        <w:t xml:space="preserve">If you are a developer</w:t>
-      </w:r>
-      <w:r>
-        <w:t xml:space="preserve"> </w:t>
-      </w:r>
-      <w:r>
-        <w:t xml:space="preserve">— you want the full technical detail: the architecture,</w:t>
-      </w:r>
-      <w:r>
-        <w:t xml:space="preserve"> </w:t>
-      </w:r>
-      <w:r>
-        <w:t xml:space="preserve">the data layer, the security model, and the implementation plan.</w:t>
-      </w:r>
-      <w:r>
-        <w:t xml:space="preserve"> </w:t>
-      </w:r>
-      <w:r>
-        <w:rPr>
-          <w:b/>
-          <w:bCs/>
-        </w:rPr>
-        <w:t xml:space="preserve">Section 7 — the</w:t>
-      </w:r>
-      <w:r>
-        <w:rPr>
-          <w:b/>
-          <w:bCs/>
-        </w:rPr>
-        <w:t xml:space="preserve"> </w:t>
-      </w:r>
-      <w:r>
-        <w:rPr>
-          <w:b/>
-          <w:bCs/>
-        </w:rPr>
-        <w:t xml:space="preserve">developer reference — is written for you</w:t>
-      </w:r>
-      <w:r>
-        <w:t xml:space="preserve">, and the code-level specifics live</w:t>
-      </w:r>
-      <w:r>
-        <w:t xml:space="preserve"> </w:t>
-      </w:r>
-      <w:r>
-        <w:t xml:space="preserve">there.</w:t>
-      </w:r>
-    </w:p>
-    <w:p>
-      <w:pPr>
-        <w:pStyle w:val="FirstParagraph"/>
-      </w:pPr>
-      <w:r>
-        <w:rPr>
-          <w:b/>
-          <w:bCs/>
-        </w:rPr>
-        <w:t xml:space="preserve">This document shows its work.</w:t>
-      </w:r>
-      <w:r>
-        <w:t xml:space="preserve"> </w:t>
-      </w:r>
-      <w:r>
-        <w:t xml:space="preserve">Throughout Sections 1–6, claims of "built" come</w:t>
-      </w:r>
-      <w:r>
-        <w:t xml:space="preserve"> </w:t>
-      </w:r>
-      <w:r>
-        <w:t xml:space="preserve">with something you can examine for yourself — offered in the spirit of one</w:t>
-      </w:r>
-      <w:r>
-        <w:t xml:space="preserve"> </w:t>
-      </w:r>
-      <w:r>
-        <w:t xml:space="preserve">colleague handing another the evidence, not as an argument to win. Three kinds of</w:t>
-      </w:r>
-      <w:r>
-        <w:t xml:space="preserve"> </w:t>
-      </w:r>
-      <w:r>
-        <w:t xml:space="preserve">evidence recur:</w:t>
       </w:r>
     </w:p>
     <w:p>
@@ -3161,6 +3747,210 @@
         <w:numPr>
           <w:ilvl w:val="0"/>
           <w:numId w:val="1003"/>
+        </w:numPr>
+      </w:pPr>
+      <w:r>
+        <w:rPr>
+          <w:b/>
+          <w:bCs/>
+        </w:rPr>
+        <w:t xml:space="preserve">If you are a manager, director, or stakeholder</w:t>
+      </w:r>
+      <w:r>
+        <w:t xml:space="preserve"> </w:t>
+      </w:r>
+      <w:r>
+        <w:t xml:space="preserve">— you want the</w:t>
+      </w:r>
+      <w:r>
+        <w:t xml:space="preserve"> </w:t>
+      </w:r>
+      <w:r>
+        <w:rPr>
+          <w:i/>
+          <w:iCs/>
+        </w:rPr>
+        <w:t xml:space="preserve">what</w:t>
+      </w:r>
+      <w:r>
+        <w:t xml:space="preserve">, the</w:t>
+      </w:r>
+      <w:r>
+        <w:t xml:space="preserve"> </w:t>
+      </w:r>
+      <w:r>
+        <w:rPr>
+          <w:i/>
+          <w:iCs/>
+        </w:rPr>
+        <w:t xml:space="preserve">why</w:t>
+      </w:r>
+      <w:r>
+        <w:t xml:space="preserve">, the</w:t>
+      </w:r>
+      <w:r>
+        <w:t xml:space="preserve"> </w:t>
+      </w:r>
+      <w:r>
+        <w:rPr>
+          <w:i/>
+          <w:iCs/>
+        </w:rPr>
+        <w:t xml:space="preserve">status</w:t>
+      </w:r>
+      <w:r>
+        <w:t xml:space="preserve">, and the evidence behind it, not the engineering internals.</w:t>
+      </w:r>
+      <w:r>
+        <w:t xml:space="preserve"> </w:t>
+      </w:r>
+      <w:r>
+        <w:rPr>
+          <w:b/>
+          <w:bCs/>
+        </w:rPr>
+        <w:t xml:space="preserve">Sections 1 through 6 are written for you.</w:t>
+      </w:r>
+      <w:r>
+        <w:t xml:space="preserve"> </w:t>
+      </w:r>
+      <w:r>
+        <w:t xml:space="preserve">They assume a sharp reader in a</w:t>
+      </w:r>
+      <w:r>
+        <w:t xml:space="preserve"> </w:t>
+      </w:r>
+      <w:r>
+        <w:t xml:space="preserve">different profession, not a software developer: where a technical term is</w:t>
+      </w:r>
+      <w:r>
+        <w:t xml:space="preserve"> </w:t>
+      </w:r>
+      <w:r>
+        <w:t xml:space="preserve">genuinely necessary, it is defined in a clause the first time it appears, the way</w:t>
+      </w:r>
+      <w:r>
+        <w:t xml:space="preserve"> </w:t>
+      </w:r>
+      <w:r>
+        <w:t xml:space="preserve">one professional would brief another. Read 1–6 start to finish and you can explain</w:t>
+      </w:r>
+      <w:r>
+        <w:t xml:space="preserve"> </w:t>
+      </w:r>
+      <w:r>
+        <w:t xml:space="preserve">to your own leadership what Hub Studio 2.0 is, why it is substantial work, what is</w:t>
+      </w:r>
+      <w:r>
+        <w:t xml:space="preserve"> </w:t>
+      </w:r>
+      <w:r>
+        <w:t xml:space="preserve">finished, and what the evidence shows.</w:t>
+      </w:r>
+    </w:p>
+    <w:p>
+      <w:pPr>
+        <w:pStyle w:val="Compact"/>
+        <w:numPr>
+          <w:ilvl w:val="0"/>
+          <w:numId w:val="1003"/>
+        </w:numPr>
+      </w:pPr>
+      <w:r>
+        <w:rPr>
+          <w:b/>
+          <w:bCs/>
+        </w:rPr>
+        <w:t xml:space="preserve">If you are a developer</w:t>
+      </w:r>
+      <w:r>
+        <w:t xml:space="preserve"> </w:t>
+      </w:r>
+      <w:r>
+        <w:t xml:space="preserve">— you want the full technical detail: the architecture,</w:t>
+      </w:r>
+      <w:r>
+        <w:t xml:space="preserve"> </w:t>
+      </w:r>
+      <w:r>
+        <w:t xml:space="preserve">the data layer, the security model, and the implementation plan.</w:t>
+      </w:r>
+      <w:r>
+        <w:t xml:space="preserve"> </w:t>
+      </w:r>
+      <w:r>
+        <w:rPr>
+          <w:b/>
+          <w:bCs/>
+        </w:rPr>
+        <w:t xml:space="preserve">Section 7 — the</w:t>
+      </w:r>
+      <w:r>
+        <w:rPr>
+          <w:b/>
+          <w:bCs/>
+        </w:rPr>
+        <w:t xml:space="preserve"> </w:t>
+      </w:r>
+      <w:r>
+        <w:rPr>
+          <w:b/>
+          <w:bCs/>
+        </w:rPr>
+        <w:t xml:space="preserve">developer reference — is written for you</w:t>
+      </w:r>
+      <w:r>
+        <w:t xml:space="preserve">, and the code-level specifics live</w:t>
+      </w:r>
+      <w:r>
+        <w:t xml:space="preserve"> </w:t>
+      </w:r>
+      <w:r>
+        <w:t xml:space="preserve">there.</w:t>
+      </w:r>
+    </w:p>
+    <w:p>
+      <w:pPr>
+        <w:pStyle w:val="FirstParagraph"/>
+      </w:pPr>
+      <w:r>
+        <w:rPr>
+          <w:b/>
+          <w:bCs/>
+        </w:rPr>
+        <w:t xml:space="preserve">This document shows its work.</w:t>
+      </w:r>
+      <w:r>
+        <w:t xml:space="preserve"> </w:t>
+      </w:r>
+      <w:r>
+        <w:t xml:space="preserve">Throughout Sections 1–6, claims of "built" come</w:t>
+      </w:r>
+      <w:r>
+        <w:t xml:space="preserve"> </w:t>
+      </w:r>
+      <w:r>
+        <w:t xml:space="preserve">with something you can examine for yourself — offered in the spirit of one</w:t>
+      </w:r>
+      <w:r>
+        <w:t xml:space="preserve"> </w:t>
+      </w:r>
+      <w:r>
+        <w:t xml:space="preserve">colleague handing another the evidence, not as an argument to win. Three kinds of</w:t>
+      </w:r>
+      <w:r>
+        <w:t xml:space="preserve"> </w:t>
+      </w:r>
+      <w:r>
+        <w:t xml:space="preserve">evidence recur:</w:t>
+      </w:r>
+    </w:p>
+    <w:p>
+      <w:pPr>
+        <w:pStyle w:val="Compact"/>
+        <w:numPr>
+          <w:ilvl w:val="0"/>
+          <w:numId w:val="1004"/>
         </w:numPr>
       </w:pPr>
       <w:r>
@@ -3285,7 +4075,7 @@
         <w:pStyle w:val="Compact"/>
         <w:numPr>
           <w:ilvl w:val="0"/>
-          <w:numId w:val="1003"/>
+          <w:numId w:val="1004"/>
         </w:numPr>
       </w:pPr>
       <w:r>
@@ -3347,7 +4137,7 @@
         <w:pStyle w:val="Compact"/>
         <w:numPr>
           <w:ilvl w:val="0"/>
-          <w:numId w:val="1003"/>
+          <w:numId w:val="1004"/>
         </w:numPr>
       </w:pPr>
       <w:r>
@@ -3442,8 +4232,8 @@
         </w:pict>
       </w:r>
     </w:p>
-    <w:bookmarkEnd w:id="17"/>
-    <w:bookmarkStart w:id="18" w:name="Xd7fddac95d899b623ebefc0f06e2941e7ce2afc"/>
+    <w:bookmarkEnd w:id="20"/>
+    <w:bookmarkStart w:id="21" w:name="Xd7fddac95d899b623ebefc0f06e2941e7ce2afc"/>
     <w:p>
       <w:pPr>
         <w:pStyle w:val="Heading2"/>
@@ -3717,8 +4507,8 @@
         </w:pict>
       </w:r>
     </w:p>
-    <w:bookmarkEnd w:id="18"/>
-    <w:bookmarkStart w:id="26" w:name="Xfba75f4d9e801cca5bf05579304c18c558d179c"/>
+    <w:bookmarkEnd w:id="21"/>
+    <w:bookmarkStart w:id="29" w:name="Xfba75f4d9e801cca5bf05579304c18c558d179c"/>
     <w:p>
       <w:pPr>
         <w:pStyle w:val="Heading2"/>
@@ -3819,7 +4609,7 @@
         <w:t xml:space="preserve">part below the waterline visible, so the scope is on the table rather than implied.</w:t>
       </w:r>
     </w:p>
-    <w:bookmarkStart w:id="19" w:name="modeling-the-research-content-faithfully"/>
+    <w:bookmarkStart w:id="22" w:name="modeling-the-research-content-faithfully"/>
     <w:p>
       <w:pPr>
         <w:pStyle w:val="Heading3"/>
@@ -3978,8 +4768,8 @@
         <w:t xml:space="preserve">faith.</w:t>
       </w:r>
     </w:p>
-    <w:bookmarkEnd w:id="19"/>
-    <w:bookmarkStart w:id="20" w:name="Xa29f5e5cea5175878ad7fc77ac144c5fc635d32"/>
+    <w:bookmarkEnd w:id="22"/>
+    <w:bookmarkStart w:id="23" w:name="Xa29f5e5cea5175878ad7fc77ac144c5fc635d32"/>
     <w:p>
       <w:pPr>
         <w:pStyle w:val="Heading3"/>
@@ -4155,8 +4945,8 @@
         <w:t xml:space="preserve">genuine work behind "let them log in."</w:t>
       </w:r>
     </w:p>
-    <w:bookmarkEnd w:id="20"/>
-    <w:bookmarkStart w:id="21" w:name="Xc20969eebf7a62c30281e254388fd69129d13c5"/>
+    <w:bookmarkEnd w:id="23"/>
+    <w:bookmarkStart w:id="24" w:name="Xc20969eebf7a62c30281e254388fd69129d13c5"/>
     <w:p>
       <w:pPr>
         <w:pStyle w:val="Heading3"/>
@@ -4389,8 +5179,8 @@
         <w:t xml:space="preserve">as being cautious.</w:t>
       </w:r>
     </w:p>
-    <w:bookmarkEnd w:id="21"/>
-    <w:bookmarkStart w:id="22" w:name="X35f0e0227c21db32ba9cfc26c67ab445c60498b"/>
+    <w:bookmarkEnd w:id="24"/>
+    <w:bookmarkStart w:id="25" w:name="X35f0e0227c21db32ba9cfc26c67ab445c60498b"/>
     <w:p>
       <w:pPr>
         <w:pStyle w:val="Heading3"/>
@@ -4477,8 +5267,8 @@
         <w:t xml:space="preserve">whole build if anyone ever weakens them.</w:t>
       </w:r>
     </w:p>
-    <w:bookmarkEnd w:id="22"/>
-    <w:bookmarkStart w:id="23" w:name="X6d5a74fecf30952c05a2f8b3e5bff96f92f6758"/>
+    <w:bookmarkEnd w:id="25"/>
+    <w:bookmarkStart w:id="26" w:name="X6d5a74fecf30952c05a2f8b3e5bff96f92f6758"/>
     <w:p>
       <w:pPr>
         <w:pStyle w:val="Heading3"/>
@@ -4593,8 +5383,8 @@
         <w:t xml:space="preserve">real task hiding inside the word "preview."</w:t>
       </w:r>
     </w:p>
-    <w:bookmarkEnd w:id="23"/>
-    <w:bookmarkStart w:id="24" w:name="X95acfa1ea2f3e2066821e20382f4eb208685ad7"/>
+    <w:bookmarkEnd w:id="26"/>
+    <w:bookmarkStart w:id="27" w:name="X95acfa1ea2f3e2066821e20382f4eb208685ad7"/>
     <w:p>
       <w:pPr>
         <w:pStyle w:val="Heading3"/>
@@ -4653,8 +5443,8 @@
         <w:t xml:space="preserve">trivial project. (Section 5 tells that story.)</w:t>
       </w:r>
     </w:p>
-    <w:bookmarkEnd w:id="24"/>
-    <w:bookmarkStart w:id="25" w:name="so--is-it-straightforward"/>
+    <w:bookmarkEnd w:id="27"/>
+    <w:bookmarkStart w:id="28" w:name="so--is-it-straightforward"/>
     <w:p>
       <w:pPr>
         <w:pStyle w:val="Heading3"/>
@@ -4756,9 +5546,9 @@
         </w:pict>
       </w:r>
     </w:p>
-    <w:bookmarkEnd w:id="25"/>
-    <w:bookmarkEnd w:id="26"/>
-    <w:bookmarkStart w:id="36" w:name="Xe00954fb3191e193df1a4adf58110c76c205c50"/>
+    <w:bookmarkEnd w:id="28"/>
+    <w:bookmarkEnd w:id="29"/>
+    <w:bookmarkStart w:id="39" w:name="Xe00954fb3191e193df1a4adf58110c76c205c50"/>
     <w:p>
       <w:pPr>
         <w:pStyle w:val="Heading2"/>
@@ -4992,7 +5782,7 @@
         <w:t xml:space="preserve">you can do, see, or click in that demonstration.</w:t>
       </w:r>
     </w:p>
-    <w:bookmarkStart w:id="27" w:name="X6dc0b1618cfb6ca3ae5b9149632e2b2d3ee424e"/>
+    <w:bookmarkStart w:id="30" w:name="X6dc0b1618cfb6ca3ae5b9149632e2b2d3ee424e"/>
     <w:p>
       <w:pPr>
         <w:pStyle w:val="Heading3"/>
@@ -5291,8 +6081,8 @@
         <w:t xml:space="preserve">is backed by its own automated tests.</w:t>
       </w:r>
     </w:p>
-    <w:bookmarkEnd w:id="27"/>
-    <w:bookmarkStart w:id="28" w:name="X598a678733624d1a723e71320664768816d3cf5"/>
+    <w:bookmarkEnd w:id="30"/>
+    <w:bookmarkStart w:id="31" w:name="X598a678733624d1a723e71320664768816d3cf5"/>
     <w:p>
       <w:pPr>
         <w:pStyle w:val="Heading3"/>
@@ -5461,626 +6251,6 @@
       </w:pPr>
       <w:r>
         <w:t xml:space="preserve">Two deliberate, smaller choices round this out:</w:t>
-      </w:r>
-    </w:p>
-    <w:p>
-      <w:pPr>
-        <w:pStyle w:val="Compact"/>
-        <w:numPr>
-          <w:ilvl w:val="0"/>
-          <w:numId w:val="1004"/>
-        </w:numPr>
-      </w:pPr>
-      <w:r>
-        <w:t xml:space="preserve">The</w:t>
-      </w:r>
-      <w:r>
-        <w:t xml:space="preserve"> </w:t>
-      </w:r>
-      <w:r>
-        <w:rPr>
-          <w:b/>
-          <w:bCs/>
-        </w:rPr>
-        <w:t xml:space="preserve">Abstract</w:t>
-      </w:r>
-      <w:r>
-        <w:t xml:space="preserve"> </w:t>
-      </w:r>
-      <w:r>
-        <w:t xml:space="preserve">(the short summary) uses a</w:t>
-      </w:r>
-      <w:r>
-        <w:t xml:space="preserve"> </w:t>
-      </w:r>
-      <w:r>
-        <w:rPr>
-          <w:i/>
-          <w:iCs/>
-        </w:rPr>
-        <w:t xml:space="preserve">compact</w:t>
-      </w:r>
-      <w:r>
-        <w:t xml:space="preserve"> </w:t>
-      </w:r>
-      <w:r>
-        <w:t xml:space="preserve">version of the same editor —</w:t>
-      </w:r>
-      <w:r>
-        <w:t xml:space="preserve"> </w:t>
-      </w:r>
-      <w:r>
-        <w:t xml:space="preserve">bold, italic, and links only. References and footnotes are intentionally</w:t>
-      </w:r>
-      <w:r>
-        <w:t xml:space="preserve"> </w:t>
-      </w:r>
-      <w:r>
-        <w:rPr>
-          <w:b/>
-          <w:bCs/>
-        </w:rPr>
-        <w:t xml:space="preserve">not</w:t>
-      </w:r>
-      <w:r>
-        <w:t xml:space="preserve"> </w:t>
-      </w:r>
-      <w:r>
-        <w:t xml:space="preserve">allowed in the abstract, because a summary is not the place for them. Links in the</w:t>
-      </w:r>
-      <w:r>
-        <w:t xml:space="preserve"> </w:t>
-      </w:r>
-      <w:r>
-        <w:t xml:space="preserve">abstract open in a new window.</w:t>
-      </w:r>
-    </w:p>
-    <w:p>
-      <w:pPr>
-        <w:pStyle w:val="Compact"/>
-        <w:numPr>
-          <w:ilvl w:val="0"/>
-          <w:numId w:val="1004"/>
-        </w:numPr>
-      </w:pPr>
-      <w:r>
-        <w:t xml:space="preserve">The</w:t>
-      </w:r>
-      <w:r>
-        <w:t xml:space="preserve"> </w:t>
-      </w:r>
-      <w:r>
-        <w:rPr>
-          <w:b/>
-          <w:bCs/>
-        </w:rPr>
-        <w:t xml:space="preserve">App description</w:t>
-      </w:r>
-      <w:r>
-        <w:t xml:space="preserve"> </w:t>
-      </w:r>
-      <w:r>
-        <w:t xml:space="preserve">uses the full editor, the same as an article body.</w:t>
-      </w:r>
-    </w:p>
-    <w:p>
-      <w:pPr>
-        <w:pStyle w:val="FirstParagraph"/>
-      </w:pPr>
-      <w:r>
-        <w:rPr>
-          <w:i/>
-          <w:iCs/>
-        </w:rPr>
-        <w:t xml:space="preserve">See it:</w:t>
-      </w:r>
-      <w:r>
-        <w:t xml:space="preserve"> </w:t>
-      </w:r>
-      <w:r>
-        <w:t xml:space="preserve">open any sample article in the demonstration and you will see the toolbar,</w:t>
-      </w:r>
-      <w:r>
-        <w:t xml:space="preserve"> </w:t>
-      </w:r>
-      <w:r>
-        <w:t xml:space="preserve">the Headings menu, and the live Preview, and you can type into them yourself.</w:t>
-      </w:r>
-    </w:p>
-    <w:bookmarkEnd w:id="28"/>
-    <w:bookmarkStart w:id="29" w:name="X02d122ec63f3333f7be0246a64e5d4dc5e43aab"/>
-    <w:p>
-      <w:pPr>
-        <w:pStyle w:val="Heading3"/>
-      </w:pPr>
-      <w:r>
-        <w:t xml:space="preserve">(c) Images and files — accessible and safe by construction</w:t>
-      </w:r>
-    </w:p>
-    <w:p>
-      <w:pPr>
-        <w:pStyle w:val="FirstParagraph"/>
-      </w:pPr>
-      <w:r>
-        <w:t xml:space="preserve">Adding an image requires</w:t>
-      </w:r>
-      <w:r>
-        <w:t xml:space="preserve"> </w:t>
-      </w:r>
-      <w:r>
-        <w:rPr>
-          <w:b/>
-          <w:bCs/>
-        </w:rPr>
-        <w:t xml:space="preserve">alt-text</w:t>
-      </w:r>
-      <w:r>
-        <w:t xml:space="preserve"> </w:t>
-      </w:r>
-      <w:r>
-        <w:t xml:space="preserve">(a short written description a screen reader</w:t>
-      </w:r>
-      <w:r>
-        <w:t xml:space="preserve"> </w:t>
-      </w:r>
-      <w:r>
-        <w:t xml:space="preserve">speaks aloud to a person who cannot see the image — a legal accessibility</w:t>
-      </w:r>
-      <w:r>
-        <w:t xml:space="preserve"> </w:t>
-      </w:r>
-      <w:r>
-        <w:t xml:space="preserve">requirement for a public government site) and allows an optional</w:t>
-      </w:r>
-      <w:r>
-        <w:t xml:space="preserve"> </w:t>
-      </w:r>
-      <w:r>
-        <w:rPr>
-          <w:b/>
-          <w:bCs/>
-        </w:rPr>
-        <w:t xml:space="preserve">caption</w:t>
-      </w:r>
-      <w:r>
-        <w:t xml:space="preserve">. The</w:t>
-      </w:r>
-      <w:r>
-        <w:t xml:space="preserve"> </w:t>
-      </w:r>
-      <w:r>
-        <w:t xml:space="preserve">alt-text and caption boxes are right there in the picker, so supplying a description</w:t>
-      </w:r>
-      <w:r>
-        <w:t xml:space="preserve"> </w:t>
-      </w:r>
-      <w:r>
-        <w:t xml:space="preserve">is the natural path, not an afterthought.</w:t>
-      </w:r>
-    </w:p>
-    <w:p>
-      <w:pPr>
-        <w:pStyle w:val="BodyText"/>
-      </w:pPr>
-      <w:r>
-        <w:t xml:space="preserve">Authors also have a</w:t>
-      </w:r>
-      <w:r>
-        <w:t xml:space="preserve"> </w:t>
-      </w:r>
-      <w:r>
-        <w:rPr>
-          <w:b/>
-          <w:bCs/>
-        </w:rPr>
-        <w:t xml:space="preserve">body-image gallery</w:t>
-      </w:r>
-      <w:r>
-        <w:t xml:space="preserve">: upload several images at once, see them</w:t>
-      </w:r>
-      <w:r>
-        <w:t xml:space="preserve"> </w:t>
-      </w:r>
-      <w:r>
-        <w:t xml:space="preserve">as thumbnails in a small panel beside the editor, and click any thumbnail to insert</w:t>
-      </w:r>
-      <w:r>
-        <w:t xml:space="preserve"> </w:t>
-      </w:r>
-      <w:r>
-        <w:t xml:space="preserve">that image at the current cursor position in the article body. This means an author</w:t>
-      </w:r>
-      <w:r>
-        <w:t xml:space="preserve"> </w:t>
-      </w:r>
-      <w:r>
-        <w:t xml:space="preserve">can stage all the images for an article first, then drop them in where they want</w:t>
-      </w:r>
-      <w:r>
-        <w:t xml:space="preserve"> </w:t>
-      </w:r>
-      <w:r>
-        <w:t xml:space="preserve">them — without leaving the editing screen.</w:t>
-      </w:r>
-    </w:p>
-    <w:p>
-      <w:pPr>
-        <w:pStyle w:val="BodyText"/>
-      </w:pPr>
-      <w:r>
-        <w:t xml:space="preserve">The main report file or data file is a simpler</w:t>
-      </w:r>
-      <w:r>
-        <w:t xml:space="preserve"> </w:t>
-      </w:r>
-      <w:r>
-        <w:rPr>
-          <w:b/>
-          <w:bCs/>
-        </w:rPr>
-        <w:t xml:space="preserve">document-or-PDF upload</w:t>
-      </w:r>
-      <w:r>
-        <w:t xml:space="preserve"> </w:t>
-      </w:r>
-      <w:r>
-        <w:t xml:space="preserve">with no</w:t>
-      </w:r>
-      <w:r>
-        <w:t xml:space="preserve"> </w:t>
-      </w:r>
-      <w:r>
-        <w:t xml:space="preserve">alt-text or caption (it's a file to download, not a picture to describe).</w:t>
-      </w:r>
-    </w:p>
-    <w:p>
-      <w:pPr>
-        <w:pStyle w:val="BodyText"/>
-      </w:pPr>
-      <w:r>
-        <w:t xml:space="preserve">Under the hood, the project holds one line without exception:</w:t>
-      </w:r>
-      <w:r>
-        <w:t xml:space="preserve"> </w:t>
-      </w:r>
-      <w:r>
-        <w:rPr>
-          <w:b/>
-          <w:bCs/>
-        </w:rPr>
-        <w:t xml:space="preserve">an image is never</w:t>
-      </w:r>
-      <w:r>
-        <w:rPr>
-          <w:b/>
-          <w:bCs/>
-        </w:rPr>
-        <w:t xml:space="preserve"> </w:t>
-      </w:r>
-      <w:r>
-        <w:rPr>
-          <w:b/>
-          <w:bCs/>
-        </w:rPr>
-        <w:t xml:space="preserve">stored as a giant block of embedded text.</w:t>
-      </w:r>
-      <w:r>
-        <w:t xml:space="preserve"> </w:t>
-      </w:r>
-      <w:r>
-        <w:t xml:space="preserve">Every image and every file is uploaded</w:t>
-      </w:r>
-      <w:r>
-        <w:t xml:space="preserve"> </w:t>
-      </w:r>
-      <w:r>
-        <w:t xml:space="preserve">once to a shared store and referenced by a lightweight link — which is exactly what</w:t>
-      </w:r>
-      <w:r>
-        <w:t xml:space="preserve"> </w:t>
-      </w:r>
-      <w:r>
-        <w:t xml:space="preserve">the old 2019 tool got wrong, bloating itself with image data. This is the single</w:t>
-      </w:r>
-      <w:r>
-        <w:t xml:space="preserve"> </w:t>
-      </w:r>
-      <w:r>
-        <w:t xml:space="preserve">rule the team treats as non-negotiable, and it is guaranteed by automated tests that</w:t>
-      </w:r>
-      <w:r>
-        <w:t xml:space="preserve"> </w:t>
-      </w:r>
-      <w:r>
-        <w:t xml:space="preserve">stop the build the instant anyone weakens it.</w:t>
-      </w:r>
-    </w:p>
-    <w:p>
-      <w:pPr>
-        <w:pStyle w:val="BodyText"/>
-      </w:pPr>
-      <w:r>
-        <w:rPr>
-          <w:i/>
-          <w:iCs/>
-        </w:rPr>
-        <w:t xml:space="preserve">See it:</w:t>
-      </w:r>
-      <w:r>
-        <w:t xml:space="preserve"> </w:t>
-      </w:r>
-      <w:r>
-        <w:t xml:space="preserve">the picker shows the alt-text and caption fields and the name of the</w:t>
-      </w:r>
-      <w:r>
-        <w:t xml:space="preserve"> </w:t>
-      </w:r>
-      <w:r>
-        <w:t xml:space="preserve">file you selected; the body-image gallery thumbnails are visible in the editing</w:t>
-      </w:r>
-      <w:r>
-        <w:t xml:space="preserve"> </w:t>
-      </w:r>
-      <w:r>
-        <w:t xml:space="preserve">panel when images have been uploaded to an article; the no-bloated-images rule is</w:t>
-      </w:r>
-      <w:r>
-        <w:t xml:space="preserve"> </w:t>
-      </w:r>
-      <w:r>
-        <w:t xml:space="preserve">enforced by a dedicated guard test that runs across all three content types.</w:t>
-      </w:r>
-    </w:p>
-    <w:bookmarkEnd w:id="29"/>
-    <w:bookmarkStart w:id="30" w:name="Xd489cb8ef34e8148ec3464a1eeececde17fad12"/>
-    <w:p>
-      <w:pPr>
-        <w:pStyle w:val="Heading3"/>
-      </w:pPr>
-      <w:r>
-        <w:t xml:space="preserve">(d) The save gate — bad or unsafe content can't be saved</w:t>
-      </w:r>
-    </w:p>
-    <w:p>
-      <w:pPr>
-        <w:pStyle w:val="FirstParagraph"/>
-      </w:pPr>
-      <w:r>
-        <w:t xml:space="preserve">Before anything is written, the Studio checks it. Required fields must be present,</w:t>
-      </w:r>
-      <w:r>
-        <w:t xml:space="preserve"> </w:t>
-      </w:r>
-      <w:r>
-        <w:t xml:space="preserve">values must come from the allowed set, and no forbidden embedded image may sneak in.</w:t>
-      </w:r>
-      <w:r>
-        <w:t xml:space="preserve"> </w:t>
-      </w:r>
-      <w:r>
-        <w:t xml:space="preserve">If something is wrong, the</w:t>
-      </w:r>
-      <w:r>
-        <w:t xml:space="preserve"> </w:t>
-      </w:r>
-      <w:r>
-        <w:rPr>
-          <w:b/>
-          <w:bCs/>
-        </w:rPr>
-        <w:t xml:space="preserve">save is blocked</w:t>
-      </w:r>
-      <w:r>
-        <w:t xml:space="preserve"> </w:t>
-      </w:r>
-      <w:r>
-        <w:t xml:space="preserve">and the person is told, in plain</w:t>
-      </w:r>
-      <w:r>
-        <w:t xml:space="preserve"> </w:t>
-      </w:r>
-      <w:r>
-        <w:t xml:space="preserve">terms, what to fix —</w:t>
-      </w:r>
-      <w:r>
-        <w:t xml:space="preserve"> </w:t>
-      </w:r>
-      <w:r>
-        <w:rPr>
-          <w:i/>
-          <w:iCs/>
-        </w:rPr>
-        <w:t xml:space="preserve">before</w:t>
-      </w:r>
-      <w:r>
-        <w:t xml:space="preserve"> </w:t>
-      </w:r>
-      <w:r>
-        <w:t xml:space="preserve">anything reaches the content system. This is the</w:t>
-      </w:r>
-      <w:r>
-        <w:t xml:space="preserve"> </w:t>
-      </w:r>
-      <w:r>
-        <w:t xml:space="preserve">guarantee from Section 2 made real, standing directly between a person and a save.</w:t>
-      </w:r>
-    </w:p>
-    <w:p>
-      <w:pPr>
-        <w:pStyle w:val="BodyText"/>
-      </w:pPr>
-      <w:r>
-        <w:rPr>
-          <w:i/>
-          <w:iCs/>
-        </w:rPr>
-        <w:t xml:space="preserve">See it:</w:t>
-      </w:r>
-      <w:r>
-        <w:t xml:space="preserve"> </w:t>
-      </w:r>
-      <w:r>
-        <w:t xml:space="preserve">try to save an incomplete draft in the demonstration and the gate stops</w:t>
-      </w:r>
-      <w:r>
-        <w:t xml:space="preserve"> </w:t>
-      </w:r>
-      <w:r>
-        <w:t xml:space="preserve">you with a plain-language message; the gate's rules are covered by automated tests</w:t>
-      </w:r>
-      <w:r>
-        <w:t xml:space="preserve"> </w:t>
-      </w:r>
-      <w:r>
-        <w:t xml:space="preserve">for every content type.</w:t>
-      </w:r>
-    </w:p>
-    <w:bookmarkEnd w:id="30"/>
-    <w:bookmarkStart w:id="31" w:name="Xd2f6e7843bce1d495545347be7e55f0a9f20d71"/>
-    <w:p>
-      <w:pPr>
-        <w:pStyle w:val="Heading3"/>
-      </w:pPr>
-      <w:r>
-        <w:t xml:space="preserve">(e) "Preview as published" — exactly what the public will see</w:t>
-      </w:r>
-    </w:p>
-    <w:p>
-      <w:pPr>
-        <w:pStyle w:val="FirstParagraph"/>
-      </w:pPr>
-      <w:r>
-        <w:t xml:space="preserve">A "Preview as published" view shows an article</w:t>
-      </w:r>
-      <w:r>
-        <w:t xml:space="preserve"> </w:t>
-      </w:r>
-      <w:r>
-        <w:rPr>
-          <w:b/>
-          <w:bCs/>
-        </w:rPr>
-        <w:t xml:space="preserve">exactly as it will appear on the</w:t>
-      </w:r>
-      <w:r>
-        <w:rPr>
-          <w:b/>
-          <w:bCs/>
-        </w:rPr>
-        <w:t xml:space="preserve"> </w:t>
-      </w:r>
-      <w:r>
-        <w:rPr>
-          <w:b/>
-          <w:bCs/>
-        </w:rPr>
-        <w:t xml:space="preserve">public Research Hub</w:t>
-      </w:r>
-      <w:r>
-        <w:t xml:space="preserve"> </w:t>
-      </w:r>
-      <w:r>
-        <w:t xml:space="preserve">— not roughly, exactly. It uses the same fonts (condensed</w:t>
-      </w:r>
-      <w:r>
-        <w:t xml:space="preserve"> </w:t>
-      </w:r>
-      <w:r>
-        <w:t xml:space="preserve">headings, serif body), shows the bordered abstract, lists all authors, includes a</w:t>
-      </w:r>
-      <w:r>
-        <w:t xml:space="preserve"> </w:t>
-      </w:r>
-      <w:r>
-        <w:t xml:space="preserve">sticky</w:t>
-      </w:r>
-      <w:r>
-        <w:t xml:space="preserve"> </w:t>
-      </w:r>
-      <w:r>
-        <w:rPr>
-          <w:b/>
-          <w:bCs/>
-        </w:rPr>
-        <w:t xml:space="preserve">Table of Contents</w:t>
-      </w:r>
-      <w:r>
-        <w:t xml:space="preserve"> </w:t>
-      </w:r>
-      <w:r>
-        <w:t xml:space="preserve">that follows you as you scroll, the end matter</w:t>
-      </w:r>
-      <w:r>
-        <w:t xml:space="preserve"> </w:t>
-      </w:r>
-      <w:r>
-        <w:t xml:space="preserve">(About-the-Authors, Funding Acknowledgment, Suggested Citation), and a</w:t>
-      </w:r>
-      <w:r>
-        <w:t xml:space="preserve"> </w:t>
-      </w:r>
-      <w:r>
-        <w:rPr>
-          <w:b/>
-          <w:bCs/>
-        </w:rPr>
-        <w:t xml:space="preserve">Print</w:t>
-      </w:r>
-      <w:r>
-        <w:t xml:space="preserve"> </w:t>
-      </w:r>
-      <w:r>
-        <w:t xml:space="preserve">button. This is what staff approve against, so there are no surprises after they</w:t>
-      </w:r>
-      <w:r>
-        <w:t xml:space="preserve"> </w:t>
-      </w:r>
-      <w:r>
-        <w:t xml:space="preserve">sign off.</w:t>
-      </w:r>
-    </w:p>
-    <w:p>
-      <w:pPr>
-        <w:pStyle w:val="BodyText"/>
-      </w:pPr>
-      <w:r>
-        <w:t xml:space="preserve">Each saved draft also gets a</w:t>
-      </w:r>
-      <w:r>
-        <w:t xml:space="preserve"> </w:t>
-      </w:r>
-      <w:r>
-        <w:rPr>
-          <w:b/>
-          <w:bCs/>
-        </w:rPr>
-        <w:t xml:space="preserve">shareable preview link</w:t>
-      </w:r>
-      <w:r>
-        <w:t xml:space="preserve"> </w:t>
-      </w:r>
-      <w:r>
-        <w:t xml:space="preserve">that opens for any signed-in</w:t>
-      </w:r>
-      <w:r>
-        <w:t xml:space="preserve"> </w:t>
-      </w:r>
-      <w:r>
-        <w:t xml:space="preserve">staff member — exactly how a reviewer or a manager opens a specific draft and sees</w:t>
-      </w:r>
-      <w:r>
-        <w:t xml:space="preserve"> </w:t>
-      </w:r>
-      <w:r>
-        <w:t xml:space="preserve">what will publish.</w:t>
-      </w:r>
-    </w:p>
-    <w:p>
-      <w:pPr>
-        <w:pStyle w:val="BodyText"/>
-      </w:pPr>
-      <w:r>
-        <w:t xml:space="preserve">Two capabilities have joined the preview since this document was first issued:</w:t>
       </w:r>
     </w:p>
     <w:p>
@@ -6092,54 +6262,67 @@
         </w:numPr>
       </w:pPr>
       <w:r>
-        <w:rPr>
-          <w:b/>
-          <w:bCs/>
-        </w:rPr>
-        <w:t xml:space="preserve">The preview is now its own browser tab.</w:t>
-      </w:r>
-      <w:r>
-        <w:t xml:space="preserve"> </w:t>
-      </w:r>
-      <w:r>
-        <w:t xml:space="preserve">Every preview button opens the draft</w:t>
-      </w:r>
-      <w:r>
-        <w:t xml:space="preserve"> </w:t>
-      </w:r>
-      <w:r>
-        <w:t xml:space="preserve">in one dedicated, reusable tab per document — so the editor and the preview can</w:t>
-      </w:r>
-      <w:r>
-        <w:t xml:space="preserve"> </w:t>
-      </w:r>
-      <w:r>
-        <w:t xml:space="preserve">sit side by side, repeated clicks refresh the same tab instead of piling up</w:t>
-      </w:r>
-      <w:r>
-        <w:t xml:space="preserve"> </w:t>
-      </w:r>
-      <w:r>
-        <w:t xml:space="preserve">copies, and closing the preview returns you to the editor you came from. The</w:t>
-      </w:r>
-      <w:r>
-        <w:t xml:space="preserve"> </w:t>
-      </w:r>
-      <w:r>
-        <w:t xml:space="preserve">preview page doubles as the</w:t>
-      </w:r>
-      <w:r>
-        <w:t xml:space="preserve"> </w:t>
-      </w:r>
-      <w:r>
-        <w:rPr>
-          <w:b/>
-          <w:bCs/>
-        </w:rPr>
-        <w:t xml:space="preserve">shareable review link</w:t>
-      </w:r>
-      <w:r>
-        <w:t xml:space="preserve">.</w:t>
+        <w:t xml:space="preserve">The</w:t>
+      </w:r>
+      <w:r>
+        <w:t xml:space="preserve"> </w:t>
+      </w:r>
+      <w:r>
+        <w:rPr>
+          <w:b/>
+          <w:bCs/>
+        </w:rPr>
+        <w:t xml:space="preserve">Abstract</w:t>
+      </w:r>
+      <w:r>
+        <w:t xml:space="preserve"> </w:t>
+      </w:r>
+      <w:r>
+        <w:t xml:space="preserve">(the short summary) uses a</w:t>
+      </w:r>
+      <w:r>
+        <w:t xml:space="preserve"> </w:t>
+      </w:r>
+      <w:r>
+        <w:rPr>
+          <w:i/>
+          <w:iCs/>
+        </w:rPr>
+        <w:t xml:space="preserve">compact</w:t>
+      </w:r>
+      <w:r>
+        <w:t xml:space="preserve"> </w:t>
+      </w:r>
+      <w:r>
+        <w:t xml:space="preserve">version of the same editor —</w:t>
+      </w:r>
+      <w:r>
+        <w:t xml:space="preserve"> </w:t>
+      </w:r>
+      <w:r>
+        <w:t xml:space="preserve">bold, italic, and links only. References and footnotes are intentionally</w:t>
+      </w:r>
+      <w:r>
+        <w:t xml:space="preserve"> </w:t>
+      </w:r>
+      <w:r>
+        <w:rPr>
+          <w:b/>
+          <w:bCs/>
+        </w:rPr>
+        <w:t xml:space="preserve">not</w:t>
+      </w:r>
+      <w:r>
+        <w:t xml:space="preserve"> </w:t>
+      </w:r>
+      <w:r>
+        <w:t xml:space="preserve">allowed in the abstract, because a summary is not the place for them. Links in the</w:t>
+      </w:r>
+      <w:r>
+        <w:t xml:space="preserve"> </w:t>
+      </w:r>
+      <w:r>
+        <w:t xml:space="preserve">abstract open in a new window.</w:t>
       </w:r>
     </w:p>
     <w:p>
@@ -6151,81 +6334,23 @@
         </w:numPr>
       </w:pPr>
       <w:r>
-        <w:rPr>
-          <w:b/>
-          <w:bCs/>
-        </w:rPr>
-        <w:t xml:space="preserve">Word-style reviewer comments on drafts.</w:t>
-      </w:r>
-      <w:r>
-        <w:t xml:space="preserve"> </w:t>
-      </w:r>
-      <w:r>
-        <w:t xml:space="preserve">On the preview, any signed-in</w:t>
-      </w:r>
-      <w:r>
-        <w:t xml:space="preserve"> </w:t>
-      </w:r>
-      <w:r>
-        <w:t xml:space="preserve">reviewer can switch on a highlighter, select a passage (four colors), and attach</w:t>
-      </w:r>
-      <w:r>
-        <w:t xml:space="preserve"> </w:t>
-      </w:r>
-      <w:r>
-        <w:t xml:space="preserve">a threaded comment — reply, resolve, reopen — with the comment cards sitting in</w:t>
-      </w:r>
-      <w:r>
-        <w:t xml:space="preserve"> </w:t>
-      </w:r>
-      <w:r>
-        <w:t xml:space="preserve">the margin level with the highlighted text, exactly like margin comments in</w:t>
-      </w:r>
-      <w:r>
-        <w:t xml:space="preserve"> </w:t>
-      </w:r>
-      <w:r>
-        <w:t xml:space="preserve">Microsoft Word. Highlights are anchored to the quoted text (they survive edits</w:t>
-      </w:r>
-      <w:r>
-        <w:t xml:space="preserve"> </w:t>
-      </w:r>
-      <w:r>
-        <w:t xml:space="preserve">elsewhere in the article; if the quoted passage itself changes, the thread is</w:t>
-      </w:r>
-      <w:r>
-        <w:t xml:space="preserve"> </w:t>
-      </w:r>
-      <w:r>
-        <w:t xml:space="preserve">kept and labeled "text changed" rather than lost). A</w:t>
-      </w:r>
-      <w:r>
-        <w:t xml:space="preserve"> </w:t>
-      </w:r>
-      <w:r>
-        <w:rPr>
-          <w:b/>
-          <w:bCs/>
-        </w:rPr>
-        <w:t xml:space="preserve">Clean view</w:t>
-      </w:r>
-      <w:r>
-        <w:t xml:space="preserve"> </w:t>
-      </w:r>
-      <w:r>
-        <w:t xml:space="preserve">toggle shows</w:t>
-      </w:r>
-      <w:r>
-        <w:t xml:space="preserve"> </w:t>
-      </w:r>
-      <w:r>
-        <w:t xml:space="preserve">the plain article. The article text itself is never modified — comments are a</w:t>
-      </w:r>
-      <w:r>
-        <w:t xml:space="preserve"> </w:t>
-      </w:r>
-      <w:r>
-        <w:t xml:space="preserve">pure overlay, and they never affect what publishes.</w:t>
+        <w:t xml:space="preserve">The</w:t>
+      </w:r>
+      <w:r>
+        <w:t xml:space="preserve"> </w:t>
+      </w:r>
+      <w:r>
+        <w:rPr>
+          <w:b/>
+          <w:bCs/>
+        </w:rPr>
+        <w:t xml:space="preserve">App description</w:t>
+      </w:r>
+      <w:r>
+        <w:t xml:space="preserve"> </w:t>
+      </w:r>
+      <w:r>
+        <w:t xml:space="preserve">uses the full editor, the same as an article body.</w:t>
       </w:r>
     </w:p>
     <w:p>
@@ -6243,48 +6368,509 @@
         <w:t xml:space="preserve"> </w:t>
       </w:r>
       <w:r>
-        <w:t xml:space="preserve">open the "Preview as published" view on a sample article in the</w:t>
-      </w:r>
-      <w:r>
-        <w:t xml:space="preserve"> </w:t>
-      </w:r>
-      <w:r>
-        <w:t xml:space="preserve">demonstration — the sticky Table of Contents, the all-authors byline, the end</w:t>
-      </w:r>
-      <w:r>
-        <w:t xml:space="preserve"> </w:t>
-      </w:r>
-      <w:r>
-        <w:t xml:space="preserve">matter, and the Print button are all there; turn on</w:t>
-      </w:r>
-      <w:r>
-        <w:t xml:space="preserve"> </w:t>
-      </w:r>
-      <w:r>
-        <w:rPr>
-          <w:b/>
-          <w:bCs/>
-        </w:rPr>
-        <w:t xml:space="preserve">Highlight</w:t>
-      </w:r>
-      <w:r>
-        <w:t xml:space="preserve">, select a</w:t>
-      </w:r>
-      <w:r>
-        <w:t xml:space="preserve"> </w:t>
-      </w:r>
-      <w:r>
-        <w:t xml:space="preserve">sentence, and leave a comment to see the review workflow.</w:t>
+        <w:t xml:space="preserve">open any sample article in the demonstration and you will see the toolbar,</w:t>
+      </w:r>
+      <w:r>
+        <w:t xml:space="preserve"> </w:t>
+      </w:r>
+      <w:r>
+        <w:t xml:space="preserve">the Headings menu, and the live Preview, and you can type into them yourself.</w:t>
       </w:r>
     </w:p>
     <w:bookmarkEnd w:id="31"/>
-    <w:bookmarkStart w:id="32" w:name="f-finding-and-managing-content"/>
+    <w:bookmarkStart w:id="32" w:name="X02d122ec63f3333f7be0246a64e5d4dc5e43aab"/>
     <w:p>
       <w:pPr>
         <w:pStyle w:val="Heading3"/>
       </w:pPr>
       <w:r>
-        <w:t xml:space="preserve">(f) Finding and managing content</w:t>
+        <w:t xml:space="preserve">(c) Images and files — accessible and safe by construction</w:t>
+      </w:r>
+    </w:p>
+    <w:p>
+      <w:pPr>
+        <w:pStyle w:val="FirstParagraph"/>
+      </w:pPr>
+      <w:r>
+        <w:t xml:space="preserve">Adding an image requires</w:t>
+      </w:r>
+      <w:r>
+        <w:t xml:space="preserve"> </w:t>
+      </w:r>
+      <w:r>
+        <w:rPr>
+          <w:b/>
+          <w:bCs/>
+        </w:rPr>
+        <w:t xml:space="preserve">alt-text</w:t>
+      </w:r>
+      <w:r>
+        <w:t xml:space="preserve"> </w:t>
+      </w:r>
+      <w:r>
+        <w:t xml:space="preserve">(a short written description a screen reader</w:t>
+      </w:r>
+      <w:r>
+        <w:t xml:space="preserve"> </w:t>
+      </w:r>
+      <w:r>
+        <w:t xml:space="preserve">speaks aloud to a person who cannot see the image — a legal accessibility</w:t>
+      </w:r>
+      <w:r>
+        <w:t xml:space="preserve"> </w:t>
+      </w:r>
+      <w:r>
+        <w:t xml:space="preserve">requirement for a public government site) and allows an optional</w:t>
+      </w:r>
+      <w:r>
+        <w:t xml:space="preserve"> </w:t>
+      </w:r>
+      <w:r>
+        <w:rPr>
+          <w:b/>
+          <w:bCs/>
+        </w:rPr>
+        <w:t xml:space="preserve">caption</w:t>
+      </w:r>
+      <w:r>
+        <w:t xml:space="preserve">. The</w:t>
+      </w:r>
+      <w:r>
+        <w:t xml:space="preserve"> </w:t>
+      </w:r>
+      <w:r>
+        <w:t xml:space="preserve">alt-text and caption boxes are right there in the picker, so supplying a description</w:t>
+      </w:r>
+      <w:r>
+        <w:t xml:space="preserve"> </w:t>
+      </w:r>
+      <w:r>
+        <w:t xml:space="preserve">is the natural path, not an afterthought.</w:t>
+      </w:r>
+    </w:p>
+    <w:p>
+      <w:pPr>
+        <w:pStyle w:val="BodyText"/>
+      </w:pPr>
+      <w:r>
+        <w:t xml:space="preserve">Authors also have a</w:t>
+      </w:r>
+      <w:r>
+        <w:t xml:space="preserve"> </w:t>
+      </w:r>
+      <w:r>
+        <w:rPr>
+          <w:b/>
+          <w:bCs/>
+        </w:rPr>
+        <w:t xml:space="preserve">body-image gallery</w:t>
+      </w:r>
+      <w:r>
+        <w:t xml:space="preserve">: upload several images at once, see them</w:t>
+      </w:r>
+      <w:r>
+        <w:t xml:space="preserve"> </w:t>
+      </w:r>
+      <w:r>
+        <w:t xml:space="preserve">as thumbnails in a small panel beside the editor, and click any thumbnail to insert</w:t>
+      </w:r>
+      <w:r>
+        <w:t xml:space="preserve"> </w:t>
+      </w:r>
+      <w:r>
+        <w:t xml:space="preserve">that image at the current cursor position in the article body. This means an author</w:t>
+      </w:r>
+      <w:r>
+        <w:t xml:space="preserve"> </w:t>
+      </w:r>
+      <w:r>
+        <w:t xml:space="preserve">can stage all the images for an article first, then drop them in where they want</w:t>
+      </w:r>
+      <w:r>
+        <w:t xml:space="preserve"> </w:t>
+      </w:r>
+      <w:r>
+        <w:t xml:space="preserve">them — without leaving the editing screen.</w:t>
+      </w:r>
+    </w:p>
+    <w:p>
+      <w:pPr>
+        <w:pStyle w:val="BodyText"/>
+      </w:pPr>
+      <w:r>
+        <w:t xml:space="preserve">The main report file or data file is a simpler</w:t>
+      </w:r>
+      <w:r>
+        <w:t xml:space="preserve"> </w:t>
+      </w:r>
+      <w:r>
+        <w:rPr>
+          <w:b/>
+          <w:bCs/>
+        </w:rPr>
+        <w:t xml:space="preserve">document-or-PDF upload</w:t>
+      </w:r>
+      <w:r>
+        <w:t xml:space="preserve"> </w:t>
+      </w:r>
+      <w:r>
+        <w:t xml:space="preserve">with no</w:t>
+      </w:r>
+      <w:r>
+        <w:t xml:space="preserve"> </w:t>
+      </w:r>
+      <w:r>
+        <w:t xml:space="preserve">alt-text or caption (it's a file to download, not a picture to describe).</w:t>
+      </w:r>
+    </w:p>
+    <w:p>
+      <w:pPr>
+        <w:pStyle w:val="BodyText"/>
+      </w:pPr>
+      <w:r>
+        <w:t xml:space="preserve">Under the hood, the project holds one line without exception:</w:t>
+      </w:r>
+      <w:r>
+        <w:t xml:space="preserve"> </w:t>
+      </w:r>
+      <w:r>
+        <w:rPr>
+          <w:b/>
+          <w:bCs/>
+        </w:rPr>
+        <w:t xml:space="preserve">an image is never</w:t>
+      </w:r>
+      <w:r>
+        <w:rPr>
+          <w:b/>
+          <w:bCs/>
+        </w:rPr>
+        <w:t xml:space="preserve"> </w:t>
+      </w:r>
+      <w:r>
+        <w:rPr>
+          <w:b/>
+          <w:bCs/>
+        </w:rPr>
+        <w:t xml:space="preserve">stored as a giant block of embedded text.</w:t>
+      </w:r>
+      <w:r>
+        <w:t xml:space="preserve"> </w:t>
+      </w:r>
+      <w:r>
+        <w:t xml:space="preserve">Every image and every file is uploaded</w:t>
+      </w:r>
+      <w:r>
+        <w:t xml:space="preserve"> </w:t>
+      </w:r>
+      <w:r>
+        <w:t xml:space="preserve">once to a shared store and referenced by a lightweight link — which is exactly what</w:t>
+      </w:r>
+      <w:r>
+        <w:t xml:space="preserve"> </w:t>
+      </w:r>
+      <w:r>
+        <w:t xml:space="preserve">the old 2019 tool got wrong, bloating itself with image data. This is the single</w:t>
+      </w:r>
+      <w:r>
+        <w:t xml:space="preserve"> </w:t>
+      </w:r>
+      <w:r>
+        <w:t xml:space="preserve">rule the team treats as non-negotiable, and it is guaranteed by automated tests that</w:t>
+      </w:r>
+      <w:r>
+        <w:t xml:space="preserve"> </w:t>
+      </w:r>
+      <w:r>
+        <w:t xml:space="preserve">stop the build the instant anyone weakens it.</w:t>
+      </w:r>
+    </w:p>
+    <w:p>
+      <w:pPr>
+        <w:pStyle w:val="BodyText"/>
+      </w:pPr>
+      <w:r>
+        <w:rPr>
+          <w:i/>
+          <w:iCs/>
+        </w:rPr>
+        <w:t xml:space="preserve">See it:</w:t>
+      </w:r>
+      <w:r>
+        <w:t xml:space="preserve"> </w:t>
+      </w:r>
+      <w:r>
+        <w:t xml:space="preserve">the picker shows the alt-text and caption fields and the name of the</w:t>
+      </w:r>
+      <w:r>
+        <w:t xml:space="preserve"> </w:t>
+      </w:r>
+      <w:r>
+        <w:t xml:space="preserve">file you selected; the body-image gallery thumbnails are visible in the editing</w:t>
+      </w:r>
+      <w:r>
+        <w:t xml:space="preserve"> </w:t>
+      </w:r>
+      <w:r>
+        <w:t xml:space="preserve">panel when images have been uploaded to an article; the no-bloated-images rule is</w:t>
+      </w:r>
+      <w:r>
+        <w:t xml:space="preserve"> </w:t>
+      </w:r>
+      <w:r>
+        <w:t xml:space="preserve">enforced by a dedicated guard test that runs across all three content types.</w:t>
+      </w:r>
+    </w:p>
+    <w:bookmarkEnd w:id="32"/>
+    <w:bookmarkStart w:id="33" w:name="Xd489cb8ef34e8148ec3464a1eeececde17fad12"/>
+    <w:p>
+      <w:pPr>
+        <w:pStyle w:val="Heading3"/>
+      </w:pPr>
+      <w:r>
+        <w:t xml:space="preserve">(d) The save gate — bad or unsafe content can't be saved</w:t>
+      </w:r>
+    </w:p>
+    <w:p>
+      <w:pPr>
+        <w:pStyle w:val="FirstParagraph"/>
+      </w:pPr>
+      <w:r>
+        <w:t xml:space="preserve">Before anything is written, the Studio checks it. Required fields must be present,</w:t>
+      </w:r>
+      <w:r>
+        <w:t xml:space="preserve"> </w:t>
+      </w:r>
+      <w:r>
+        <w:t xml:space="preserve">values must come from the allowed set, and no forbidden embedded image may sneak in.</w:t>
+      </w:r>
+      <w:r>
+        <w:t xml:space="preserve"> </w:t>
+      </w:r>
+      <w:r>
+        <w:t xml:space="preserve">If something is wrong, the</w:t>
+      </w:r>
+      <w:r>
+        <w:t xml:space="preserve"> </w:t>
+      </w:r>
+      <w:r>
+        <w:rPr>
+          <w:b/>
+          <w:bCs/>
+        </w:rPr>
+        <w:t xml:space="preserve">save is blocked</w:t>
+      </w:r>
+      <w:r>
+        <w:t xml:space="preserve"> </w:t>
+      </w:r>
+      <w:r>
+        <w:t xml:space="preserve">and the person is told, in plain</w:t>
+      </w:r>
+      <w:r>
+        <w:t xml:space="preserve"> </w:t>
+      </w:r>
+      <w:r>
+        <w:t xml:space="preserve">terms, what to fix —</w:t>
+      </w:r>
+      <w:r>
+        <w:t xml:space="preserve"> </w:t>
+      </w:r>
+      <w:r>
+        <w:rPr>
+          <w:i/>
+          <w:iCs/>
+        </w:rPr>
+        <w:t xml:space="preserve">before</w:t>
+      </w:r>
+      <w:r>
+        <w:t xml:space="preserve"> </w:t>
+      </w:r>
+      <w:r>
+        <w:t xml:space="preserve">anything reaches the content system. This is the</w:t>
+      </w:r>
+      <w:r>
+        <w:t xml:space="preserve"> </w:t>
+      </w:r>
+      <w:r>
+        <w:t xml:space="preserve">guarantee from Section 2 made real, standing directly between a person and a save.</w:t>
+      </w:r>
+    </w:p>
+    <w:p>
+      <w:pPr>
+        <w:pStyle w:val="BodyText"/>
+      </w:pPr>
+      <w:r>
+        <w:rPr>
+          <w:i/>
+          <w:iCs/>
+        </w:rPr>
+        <w:t xml:space="preserve">See it:</w:t>
+      </w:r>
+      <w:r>
+        <w:t xml:space="preserve"> </w:t>
+      </w:r>
+      <w:r>
+        <w:t xml:space="preserve">try to save an incomplete draft in the demonstration and the gate stops</w:t>
+      </w:r>
+      <w:r>
+        <w:t xml:space="preserve"> </w:t>
+      </w:r>
+      <w:r>
+        <w:t xml:space="preserve">you with a plain-language message; the gate's rules are covered by automated tests</w:t>
+      </w:r>
+      <w:r>
+        <w:t xml:space="preserve"> </w:t>
+      </w:r>
+      <w:r>
+        <w:t xml:space="preserve">for every content type.</w:t>
+      </w:r>
+    </w:p>
+    <w:bookmarkEnd w:id="33"/>
+    <w:bookmarkStart w:id="34" w:name="Xd2f6e7843bce1d495545347be7e55f0a9f20d71"/>
+    <w:p>
+      <w:pPr>
+        <w:pStyle w:val="Heading3"/>
+      </w:pPr>
+      <w:r>
+        <w:t xml:space="preserve">(e) "Preview as published" — exactly what the public will see</w:t>
+      </w:r>
+    </w:p>
+    <w:p>
+      <w:pPr>
+        <w:pStyle w:val="FirstParagraph"/>
+      </w:pPr>
+      <w:r>
+        <w:t xml:space="preserve">A "Preview as published" view shows an article</w:t>
+      </w:r>
+      <w:r>
+        <w:t xml:space="preserve"> </w:t>
+      </w:r>
+      <w:r>
+        <w:rPr>
+          <w:b/>
+          <w:bCs/>
+        </w:rPr>
+        <w:t xml:space="preserve">exactly as it will appear on the</w:t>
+      </w:r>
+      <w:r>
+        <w:rPr>
+          <w:b/>
+          <w:bCs/>
+        </w:rPr>
+        <w:t xml:space="preserve"> </w:t>
+      </w:r>
+      <w:r>
+        <w:rPr>
+          <w:b/>
+          <w:bCs/>
+        </w:rPr>
+        <w:t xml:space="preserve">public Research Hub</w:t>
+      </w:r>
+      <w:r>
+        <w:t xml:space="preserve"> </w:t>
+      </w:r>
+      <w:r>
+        <w:t xml:space="preserve">— not roughly, exactly. It uses the same fonts (condensed</w:t>
+      </w:r>
+      <w:r>
+        <w:t xml:space="preserve"> </w:t>
+      </w:r>
+      <w:r>
+        <w:t xml:space="preserve">headings, serif body), shows the bordered abstract, lists all authors, includes a</w:t>
+      </w:r>
+      <w:r>
+        <w:t xml:space="preserve"> </w:t>
+      </w:r>
+      <w:r>
+        <w:t xml:space="preserve">sticky</w:t>
+      </w:r>
+      <w:r>
+        <w:t xml:space="preserve"> </w:t>
+      </w:r>
+      <w:r>
+        <w:rPr>
+          <w:b/>
+          <w:bCs/>
+        </w:rPr>
+        <w:t xml:space="preserve">Table of Contents</w:t>
+      </w:r>
+      <w:r>
+        <w:t xml:space="preserve"> </w:t>
+      </w:r>
+      <w:r>
+        <w:t xml:space="preserve">that follows you as you scroll, the end matter</w:t>
+      </w:r>
+      <w:r>
+        <w:t xml:space="preserve"> </w:t>
+      </w:r>
+      <w:r>
+        <w:t xml:space="preserve">(About-the-Authors, Funding Acknowledgment, Suggested Citation), and a</w:t>
+      </w:r>
+      <w:r>
+        <w:t xml:space="preserve"> </w:t>
+      </w:r>
+      <w:r>
+        <w:rPr>
+          <w:b/>
+          <w:bCs/>
+        </w:rPr>
+        <w:t xml:space="preserve">Print</w:t>
+      </w:r>
+      <w:r>
+        <w:t xml:space="preserve"> </w:t>
+      </w:r>
+      <w:r>
+        <w:t xml:space="preserve">button. This is what staff approve against, so there are no surprises after they</w:t>
+      </w:r>
+      <w:r>
+        <w:t xml:space="preserve"> </w:t>
+      </w:r>
+      <w:r>
+        <w:t xml:space="preserve">sign off.</w:t>
+      </w:r>
+    </w:p>
+    <w:p>
+      <w:pPr>
+        <w:pStyle w:val="BodyText"/>
+      </w:pPr>
+      <w:r>
+        <w:t xml:space="preserve">Each saved draft also gets a</w:t>
+      </w:r>
+      <w:r>
+        <w:t xml:space="preserve"> </w:t>
+      </w:r>
+      <w:r>
+        <w:rPr>
+          <w:b/>
+          <w:bCs/>
+        </w:rPr>
+        <w:t xml:space="preserve">shareable preview link</w:t>
+      </w:r>
+      <w:r>
+        <w:t xml:space="preserve"> </w:t>
+      </w:r>
+      <w:r>
+        <w:t xml:space="preserve">that opens for any signed-in</w:t>
+      </w:r>
+      <w:r>
+        <w:t xml:space="preserve"> </w:t>
+      </w:r>
+      <w:r>
+        <w:t xml:space="preserve">staff member — exactly how a reviewer or a manager opens a specific draft and sees</w:t>
+      </w:r>
+      <w:r>
+        <w:t xml:space="preserve"> </w:t>
+      </w:r>
+      <w:r>
+        <w:t xml:space="preserve">what will publish.</w:t>
+      </w:r>
+    </w:p>
+    <w:p>
+      <w:pPr>
+        <w:pStyle w:val="BodyText"/>
+      </w:pPr>
+      <w:r>
+        <w:t xml:space="preserve">Two capabilities have joined the preview since this document was first issued:</w:t>
       </w:r>
     </w:p>
     <w:p>
@@ -6296,123 +6882,54 @@
         </w:numPr>
       </w:pPr>
       <w:r>
-        <w:t xml:space="preserve">Content lists open as</w:t>
-      </w:r>
-      <w:r>
-        <w:t xml:space="preserve"> </w:t>
-      </w:r>
-      <w:r>
-        <w:rPr>
-          <w:b/>
-          <w:bCs/>
-        </w:rPr>
-        <w:t xml:space="preserve">visual cards</w:t>
-      </w:r>
-      <w:r>
-        <w:t xml:space="preserve"> </w:t>
-      </w:r>
-      <w:r>
-        <w:t xml:space="preserve">(the default): each item's artwork with a</w:t>
-      </w:r>
-      <w:r>
-        <w:t xml:space="preserve"> </w:t>
-      </w:r>
-      <w:r>
-        <w:t xml:space="preserve">green</w:t>
-      </w:r>
-      <w:r>
-        <w:t xml:space="preserve"> </w:t>
-      </w:r>
-      <w:r>
-        <w:rPr>
-          <w:b/>
-          <w:bCs/>
-        </w:rPr>
-        <w:t xml:space="preserve">Published</w:t>
-      </w:r>
-      <w:r>
-        <w:t xml:space="preserve"> </w:t>
-      </w:r>
-      <w:r>
-        <w:t xml:space="preserve">/ red</w:t>
-      </w:r>
-      <w:r>
-        <w:t xml:space="preserve"> </w:t>
-      </w:r>
-      <w:r>
-        <w:rPr>
-          <w:b/>
-          <w:bCs/>
-        </w:rPr>
-        <w:t xml:space="preserve">Draft</w:t>
-      </w:r>
-      <w:r>
-        <w:t xml:space="preserve"> </w:t>
-      </w:r>
-      <w:r>
-        <w:t xml:space="preserve">badge riding the image corner, the title,</w:t>
-      </w:r>
-      <w:r>
-        <w:t xml:space="preserve"> </w:t>
-      </w:r>
-      <w:r>
-        <w:t xml:space="preserve">date, type, authors, and a clean text excerpt — plus the same Edit / Preview /</w:t>
-      </w:r>
-      <w:r>
-        <w:t xml:space="preserve"> </w:t>
-      </w:r>
-      <w:r>
-        <w:t xml:space="preserve">Publish tools as before. A</w:t>
-      </w:r>
-      <w:r>
-        <w:t xml:space="preserve"> </w:t>
-      </w:r>
-      <w:r>
-        <w:rPr>
-          <w:b/>
-          <w:bCs/>
-        </w:rPr>
-        <w:t xml:space="preserve">Cards / List</w:t>
-      </w:r>
-      <w:r>
-        <w:t xml:space="preserve"> </w:t>
-      </w:r>
-      <w:r>
-        <w:t xml:space="preserve">toggle switches to the original</w:t>
-      </w:r>
-      <w:r>
-        <w:t xml:space="preserve"> </w:t>
-      </w:r>
-      <w:r>
-        <w:t xml:space="preserve">columnar table (Date · Title · Author(s) · Status), and the choice is remembered</w:t>
-      </w:r>
-      <w:r>
-        <w:t xml:space="preserve"> </w:t>
-      </w:r>
-      <w:r>
-        <w:t xml:space="preserve">per browser. Articles also get a</w:t>
-      </w:r>
-      <w:r>
-        <w:t xml:space="preserve"> </w:t>
-      </w:r>
-      <w:r>
-        <w:rPr>
-          <w:b/>
-          <w:bCs/>
-        </w:rPr>
-        <w:t xml:space="preserve">Type filter</w:t>
-      </w:r>
-      <w:r>
-        <w:t xml:space="preserve"> </w:t>
-      </w:r>
-      <w:r>
-        <w:t xml:space="preserve">that sweeps the whole library,</w:t>
-      </w:r>
-      <w:r>
-        <w:t xml:space="preserve"> </w:t>
-      </w:r>
-      <w:r>
-        <w:t xml:space="preserve">not just the visible page.</w:t>
+        <w:rPr>
+          <w:b/>
+          <w:bCs/>
+        </w:rPr>
+        <w:t xml:space="preserve">The preview is now its own browser tab.</w:t>
+      </w:r>
+      <w:r>
+        <w:t xml:space="preserve"> </w:t>
+      </w:r>
+      <w:r>
+        <w:t xml:space="preserve">Every preview button opens the draft</w:t>
+      </w:r>
+      <w:r>
+        <w:t xml:space="preserve"> </w:t>
+      </w:r>
+      <w:r>
+        <w:t xml:space="preserve">in one dedicated, reusable tab per document — so the editor and the preview can</w:t>
+      </w:r>
+      <w:r>
+        <w:t xml:space="preserve"> </w:t>
+      </w:r>
+      <w:r>
+        <w:t xml:space="preserve">sit side by side, repeated clicks refresh the same tab instead of piling up</w:t>
+      </w:r>
+      <w:r>
+        <w:t xml:space="preserve"> </w:t>
+      </w:r>
+      <w:r>
+        <w:t xml:space="preserve">copies, and closing the preview returns you to the editor you came from. The</w:t>
+      </w:r>
+      <w:r>
+        <w:t xml:space="preserve"> </w:t>
+      </w:r>
+      <w:r>
+        <w:t xml:space="preserve">preview page doubles as the</w:t>
+      </w:r>
+      <w:r>
+        <w:t xml:space="preserve"> </w:t>
+      </w:r>
+      <w:r>
+        <w:rPr>
+          <w:b/>
+          <w:bCs/>
+        </w:rPr>
+        <w:t xml:space="preserve">shareable review link</w:t>
+      </w:r>
+      <w:r>
+        <w:t xml:space="preserve">.</w:t>
       </w:r>
     </w:p>
     <w:p>
@@ -6428,25 +6945,136 @@
           <w:b/>
           <w:bCs/>
         </w:rPr>
-        <w:t xml:space="preserve">One-click "Add sample article / app / dataset"</w:t>
-      </w:r>
-      <w:r>
-        <w:t xml:space="preserve"> </w:t>
-      </w:r>
-      <w:r>
-        <w:t xml:space="preserve">buttons (local development</w:t>
-      </w:r>
-      <w:r>
-        <w:t xml:space="preserve"> </w:t>
-      </w:r>
-      <w:r>
-        <w:t xml:space="preserve">only) instantly fill in a complete, realistic draft, so the tool can be</w:t>
-      </w:r>
-      <w:r>
-        <w:t xml:space="preserve"> </w:t>
-      </w:r>
-      <w:r>
-        <w:t xml:space="preserve">demonstrated on demand without typing one out by hand.</w:t>
+        <w:t xml:space="preserve">Word-style reviewer comments on drafts.</w:t>
+      </w:r>
+      <w:r>
+        <w:t xml:space="preserve"> </w:t>
+      </w:r>
+      <w:r>
+        <w:t xml:space="preserve">On the preview, any signed-in</w:t>
+      </w:r>
+      <w:r>
+        <w:t xml:space="preserve"> </w:t>
+      </w:r>
+      <w:r>
+        <w:t xml:space="preserve">reviewer can switch on a highlighter, select a passage (four colors), and attach</w:t>
+      </w:r>
+      <w:r>
+        <w:t xml:space="preserve"> </w:t>
+      </w:r>
+      <w:r>
+        <w:t xml:space="preserve">a threaded comment — reply, resolve, reopen — with the comment cards sitting in</w:t>
+      </w:r>
+      <w:r>
+        <w:t xml:space="preserve"> </w:t>
+      </w:r>
+      <w:r>
+        <w:t xml:space="preserve">the margin level with the highlighted text, exactly like margin comments in</w:t>
+      </w:r>
+      <w:r>
+        <w:t xml:space="preserve"> </w:t>
+      </w:r>
+      <w:r>
+        <w:t xml:space="preserve">Microsoft Word. Highlights are anchored to the quoted text (they survive edits</w:t>
+      </w:r>
+      <w:r>
+        <w:t xml:space="preserve"> </w:t>
+      </w:r>
+      <w:r>
+        <w:t xml:space="preserve">elsewhere in the article; if the quoted passage itself changes, the thread is</w:t>
+      </w:r>
+      <w:r>
+        <w:t xml:space="preserve"> </w:t>
+      </w:r>
+      <w:r>
+        <w:t xml:space="preserve">kept and labeled "text changed" rather than lost). A</w:t>
+      </w:r>
+      <w:r>
+        <w:t xml:space="preserve"> </w:t>
+      </w:r>
+      <w:r>
+        <w:rPr>
+          <w:b/>
+          <w:bCs/>
+        </w:rPr>
+        <w:t xml:space="preserve">Clean view</w:t>
+      </w:r>
+      <w:r>
+        <w:t xml:space="preserve"> </w:t>
+      </w:r>
+      <w:r>
+        <w:t xml:space="preserve">toggle shows</w:t>
+      </w:r>
+      <w:r>
+        <w:t xml:space="preserve"> </w:t>
+      </w:r>
+      <w:r>
+        <w:t xml:space="preserve">the plain article. The article text itself is never modified — comments are a</w:t>
+      </w:r>
+      <w:r>
+        <w:t xml:space="preserve"> </w:t>
+      </w:r>
+      <w:r>
+        <w:t xml:space="preserve">pure overlay, and they never affect what publishes.</w:t>
+      </w:r>
+    </w:p>
+    <w:p>
+      <w:pPr>
+        <w:pStyle w:val="FirstParagraph"/>
+      </w:pPr>
+      <w:r>
+        <w:rPr>
+          <w:i/>
+          <w:iCs/>
+        </w:rPr>
+        <w:t xml:space="preserve">See it:</w:t>
+      </w:r>
+      <w:r>
+        <w:t xml:space="preserve"> </w:t>
+      </w:r>
+      <w:r>
+        <w:t xml:space="preserve">open the "Preview as published" view on a sample article in the</w:t>
+      </w:r>
+      <w:r>
+        <w:t xml:space="preserve"> </w:t>
+      </w:r>
+      <w:r>
+        <w:t xml:space="preserve">demonstration — the sticky Table of Contents, the all-authors byline, the end</w:t>
+      </w:r>
+      <w:r>
+        <w:t xml:space="preserve"> </w:t>
+      </w:r>
+      <w:r>
+        <w:t xml:space="preserve">matter, and the Print button are all there; turn on</w:t>
+      </w:r>
+      <w:r>
+        <w:t xml:space="preserve"> </w:t>
+      </w:r>
+      <w:r>
+        <w:rPr>
+          <w:b/>
+          <w:bCs/>
+        </w:rPr>
+        <w:t xml:space="preserve">Highlight</w:t>
+      </w:r>
+      <w:r>
+        <w:t xml:space="preserve">, select a</w:t>
+      </w:r>
+      <w:r>
+        <w:t xml:space="preserve"> </w:t>
+      </w:r>
+      <w:r>
+        <w:t xml:space="preserve">sentence, and leave a comment to see the review workflow.</w:t>
+      </w:r>
+    </w:p>
+    <w:bookmarkEnd w:id="34"/>
+    <w:bookmarkStart w:id="35" w:name="f-finding-and-managing-content"/>
+    <w:p>
+      <w:pPr>
+        <w:pStyle w:val="Heading3"/>
+      </w:pPr>
+      <w:r>
+        <w:t xml:space="preserve">(f) Finding and managing content</w:t>
       </w:r>
     </w:p>
     <w:p>
@@ -6454,55 +7082,127 @@
         <w:pStyle w:val="Compact"/>
         <w:numPr>
           <w:ilvl w:val="0"/>
-          <w:numId w:val="1006"/>
+          <w:numId w:val="1007"/>
         </w:numPr>
       </w:pPr>
       <w:r>
-        <w:rPr>
-          <w:b/>
-          <w:bCs/>
-        </w:rPr>
-        <w:t xml:space="preserve">Light and dark mode</w:t>
-      </w:r>
-      <w:r>
-        <w:t xml:space="preserve"> </w:t>
-      </w:r>
-      <w:r>
-        <w:t xml:space="preserve">(it defaults to light; dark is opt-in) with the official</w:t>
-      </w:r>
-      <w:r>
-        <w:t xml:space="preserve"> </w:t>
-      </w:r>
-      <w:r>
-        <w:t xml:space="preserve">ICJIA logo in the header — measured</w:t>
-      </w:r>
-      <w:r>
-        <w:t xml:space="preserve"> </w:t>
-      </w:r>
-      <w:r>
-        <w:rPr>
-          <w:b/>
-          <w:bCs/>
-        </w:rPr>
-        <w:t xml:space="preserve">WCAG 2.1 AA accessible in both</w:t>
-      </w:r>
-      <w:r>
-        <w:t xml:space="preserve"> </w:t>
-      </w:r>
-      <w:r>
-        <w:t xml:space="preserve">(zero</w:t>
-      </w:r>
-      <w:r>
-        <w:t xml:space="preserve"> </w:t>
-      </w:r>
-      <w:r>
-        <w:t xml:space="preserve">automated-checker violations). The theme toggle is the last button in the</w:t>
-      </w:r>
-      <w:r>
-        <w:t xml:space="preserve"> </w:t>
-      </w:r>
-      <w:r>
-        <w:t xml:space="preserve">navigation.</w:t>
+        <w:t xml:space="preserve">Content lists open as</w:t>
+      </w:r>
+      <w:r>
+        <w:t xml:space="preserve"> </w:t>
+      </w:r>
+      <w:r>
+        <w:rPr>
+          <w:b/>
+          <w:bCs/>
+        </w:rPr>
+        <w:t xml:space="preserve">visual cards</w:t>
+      </w:r>
+      <w:r>
+        <w:t xml:space="preserve"> </w:t>
+      </w:r>
+      <w:r>
+        <w:t xml:space="preserve">(the default): each item's artwork with a</w:t>
+      </w:r>
+      <w:r>
+        <w:t xml:space="preserve"> </w:t>
+      </w:r>
+      <w:r>
+        <w:t xml:space="preserve">green</w:t>
+      </w:r>
+      <w:r>
+        <w:t xml:space="preserve"> </w:t>
+      </w:r>
+      <w:r>
+        <w:rPr>
+          <w:b/>
+          <w:bCs/>
+        </w:rPr>
+        <w:t xml:space="preserve">Published</w:t>
+      </w:r>
+      <w:r>
+        <w:t xml:space="preserve"> </w:t>
+      </w:r>
+      <w:r>
+        <w:t xml:space="preserve">/ red</w:t>
+      </w:r>
+      <w:r>
+        <w:t xml:space="preserve"> </w:t>
+      </w:r>
+      <w:r>
+        <w:rPr>
+          <w:b/>
+          <w:bCs/>
+        </w:rPr>
+        <w:t xml:space="preserve">Draft</w:t>
+      </w:r>
+      <w:r>
+        <w:t xml:space="preserve"> </w:t>
+      </w:r>
+      <w:r>
+        <w:t xml:space="preserve">badge riding the image corner, the title,</w:t>
+      </w:r>
+      <w:r>
+        <w:t xml:space="preserve"> </w:t>
+      </w:r>
+      <w:r>
+        <w:t xml:space="preserve">date, type, authors, and a clean text excerpt — plus the same Edit / Preview /</w:t>
+      </w:r>
+      <w:r>
+        <w:t xml:space="preserve"> </w:t>
+      </w:r>
+      <w:r>
+        <w:t xml:space="preserve">Publish tools as before. A</w:t>
+      </w:r>
+      <w:r>
+        <w:t xml:space="preserve"> </w:t>
+      </w:r>
+      <w:r>
+        <w:rPr>
+          <w:b/>
+          <w:bCs/>
+        </w:rPr>
+        <w:t xml:space="preserve">Cards / List</w:t>
+      </w:r>
+      <w:r>
+        <w:t xml:space="preserve"> </w:t>
+      </w:r>
+      <w:r>
+        <w:t xml:space="preserve">toggle switches to the original</w:t>
+      </w:r>
+      <w:r>
+        <w:t xml:space="preserve"> </w:t>
+      </w:r>
+      <w:r>
+        <w:t xml:space="preserve">columnar table (Date · Title · Author(s) · Status), and the choice is remembered</w:t>
+      </w:r>
+      <w:r>
+        <w:t xml:space="preserve"> </w:t>
+      </w:r>
+      <w:r>
+        <w:t xml:space="preserve">per browser. Articles also get a</w:t>
+      </w:r>
+      <w:r>
+        <w:t xml:space="preserve"> </w:t>
+      </w:r>
+      <w:r>
+        <w:rPr>
+          <w:b/>
+          <w:bCs/>
+        </w:rPr>
+        <w:t xml:space="preserve">Type filter</w:t>
+      </w:r>
+      <w:r>
+        <w:t xml:space="preserve"> </w:t>
+      </w:r>
+      <w:r>
+        <w:t xml:space="preserve">that sweeps the whole library,</w:t>
+      </w:r>
+      <w:r>
+        <w:t xml:space="preserve"> </w:t>
+      </w:r>
+      <w:r>
+        <w:t xml:space="preserve">not just the visible page.</w:t>
       </w:r>
     </w:p>
     <w:p>
@@ -6510,7 +7210,97 @@
         <w:pStyle w:val="Compact"/>
         <w:numPr>
           <w:ilvl w:val="0"/>
-          <w:numId w:val="1006"/>
+          <w:numId w:val="1007"/>
+        </w:numPr>
+      </w:pPr>
+      <w:r>
+        <w:rPr>
+          <w:b/>
+          <w:bCs/>
+        </w:rPr>
+        <w:t xml:space="preserve">One-click "Add sample article / app / dataset"</w:t>
+      </w:r>
+      <w:r>
+        <w:t xml:space="preserve"> </w:t>
+      </w:r>
+      <w:r>
+        <w:t xml:space="preserve">buttons (local development</w:t>
+      </w:r>
+      <w:r>
+        <w:t xml:space="preserve"> </w:t>
+      </w:r>
+      <w:r>
+        <w:t xml:space="preserve">only) instantly fill in a complete, realistic draft, so the tool can be</w:t>
+      </w:r>
+      <w:r>
+        <w:t xml:space="preserve"> </w:t>
+      </w:r>
+      <w:r>
+        <w:t xml:space="preserve">demonstrated on demand without typing one out by hand.</w:t>
+      </w:r>
+    </w:p>
+    <w:p>
+      <w:pPr>
+        <w:pStyle w:val="Compact"/>
+        <w:numPr>
+          <w:ilvl w:val="0"/>
+          <w:numId w:val="1007"/>
+        </w:numPr>
+      </w:pPr>
+      <w:r>
+        <w:rPr>
+          <w:b/>
+          <w:bCs/>
+        </w:rPr>
+        <w:t xml:space="preserve">Light and dark mode</w:t>
+      </w:r>
+      <w:r>
+        <w:t xml:space="preserve"> </w:t>
+      </w:r>
+      <w:r>
+        <w:t xml:space="preserve">(it defaults to light; dark is opt-in) with the official</w:t>
+      </w:r>
+      <w:r>
+        <w:t xml:space="preserve"> </w:t>
+      </w:r>
+      <w:r>
+        <w:t xml:space="preserve">ICJIA logo in the header — measured</w:t>
+      </w:r>
+      <w:r>
+        <w:t xml:space="preserve"> </w:t>
+      </w:r>
+      <w:r>
+        <w:rPr>
+          <w:b/>
+          <w:bCs/>
+        </w:rPr>
+        <w:t xml:space="preserve">WCAG 2.1 AA accessible in both</w:t>
+      </w:r>
+      <w:r>
+        <w:t xml:space="preserve"> </w:t>
+      </w:r>
+      <w:r>
+        <w:t xml:space="preserve">(zero</w:t>
+      </w:r>
+      <w:r>
+        <w:t xml:space="preserve"> </w:t>
+      </w:r>
+      <w:r>
+        <w:t xml:space="preserve">automated-checker violations). The theme toggle is the last button in the</w:t>
+      </w:r>
+      <w:r>
+        <w:t xml:space="preserve"> </w:t>
+      </w:r>
+      <w:r>
+        <w:t xml:space="preserve">navigation.</w:t>
+      </w:r>
+    </w:p>
+    <w:p>
+      <w:pPr>
+        <w:pStyle w:val="Compact"/>
+        <w:numPr>
+          <w:ilvl w:val="0"/>
+          <w:numId w:val="1007"/>
         </w:numPr>
       </w:pPr>
       <w:r>
@@ -6585,8 +7375,8 @@
         <w:t xml:space="preserve">sortable list, the sample buttons, and the theme toggle.</w:t>
       </w:r>
     </w:p>
-    <w:bookmarkEnd w:id="32"/>
-    <w:bookmarkStart w:id="33" w:name="X4e50cffaa6d6162e7aa388c9cb661fa87b6982d"/>
+    <w:bookmarkEnd w:id="35"/>
+    <w:bookmarkStart w:id="36" w:name="X4e50cffaa6d6162e7aa388c9cb661fa87b6982d"/>
     <w:p>
       <w:pPr>
         <w:pStyle w:val="Heading3"/>
@@ -6877,8 +7667,8 @@
         <w:t xml:space="preserve">footnotes — all entirely fabricated.</w:t>
       </w:r>
     </w:p>
-    <w:bookmarkEnd w:id="33"/>
-    <w:bookmarkStart w:id="34" w:name="h-built-but-waiting-to-be-switched-on"/>
+    <w:bookmarkEnd w:id="36"/>
+    <w:bookmarkStart w:id="37" w:name="h-built-but-waiting-to-be-switched-on"/>
     <w:p>
       <w:pPr>
         <w:pStyle w:val="Heading3"/>
@@ -6928,7 +7718,7 @@
         <w:pStyle w:val="Compact"/>
         <w:numPr>
           <w:ilvl w:val="0"/>
-          <w:numId w:val="1007"/>
+          <w:numId w:val="1008"/>
         </w:numPr>
       </w:pPr>
       <w:r>
@@ -7003,7 +7793,7 @@
         <w:pStyle w:val="Compact"/>
         <w:numPr>
           <w:ilvl w:val="0"/>
-          <w:numId w:val="1007"/>
+          <w:numId w:val="1008"/>
         </w:numPr>
       </w:pPr>
       <w:r>
@@ -7047,7 +7837,7 @@
         <w:pStyle w:val="Compact"/>
         <w:numPr>
           <w:ilvl w:val="0"/>
-          <w:numId w:val="1007"/>
+          <w:numId w:val="1008"/>
         </w:numPr>
       </w:pPr>
       <w:r>
@@ -7087,7 +7877,7 @@
         <w:pStyle w:val="Compact"/>
         <w:numPr>
           <w:ilvl w:val="0"/>
-          <w:numId w:val="1007"/>
+          <w:numId w:val="1008"/>
         </w:numPr>
       </w:pPr>
       <w:r>
@@ -7177,8 +7967,8 @@
         <w:t xml:space="preserve">).</w:t>
       </w:r>
     </w:p>
-    <w:bookmarkEnd w:id="34"/>
-    <w:bookmarkStart w:id="35" w:name="status-at-a-glance"/>
+    <w:bookmarkEnd w:id="37"/>
+    <w:bookmarkStart w:id="38" w:name="status-at-a-glance"/>
     <w:p>
       <w:pPr>
         <w:pStyle w:val="Heading3"/>
@@ -8314,9 +9104,9 @@
         </w:pict>
       </w:r>
     </w:p>
-    <w:bookmarkEnd w:id="35"/>
-    <w:bookmarkEnd w:id="36"/>
-    <w:bookmarkStart w:id="37" w:name="X1be500f578726e7783fa9c4868f10502fa29830"/>
+    <w:bookmarkEnd w:id="38"/>
+    <w:bookmarkEnd w:id="39"/>
+    <w:bookmarkStart w:id="40" w:name="X1be500f578726e7783fa9c4868f10502fa29830"/>
     <w:p>
       <w:pPr>
         <w:pStyle w:val="Heading2"/>
@@ -9127,8 +9917,8 @@
         </w:pict>
       </w:r>
     </w:p>
-    <w:bookmarkEnd w:id="37"/>
-    <w:bookmarkStart w:id="39" w:name="X8e9ccdc8f00c343020217be0bdbbb3ed79a91c6"/>
+    <w:bookmarkEnd w:id="40"/>
+    <w:bookmarkStart w:id="42" w:name="X8e9ccdc8f00c343020217be0bdbbb3ed79a91c6"/>
     <w:p>
       <w:pPr>
         <w:pStyle w:val="Heading2"/>
@@ -9167,7 +9957,7 @@
       <w:pPr>
         <w:numPr>
           <w:ilvl w:val="0"/>
-          <w:numId w:val="1008"/>
+          <w:numId w:val="1009"/>
         </w:numPr>
       </w:pPr>
       <w:r>
@@ -9230,7 +10020,7 @@
       <w:pPr>
         <w:numPr>
           <w:ilvl w:val="0"/>
-          <w:numId w:val="1008"/>
+          <w:numId w:val="1009"/>
         </w:numPr>
       </w:pPr>
       <w:r>
@@ -9289,7 +10079,7 @@
       <w:pPr>
         <w:numPr>
           <w:ilvl w:val="0"/>
-          <w:numId w:val="1008"/>
+          <w:numId w:val="1009"/>
         </w:numPr>
       </w:pPr>
       <w:r>
@@ -9541,7 +10331,7 @@
         <w:t xml:space="preserve">entire reason to rebuild on a modern foundation in the first place.</w:t>
       </w:r>
     </w:p>
-    <w:bookmarkStart w:id="38" w:name="three-questions-worth-asking"/>
+    <w:bookmarkStart w:id="41" w:name="three-questions-worth-asking"/>
     <w:p>
       <w:pPr>
         <w:pStyle w:val="Heading3"/>
@@ -9568,7 +10358,7 @@
       <w:pPr>
         <w:numPr>
           <w:ilvl w:val="0"/>
-          <w:numId w:val="1009"/>
+          <w:numId w:val="1010"/>
         </w:numPr>
       </w:pPr>
       <w:r>
@@ -9659,7 +10449,7 @@
       <w:pPr>
         <w:numPr>
           <w:ilvl w:val="0"/>
-          <w:numId w:val="1009"/>
+          <w:numId w:val="1010"/>
         </w:numPr>
       </w:pPr>
       <w:r>
@@ -9751,7 +10541,7 @@
       <w:pPr>
         <w:numPr>
           <w:ilvl w:val="0"/>
-          <w:numId w:val="1009"/>
+          <w:numId w:val="1010"/>
         </w:numPr>
       </w:pPr>
       <w:r>
@@ -9955,9 +10745,9 @@
         </w:pict>
       </w:r>
     </w:p>
-    <w:bookmarkEnd w:id="38"/>
-    <w:bookmarkEnd w:id="39"/>
-    <w:bookmarkStart w:id="40" w:name="Xdc534ee4ce61df3c63d0a35e8c8e3119669bcf4"/>
+    <w:bookmarkEnd w:id="41"/>
+    <w:bookmarkEnd w:id="42"/>
+    <w:bookmarkStart w:id="43" w:name="Xdc534ee4ce61df3c63d0a35e8c8e3119669bcf4"/>
     <w:p>
       <w:pPr>
         <w:pStyle w:val="Heading2"/>
@@ -10154,7 +10944,7 @@
         <w:pStyle w:val="Compact"/>
         <w:numPr>
           <w:ilvl w:val="0"/>
-          <w:numId w:val="1010"/>
+          <w:numId w:val="1011"/>
         </w:numPr>
       </w:pPr>
       <w:r>
@@ -10197,7 +10987,7 @@
         <w:pStyle w:val="Compact"/>
         <w:numPr>
           <w:ilvl w:val="0"/>
-          <w:numId w:val="1010"/>
+          <w:numId w:val="1011"/>
         </w:numPr>
       </w:pPr>
       <w:r>
@@ -10284,7 +11074,7 @@
         <w:pStyle w:val="Compact"/>
         <w:numPr>
           <w:ilvl w:val="0"/>
-          <w:numId w:val="1010"/>
+          <w:numId w:val="1011"/>
         </w:numPr>
       </w:pPr>
       <w:r>
@@ -12117,8 +12907,8 @@
         </w:pict>
       </w:r>
     </w:p>
-    <w:bookmarkEnd w:id="40"/>
-    <w:bookmarkStart w:id="48" w:name="Xc9c5951c8139e930783a120cfdb459f9c0ade70"/>
+    <w:bookmarkEnd w:id="43"/>
+    <w:bookmarkStart w:id="53" w:name="Xc9c5951c8139e930783a120cfdb459f9c0ade70"/>
     <w:p>
       <w:pPr>
         <w:pStyle w:val="Heading2"/>
@@ -12181,7 +12971,7 @@
         <w:t xml:space="preserve">detail, and is where the remaining technical terms live.</w:t>
       </w:r>
     </w:p>
-    <w:bookmarkStart w:id="41" w:name="Xf01ccf369dbcfe0429b83e1f4854844d131c7a3"/>
+    <w:bookmarkStart w:id="44" w:name="Xf01ccf369dbcfe0429b83e1f4854844d131c7a3"/>
     <w:p>
       <w:pPr>
         <w:pStyle w:val="Heading3"/>
@@ -12381,8 +13171,8 @@
         <w:t xml:space="preserve">source of truth for what is live.</w:t>
       </w:r>
     </w:p>
-    <w:bookmarkEnd w:id="41"/>
-    <w:bookmarkStart w:id="42" w:name="Xc34aa2f831a4a54f21ea6880233075cfc73f06d"/>
+    <w:bookmarkEnd w:id="44"/>
+    <w:bookmarkStart w:id="45" w:name="Xc34aa2f831a4a54f21ea6880233075cfc73f06d"/>
     <w:p>
       <w:pPr>
         <w:pStyle w:val="Heading3"/>
@@ -12587,8 +13377,8 @@
         <w:t xml:space="preserve">                                                                      (~1-2 min)</w:t>
       </w:r>
     </w:p>
-    <w:bookmarkEnd w:id="42"/>
-    <w:bookmarkStart w:id="43" w:name="X6e4f6797c523387c3bd628d176d978dd9d38d54"/>
+    <w:bookmarkEnd w:id="45"/>
+    <w:bookmarkStart w:id="46" w:name="X6e4f6797c523387c3bd628d176d978dd9d38d54"/>
     <w:p>
       <w:pPr>
         <w:pStyle w:val="Heading3"/>
@@ -12954,446 +13744,14 @@
         <w:t xml:space="preserve">codebase is retained only as a reference for what each field means.</w:t>
       </w:r>
     </w:p>
-    <w:bookmarkEnd w:id="43"/>
-    <w:bookmarkStart w:id="44" w:name="Xa4364ba6f993b82835569311b76d500d2d3a1be"/>
+    <w:bookmarkEnd w:id="46"/>
+    <w:bookmarkStart w:id="47" w:name="Xa4364ba6f993b82835569311b76d500d2d3a1be"/>
     <w:p>
       <w:pPr>
         <w:pStyle w:val="Heading3"/>
       </w:pPr>
       <w:r>
         <w:t xml:space="preserve">7.4 What is built, in technical terms</w:t>
-      </w:r>
-    </w:p>
-    <w:p>
-      <w:pPr>
-        <w:numPr>
-          <w:ilvl w:val="0"/>
-          <w:numId w:val="1011"/>
-        </w:numPr>
-      </w:pPr>
-      <w:r>
-        <w:rPr>
-          <w:b/>
-          <w:bCs/>
-        </w:rPr>
-        <w:t xml:space="preserve">Sign-in &amp; roles.</w:t>
-      </w:r>
-      <w:r>
-        <w:t xml:space="preserve"> </w:t>
-      </w:r>
-      <w:r>
-        <w:t xml:space="preserve">Authentication targets Strapi 5's admin interface; the</w:t>
-      </w:r>
-      <w:r>
-        <w:t xml:space="preserve"> </w:t>
-      </w:r>
-      <w:r>
-        <w:t xml:space="preserve">signed-in credential authorizes every request. Capability is decided by</w:t>
-      </w:r>
-      <w:r>
-        <w:t xml:space="preserve"> </w:t>
-      </w:r>
-      <w:r>
-        <w:rPr>
-          <w:b/>
-          <w:bCs/>
-        </w:rPr>
-        <w:t xml:space="preserve">role</w:t>
-      </w:r>
-      <w:r>
-        <w:rPr>
-          <w:b/>
-          <w:bCs/>
-        </w:rPr>
-        <w:t xml:space="preserve"> </w:t>
-      </w:r>
-      <w:r>
-        <w:rPr>
-          <w:b/>
-          <w:bCs/>
-        </w:rPr>
-        <w:t xml:space="preserve">codes</w:t>
-      </w:r>
-      <w:r>
-        <w:t xml:space="preserve">, not display names:</w:t>
-      </w:r>
-      <w:r>
-        <w:t xml:space="preserve"> </w:t>
-      </w:r>
-      <w:r>
-        <w:rPr>
-          <w:rStyle w:val="VerbatimChar"/>
-        </w:rPr>
-        <w:t xml:space="preserve">strapi-super-admin</w:t>
-      </w:r>
-      <w:r>
-        <w:t xml:space="preserve"> </w:t>
-      </w:r>
-      <w:r>
-        <w:t xml:space="preserve">and</w:t>
-      </w:r>
-      <w:r>
-        <w:t xml:space="preserve"> </w:t>
-      </w:r>
-      <w:r>
-        <w:rPr>
-          <w:rStyle w:val="VerbatimChar"/>
-        </w:rPr>
-        <w:t xml:space="preserve">strapi-editor</w:t>
-      </w:r>
-      <w:r>
-        <w:t xml:space="preserve"> </w:t>
-      </w:r>
-      <w:r>
-        <w:t xml:space="preserve">may publish,</w:t>
-      </w:r>
-      <w:r>
-        <w:t xml:space="preserve"> </w:t>
-      </w:r>
-      <w:r>
-        <w:rPr>
-          <w:rStyle w:val="VerbatimChar"/>
-        </w:rPr>
-        <w:t xml:space="preserve">strapi-author</w:t>
-      </w:r>
-      <w:r>
-        <w:t xml:space="preserve"> </w:t>
-      </w:r>
-      <w:r>
-        <w:t xml:space="preserve">is drafts-only. The session is persisted to a Secure,</w:t>
-      </w:r>
-      <w:r>
-        <w:t xml:space="preserve"> </w:t>
-      </w:r>
-      <w:r>
-        <w:rPr>
-          <w:rStyle w:val="VerbatimChar"/>
-        </w:rPr>
-        <w:t xml:space="preserve">SameSite=Strict</w:t>
-      </w:r>
-      <w:r>
-        <w:t xml:space="preserve"> </w:t>
-      </w:r>
-      <w:r>
-        <w:t xml:space="preserve">cookie (not browser local storage) and re-verified on every</w:t>
-      </w:r>
-      <w:r>
-        <w:t xml:space="preserve"> </w:t>
-      </w:r>
-      <w:r>
-        <w:t xml:space="preserve">application start; an expired or invalid session clears and redirects to login.</w:t>
-      </w:r>
-      <w:r>
-        <w:t xml:space="preserve"> </w:t>
-      </w:r>
-      <w:r>
-        <w:t xml:space="preserve">A global route guard makes every screen private except the login screen.</w:t>
-      </w:r>
-      <w:r>
-        <w:t xml:space="preserve"> </w:t>
-      </w:r>
-      <w:r>
-        <w:t xml:space="preserve">Publish-gating is enforced</w:t>
-      </w:r>
-      <w:r>
-        <w:t xml:space="preserve"> </w:t>
-      </w:r>
-      <w:r>
-        <w:rPr>
-          <w:b/>
-          <w:bCs/>
-        </w:rPr>
-        <w:t xml:space="preserve">natively by the content system</w:t>
-      </w:r>
-      <w:r>
-        <w:t xml:space="preserve"> </w:t>
-      </w:r>
-      <w:r>
-        <w:t xml:space="preserve">at the admin level</w:t>
-      </w:r>
-      <w:r>
-        <w:t xml:space="preserve"> </w:t>
-      </w:r>
-      <w:r>
-        <w:t xml:space="preserve">— the client only decides which controls render; the server is the real</w:t>
-      </w:r>
-      <w:r>
-        <w:t xml:space="preserve"> </w:t>
-      </w:r>
-      <w:r>
-        <w:t xml:space="preserve">authorization boundary.</w:t>
-      </w:r>
-    </w:p>
-    <w:p>
-      <w:pPr>
-        <w:numPr>
-          <w:ilvl w:val="0"/>
-          <w:numId w:val="1011"/>
-        </w:numPr>
-      </w:pPr>
-      <w:r>
-        <w:rPr>
-          <w:b/>
-          <w:bCs/>
-        </w:rPr>
-        <w:t xml:space="preserve">Content engine.</w:t>
-      </w:r>
-      <w:r>
-        <w:t xml:space="preserve"> </w:t>
-      </w:r>
-      <w:r>
-        <w:t xml:space="preserve">A typed, tested data-access layer reads and writes Articles,</w:t>
-      </w:r>
-      <w:r>
-        <w:t xml:space="preserve"> </w:t>
-      </w:r>
-      <w:r>
-        <w:t xml:space="preserve">Apps, and Datasets, addressing records by their stable identifier, with</w:t>
-      </w:r>
-      <w:r>
-        <w:t xml:space="preserve"> </w:t>
-      </w:r>
-      <w:r>
-        <w:t xml:space="preserve">translators between the system's shape and the application's shape, and</w:t>
-      </w:r>
-      <w:r>
-        <w:t xml:space="preserve"> </w:t>
-      </w:r>
-      <w:r>
-        <w:t xml:space="preserve">validators for every type. A hard zero-base64 rule is enforced by an automated</w:t>
-      </w:r>
-      <w:r>
-        <w:t xml:space="preserve"> </w:t>
-      </w:r>
-      <w:r>
-        <w:t xml:space="preserve">guard asserted across all three content types. The field shapes were confirmed</w:t>
-      </w:r>
-      <w:r>
-        <w:t xml:space="preserve"> </w:t>
-      </w:r>
-      <w:r>
-        <w:t xml:space="preserve">by read-only inspection of the live system (for example, the article</w:t>
-      </w:r>
-      <w:r>
-        <w:t xml:space="preserve"> </w:t>
-      </w:r>
-      <w:r>
-        <w:rPr>
-          <w:rStyle w:val="VerbatimChar"/>
-        </w:rPr>
-        <w:t xml:space="preserve">type</w:t>
-      </w:r>
-      <w:r>
-        <w:t xml:space="preserve"> </w:t>
-      </w:r>
-      <w:r>
-        <w:t xml:space="preserve">has</w:t>
-      </w:r>
-      <w:r>
-        <w:t xml:space="preserve"> </w:t>
-      </w:r>
-      <w:r>
-        <w:t xml:space="preserve">a fixed set of allowed values; a dataset's time period is a start/end year</w:t>
-      </w:r>
-      <w:r>
-        <w:t xml:space="preserve"> </w:t>
-      </w:r>
-      <w:r>
-        <w:t xml:space="preserve">structure).</w:t>
-      </w:r>
-    </w:p>
-    <w:p>
-      <w:pPr>
-        <w:numPr>
-          <w:ilvl w:val="0"/>
-          <w:numId w:val="1011"/>
-        </w:numPr>
-      </w:pPr>
-      <w:r>
-        <w:rPr>
-          <w:b/>
-          <w:bCs/>
-        </w:rPr>
-        <w:t xml:space="preserve">Image layer.</w:t>
-      </w:r>
-      <w:r>
-        <w:t xml:space="preserve"> </w:t>
-      </w:r>
-      <w:r>
-        <w:t xml:space="preserve">Images are uploaded once to the shared media library and</w:t>
-      </w:r>
-      <w:r>
-        <w:t xml:space="preserve"> </w:t>
-      </w:r>
-      <w:r>
-        <w:t xml:space="preserve">referenced thereafter; the preview always renders from the returned library URL,</w:t>
-      </w:r>
-      <w:r>
-        <w:t xml:space="preserve"> </w:t>
-      </w:r>
-      <w:r>
-        <w:t xml:space="preserve">never from a local copy. Alt-text is required and caption optional on every</w:t>
-      </w:r>
-      <w:r>
-        <w:t xml:space="preserve"> </w:t>
-      </w:r>
-      <w:r>
-        <w:t xml:space="preserve">image. The riskier vector-image format is sanitized (scripts and event handlers</w:t>
-      </w:r>
-      <w:r>
-        <w:t xml:space="preserve"> </w:t>
-      </w:r>
-      <w:r>
-        <w:t xml:space="preserve">stripped)</w:t>
-      </w:r>
-      <w:r>
-        <w:t xml:space="preserve"> </w:t>
-      </w:r>
-      <w:r>
-        <w:rPr>
-          <w:i/>
-          <w:iCs/>
-        </w:rPr>
-        <w:t xml:space="preserve">before</w:t>
-      </w:r>
-      <w:r>
-        <w:t xml:space="preserve"> </w:t>
-      </w:r>
-      <w:r>
-        <w:t xml:space="preserve">upload. A case-insensitive allow-list governs accepted</w:t>
-      </w:r>
-      <w:r>
-        <w:t xml:space="preserve"> </w:t>
-      </w:r>
-      <w:r>
-        <w:t xml:space="preserve">formats. A cross-cutting guard test asserts the zero-base64 rule end to end — no</w:t>
-      </w:r>
-      <w:r>
-        <w:t xml:space="preserve"> </w:t>
-      </w:r>
-      <w:r>
-        <w:t xml:space="preserve">embedded-image data can reach a write.</w:t>
-      </w:r>
-    </w:p>
-    <w:p>
-      <w:pPr>
-        <w:numPr>
-          <w:ilvl w:val="0"/>
-          <w:numId w:val="1011"/>
-        </w:numPr>
-      </w:pPr>
-      <w:r>
-        <w:rPr>
-          <w:b/>
-          <w:bCs/>
-        </w:rPr>
-        <w:t xml:space="preserve">First screens &amp; the save-gate.</w:t>
-      </w:r>
-      <w:r>
-        <w:t xml:space="preserve"> </w:t>
-      </w:r>
-      <w:r>
-        <w:t xml:space="preserve">Create and edit pages exist for all three</w:t>
-      </w:r>
-      <w:r>
-        <w:t xml:space="preserve"> </w:t>
-      </w:r>
-      <w:r>
-        <w:t xml:space="preserve">content types, built from shared field components. A single save-gate runs the</w:t>
-      </w:r>
-      <w:r>
-        <w:t xml:space="preserve"> </w:t>
-      </w:r>
-      <w:r>
-        <w:t xml:space="preserve">matching validator</w:t>
-      </w:r>
-      <w:r>
-        <w:t xml:space="preserve"> </w:t>
-      </w:r>
-      <w:r>
-        <w:rPr>
-          <w:i/>
-          <w:iCs/>
-        </w:rPr>
-        <w:t xml:space="preserve">before</w:t>
-      </w:r>
-      <w:r>
-        <w:t xml:space="preserve"> </w:t>
-      </w:r>
-      <w:r>
-        <w:t xml:space="preserve">any write and only persists when validation passes —</w:t>
-      </w:r>
-      <w:r>
-        <w:t xml:space="preserve"> </w:t>
-      </w:r>
-      <w:r>
-        <w:t xml:space="preserve">this is where the zero-base64 guarantee meets the live save path. A shareable</w:t>
-      </w:r>
-      <w:r>
-        <w:t xml:space="preserve"> </w:t>
-      </w:r>
-      <w:r>
-        <w:t xml:space="preserve">preview route renders a draft's body through the same formatting-rule set</w:t>
-      </w:r>
-      <w:r>
-        <w:t xml:space="preserve"> </w:t>
-      </w:r>
-      <w:r>
-        <w:t xml:space="preserve">intended for the public renderer, behind a single swappable stylesheet so the</w:t>
-      </w:r>
-      <w:r>
-        <w:t xml:space="preserve"> </w:t>
-      </w:r>
-      <w:r>
-        <w:t xml:space="preserve">official public-site styling can be dropped in later for pixel-exact fidelity. A</w:t>
-      </w:r>
-      <w:r>
-        <w:t xml:space="preserve"> </w:t>
-      </w:r>
-      <w:r>
-        <w:t xml:space="preserve">role-aware dashboard and a publisher-only draft queue are in place (the queue</w:t>
-      </w:r>
-      <w:r>
-        <w:t xml:space="preserve"> </w:t>
-      </w:r>
-      <w:r>
-        <w:t xml:space="preserve">lists drafts; the publish action itself is planned).</w:t>
-      </w:r>
-    </w:p>
-    <w:bookmarkEnd w:id="44"/>
-    <w:bookmarkStart w:id="45" w:name="X3147db03361136be15ace6872b51f948bafa6ac"/>
-    <w:p>
-      <w:pPr>
-        <w:pStyle w:val="Heading3"/>
-      </w:pPr>
-      <w:r>
-        <w:t xml:space="preserve">7.5 What was planned at first writing — all of it has since shipped</w:t>
-      </w:r>
-    </w:p>
-    <w:p>
-      <w:pPr>
-        <w:pStyle w:val="FirstParagraph"/>
-      </w:pPr>
-      <w:r>
-        <w:t xml:space="preserve">Each track below was "planned" in the 2026-06-21 edition of this document and is</w:t>
-      </w:r>
-      <w:r>
-        <w:t xml:space="preserve"> </w:t>
-      </w:r>
-      <w:r>
-        <w:t xml:space="preserve">now built, tested, and on</w:t>
-      </w:r>
-      <w:r>
-        <w:t xml:space="preserve"> </w:t>
-      </w:r>
-      <w:r>
-        <w:rPr>
-          <w:rStyle w:val="VerbatimChar"/>
-        </w:rPr>
-        <w:t xml:space="preserve">main</w:t>
-      </w:r>
-      <w:r>
-        <w:t xml:space="preserve">:</w:t>
       </w:r>
     </w:p>
     <w:p>
@@ -13408,59 +13766,152 @@
           <w:b/>
           <w:bCs/>
         </w:rPr>
-        <w:t xml:space="preserve">Authoring editor — shipped.</w:t>
-      </w:r>
-      <w:r>
-        <w:t xml:space="preserve"> </w:t>
-      </w:r>
-      <w:r>
-        <w:t xml:space="preserve">The ICJIA Markdown Editor (CodeMirror 6,</w:t>
-      </w:r>
-      <w:r>
-        <w:t xml:space="preserve"> </w:t>
-      </w:r>
-      <w:r>
-        <w:t xml:space="preserve">vendored) is integrated with a formatting toolbar, split-pane live preview, and</w:t>
-      </w:r>
-      <w:r>
-        <w:t xml:space="preserve"> </w:t>
-      </w:r>
-      <w:r>
-        <w:t xml:space="preserve">the image-insert hook wired to the media layer. Markdown-source editing was</w:t>
-      </w:r>
-      <w:r>
-        <w:t xml:space="preserve"> </w:t>
-      </w:r>
-      <w:r>
-        <w:t xml:space="preserve">retained as designed, so footnotes, math, and complex tables round-trip</w:t>
-      </w:r>
-      <w:r>
-        <w:t xml:space="preserve"> </w:t>
-      </w:r>
-      <w:r>
-        <w:t xml:space="preserve">faithfully. A body</w:t>
-      </w:r>
-      <w:r>
-        <w:t xml:space="preserve"> </w:t>
-      </w:r>
-      <w:r>
-        <w:rPr>
-          <w:b/>
-          <w:bCs/>
-        </w:rPr>
-        <w:t xml:space="preserve">linter</w:t>
-      </w:r>
-      <w:r>
-        <w:t xml:space="preserve"> </w:t>
-      </w:r>
-      <w:r>
-        <w:t xml:space="preserve">("Check" button flagging heading/link/image</w:t>
-      </w:r>
-      <w:r>
-        <w:t xml:space="preserve"> </w:t>
-      </w:r>
-      <w:r>
-        <w:t xml:space="preserve">problems, with jump-to-line results) is merged and shipping (2026-07-11).</w:t>
+        <w:t xml:space="preserve">Sign-in &amp; roles.</w:t>
+      </w:r>
+      <w:r>
+        <w:t xml:space="preserve"> </w:t>
+      </w:r>
+      <w:r>
+        <w:t xml:space="preserve">Authentication targets Strapi 5's admin interface; the</w:t>
+      </w:r>
+      <w:r>
+        <w:t xml:space="preserve"> </w:t>
+      </w:r>
+      <w:r>
+        <w:t xml:space="preserve">signed-in credential authorizes every request. Capability is decided by</w:t>
+      </w:r>
+      <w:r>
+        <w:t xml:space="preserve"> </w:t>
+      </w:r>
+      <w:r>
+        <w:rPr>
+          <w:b/>
+          <w:bCs/>
+        </w:rPr>
+        <w:t xml:space="preserve">role</w:t>
+      </w:r>
+      <w:r>
+        <w:rPr>
+          <w:b/>
+          <w:bCs/>
+        </w:rPr>
+        <w:t xml:space="preserve"> </w:t>
+      </w:r>
+      <w:r>
+        <w:rPr>
+          <w:b/>
+          <w:bCs/>
+        </w:rPr>
+        <w:t xml:space="preserve">codes</w:t>
+      </w:r>
+      <w:r>
+        <w:t xml:space="preserve">, not display names:</w:t>
+      </w:r>
+      <w:r>
+        <w:t xml:space="preserve"> </w:t>
+      </w:r>
+      <w:r>
+        <w:rPr>
+          <w:rStyle w:val="VerbatimChar"/>
+        </w:rPr>
+        <w:t xml:space="preserve">strapi-super-admin</w:t>
+      </w:r>
+      <w:r>
+        <w:t xml:space="preserve"> </w:t>
+      </w:r>
+      <w:r>
+        <w:t xml:space="preserve">and</w:t>
+      </w:r>
+      <w:r>
+        <w:t xml:space="preserve"> </w:t>
+      </w:r>
+      <w:r>
+        <w:rPr>
+          <w:rStyle w:val="VerbatimChar"/>
+        </w:rPr>
+        <w:t xml:space="preserve">strapi-editor</w:t>
+      </w:r>
+      <w:r>
+        <w:t xml:space="preserve"> </w:t>
+      </w:r>
+      <w:r>
+        <w:t xml:space="preserve">may publish,</w:t>
+      </w:r>
+      <w:r>
+        <w:t xml:space="preserve"> </w:t>
+      </w:r>
+      <w:r>
+        <w:rPr>
+          <w:rStyle w:val="VerbatimChar"/>
+        </w:rPr>
+        <w:t xml:space="preserve">strapi-author</w:t>
+      </w:r>
+      <w:r>
+        <w:t xml:space="preserve"> </w:t>
+      </w:r>
+      <w:r>
+        <w:t xml:space="preserve">is drafts-only. The session is persisted to a Secure,</w:t>
+      </w:r>
+      <w:r>
+        <w:t xml:space="preserve"> </w:t>
+      </w:r>
+      <w:r>
+        <w:rPr>
+          <w:rStyle w:val="VerbatimChar"/>
+        </w:rPr>
+        <w:t xml:space="preserve">SameSite=Strict</w:t>
+      </w:r>
+      <w:r>
+        <w:t xml:space="preserve"> </w:t>
+      </w:r>
+      <w:r>
+        <w:t xml:space="preserve">cookie (not browser local storage) and re-verified on every</w:t>
+      </w:r>
+      <w:r>
+        <w:t xml:space="preserve"> </w:t>
+      </w:r>
+      <w:r>
+        <w:t xml:space="preserve">application start; an expired or invalid session clears and redirects to login.</w:t>
+      </w:r>
+      <w:r>
+        <w:t xml:space="preserve"> </w:t>
+      </w:r>
+      <w:r>
+        <w:t xml:space="preserve">A global route guard makes every screen private except the login screen.</w:t>
+      </w:r>
+      <w:r>
+        <w:t xml:space="preserve"> </w:t>
+      </w:r>
+      <w:r>
+        <w:t xml:space="preserve">Publish-gating is enforced</w:t>
+      </w:r>
+      <w:r>
+        <w:t xml:space="preserve"> </w:t>
+      </w:r>
+      <w:r>
+        <w:rPr>
+          <w:b/>
+          <w:bCs/>
+        </w:rPr>
+        <w:t xml:space="preserve">natively by the content system</w:t>
+      </w:r>
+      <w:r>
+        <w:t xml:space="preserve"> </w:t>
+      </w:r>
+      <w:r>
+        <w:t xml:space="preserve">at the admin level</w:t>
+      </w:r>
+      <w:r>
+        <w:t xml:space="preserve"> </w:t>
+      </w:r>
+      <w:r>
+        <w:t xml:space="preserve">— the client only decides which controls render; the server is the real</w:t>
+      </w:r>
+      <w:r>
+        <w:t xml:space="preserve"> </w:t>
+      </w:r>
+      <w:r>
+        <w:t xml:space="preserve">authorization boundary.</w:t>
       </w:r>
     </w:p>
     <w:p>
@@ -13475,37 +13926,43 @@
           <w:b/>
           <w:bCs/>
         </w:rPr>
-        <w:t xml:space="preserve">Publish, rebuild &amp; review email — shipped</w:t>
-      </w:r>
-      <w:r>
-        <w:t xml:space="preserve"> </w:t>
-      </w:r>
-      <w:r>
-        <w:t xml:space="preserve">(operator keys pending). The</w:t>
-      </w:r>
-      <w:r>
-        <w:t xml:space="preserve"> </w:t>
-      </w:r>
-      <w:r>
-        <w:t xml:space="preserve">publisher-only publish/unpublish actions are live against the content system's</w:t>
-      </w:r>
-      <w:r>
-        <w:t xml:space="preserve"> </w:t>
-      </w:r>
-      <w:r>
-        <w:t xml:space="preserve">own enforcement (a non-publisher gets a server-side refusal); the rebuild</w:t>
-      </w:r>
-      <w:r>
-        <w:t xml:space="preserve"> </w:t>
-      </w:r>
-      <w:r>
-        <w:t xml:space="preserve">trigger is configured as a content-system webhook holding the secret (per the</w:t>
-      </w:r>
-      <w:r>
-        <w:t xml:space="preserve"> </w:t>
-      </w:r>
-      <w:r>
-        <w:t xml:space="preserve">design — the Studio never sees it), documented in</w:t>
+        <w:t xml:space="preserve">Content engine.</w:t>
+      </w:r>
+      <w:r>
+        <w:t xml:space="preserve"> </w:t>
+      </w:r>
+      <w:r>
+        <w:t xml:space="preserve">A typed, tested data-access layer reads and writes Articles,</w:t>
+      </w:r>
+      <w:r>
+        <w:t xml:space="preserve"> </w:t>
+      </w:r>
+      <w:r>
+        <w:t xml:space="preserve">Apps, and Datasets, addressing records by their stable identifier, with</w:t>
+      </w:r>
+      <w:r>
+        <w:t xml:space="preserve"> </w:t>
+      </w:r>
+      <w:r>
+        <w:t xml:space="preserve">translators between the system's shape and the application's shape, and</w:t>
+      </w:r>
+      <w:r>
+        <w:t xml:space="preserve"> </w:t>
+      </w:r>
+      <w:r>
+        <w:t xml:space="preserve">validators for every type. A hard zero-base64 rule is enforced by an automated</w:t>
+      </w:r>
+      <w:r>
+        <w:t xml:space="preserve"> </w:t>
+      </w:r>
+      <w:r>
+        <w:t xml:space="preserve">guard asserted across all three content types. The field shapes were confirmed</w:t>
+      </w:r>
+      <w:r>
+        <w:t xml:space="preserve"> </w:t>
+      </w:r>
+      <w:r>
+        <w:t xml:space="preserve">by read-only inspection of the live system (for example, the article</w:t>
       </w:r>
       <w:r>
         <w:t xml:space="preserve"> </w:t>
@@ -13514,38 +13971,25 @@
         <w:rPr>
           <w:rStyle w:val="VerbatimChar"/>
         </w:rPr>
-        <w:t xml:space="preserve">docs/deploy-rebuild-and-email.md</w:t>
-      </w:r>
-      <w:r>
-        <w:t xml:space="preserve">; and the review email is a server-side,</w:t>
-      </w:r>
-      <w:r>
-        <w:t xml:space="preserve"> </w:t>
-      </w:r>
-      <w:r>
-        <w:t xml:space="preserve">sign-in-verified,</w:t>
-      </w:r>
-      <w:r>
-        <w:t xml:space="preserve"> </w:t>
-      </w:r>
-      <w:r>
-        <w:rPr>
-          <w:b/>
-          <w:bCs/>
-        </w:rPr>
-        <w:t xml:space="preserve">rate-limited</w:t>
-      </w:r>
-      <w:r>
-        <w:t xml:space="preserve"> </w:t>
-      </w:r>
-      <w:r>
-        <w:t xml:space="preserve">relay (5 sends / 10 minutes per user) holding</w:t>
-      </w:r>
-      <w:r>
-        <w:t xml:space="preserve"> </w:t>
-      </w:r>
-      <w:r>
-        <w:t xml:space="preserve">the Mailgun credential server-side only.</w:t>
+        <w:t xml:space="preserve">type</w:t>
+      </w:r>
+      <w:r>
+        <w:t xml:space="preserve"> </w:t>
+      </w:r>
+      <w:r>
+        <w:t xml:space="preserve">has</w:t>
+      </w:r>
+      <w:r>
+        <w:t xml:space="preserve"> </w:t>
+      </w:r>
+      <w:r>
+        <w:t xml:space="preserve">a fixed set of allowed values; a dataset's time period is a start/end year</w:t>
+      </w:r>
+      <w:r>
+        <w:t xml:space="preserve"> </w:t>
+      </w:r>
+      <w:r>
+        <w:t xml:space="preserve">structure).</w:t>
       </w:r>
     </w:p>
     <w:p>
@@ -13560,50 +14004,65 @@
           <w:b/>
           <w:bCs/>
         </w:rPr>
-        <w:t xml:space="preserve">Onboarding — shipped, dormant.</w:t>
-      </w:r>
-      <w:r>
-        <w:t xml:space="preserve"> </w:t>
-      </w:r>
-      <w:r>
-        <w:t xml:space="preserve">The first-login profile (reviewers, center)</w:t>
-      </w:r>
-      <w:r>
-        <w:t xml:space="preserve"> </w:t>
-      </w:r>
-      <w:r>
-        <w:t xml:space="preserve">is built end to end and deliberately</w:t>
-      </w:r>
-      <w:r>
-        <w:t xml:space="preserve"> </w:t>
-      </w:r>
-      <w:r>
-        <w:rPr>
-          <w:b/>
-          <w:bCs/>
-        </w:rPr>
-        <w:t xml:space="preserve">fails open</w:t>
-      </w:r>
-      <w:r>
-        <w:t xml:space="preserve"> </w:t>
-      </w:r>
-      <w:r>
-        <w:t xml:space="preserve">until R&amp;A creates the</w:t>
-      </w:r>
-      <w:r>
-        <w:t xml:space="preserve"> </w:t>
-      </w:r>
-      <w:r>
-        <w:rPr>
-          <w:rStyle w:val="VerbatimChar"/>
-        </w:rPr>
-        <w:t xml:space="preserve">studio-profile</w:t>
-      </w:r>
-      <w:r>
-        <w:t xml:space="preserve"> </w:t>
-      </w:r>
-      <w:r>
-        <w:t xml:space="preserve">storage type — an API error can never lock an author out.</w:t>
+        <w:t xml:space="preserve">Image layer.</w:t>
+      </w:r>
+      <w:r>
+        <w:t xml:space="preserve"> </w:t>
+      </w:r>
+      <w:r>
+        <w:t xml:space="preserve">Images are uploaded once to the shared media library and</w:t>
+      </w:r>
+      <w:r>
+        <w:t xml:space="preserve"> </w:t>
+      </w:r>
+      <w:r>
+        <w:t xml:space="preserve">referenced thereafter; the preview always renders from the returned library URL,</w:t>
+      </w:r>
+      <w:r>
+        <w:t xml:space="preserve"> </w:t>
+      </w:r>
+      <w:r>
+        <w:t xml:space="preserve">never from a local copy. Alt-text is required and caption optional on every</w:t>
+      </w:r>
+      <w:r>
+        <w:t xml:space="preserve"> </w:t>
+      </w:r>
+      <w:r>
+        <w:t xml:space="preserve">image. The riskier vector-image format is sanitized (scripts and event handlers</w:t>
+      </w:r>
+      <w:r>
+        <w:t xml:space="preserve"> </w:t>
+      </w:r>
+      <w:r>
+        <w:t xml:space="preserve">stripped)</w:t>
+      </w:r>
+      <w:r>
+        <w:t xml:space="preserve"> </w:t>
+      </w:r>
+      <w:r>
+        <w:rPr>
+          <w:i/>
+          <w:iCs/>
+        </w:rPr>
+        <w:t xml:space="preserve">before</w:t>
+      </w:r>
+      <w:r>
+        <w:t xml:space="preserve"> </w:t>
+      </w:r>
+      <w:r>
+        <w:t xml:space="preserve">upload. A case-insensitive allow-list governs accepted</w:t>
+      </w:r>
+      <w:r>
+        <w:t xml:space="preserve"> </w:t>
+      </w:r>
+      <w:r>
+        <w:t xml:space="preserve">formats. A cross-cutting guard test asserts the zero-base64 rule end to end — no</w:t>
+      </w:r>
+      <w:r>
+        <w:t xml:space="preserve"> </w:t>
+      </w:r>
+      <w:r>
+        <w:t xml:space="preserve">embedded-image data can reach a write.</w:t>
       </w:r>
     </w:p>
     <w:p>
@@ -13618,19 +14077,25 @@
           <w:b/>
           <w:bCs/>
         </w:rPr>
-        <w:t xml:space="preserve">Polish, accessibility &amp; launch — shipped and then some.</w:t>
-      </w:r>
-      <w:r>
-        <w:t xml:space="preserve"> </w:t>
-      </w:r>
-      <w:r>
-        <w:t xml:space="preserve">Full WCAG 2.1 AA</w:t>
-      </w:r>
-      <w:r>
-        <w:t xml:space="preserve"> </w:t>
-      </w:r>
-      <w:r>
-        <w:t xml:space="preserve">sweeps (zero automated-checker violations, light</w:t>
+        <w:t xml:space="preserve">First screens &amp; the save-gate.</w:t>
+      </w:r>
+      <w:r>
+        <w:t xml:space="preserve"> </w:t>
+      </w:r>
+      <w:r>
+        <w:t xml:space="preserve">Create and edit pages exist for all three</w:t>
+      </w:r>
+      <w:r>
+        <w:t xml:space="preserve"> </w:t>
+      </w:r>
+      <w:r>
+        <w:t xml:space="preserve">content types, built from shared field components. A single save-gate runs the</w:t>
+      </w:r>
+      <w:r>
+        <w:t xml:space="preserve"> </w:t>
+      </w:r>
+      <w:r>
+        <w:t xml:space="preserve">matching validator</w:t>
       </w:r>
       <w:r>
         <w:t xml:space="preserve"> </w:t>
@@ -13640,6 +14105,331 @@
           <w:i/>
           <w:iCs/>
         </w:rPr>
+        <w:t xml:space="preserve">before</w:t>
+      </w:r>
+      <w:r>
+        <w:t xml:space="preserve"> </w:t>
+      </w:r>
+      <w:r>
+        <w:t xml:space="preserve">any write and only persists when validation passes —</w:t>
+      </w:r>
+      <w:r>
+        <w:t xml:space="preserve"> </w:t>
+      </w:r>
+      <w:r>
+        <w:t xml:space="preserve">this is where the zero-base64 guarantee meets the live save path. A shareable</w:t>
+      </w:r>
+      <w:r>
+        <w:t xml:space="preserve"> </w:t>
+      </w:r>
+      <w:r>
+        <w:t xml:space="preserve">preview route renders a draft's body through the same formatting-rule set</w:t>
+      </w:r>
+      <w:r>
+        <w:t xml:space="preserve"> </w:t>
+      </w:r>
+      <w:r>
+        <w:t xml:space="preserve">intended for the public renderer, behind a single swappable stylesheet so the</w:t>
+      </w:r>
+      <w:r>
+        <w:t xml:space="preserve"> </w:t>
+      </w:r>
+      <w:r>
+        <w:t xml:space="preserve">official public-site styling can be dropped in later for pixel-exact fidelity. A</w:t>
+      </w:r>
+      <w:r>
+        <w:t xml:space="preserve"> </w:t>
+      </w:r>
+      <w:r>
+        <w:t xml:space="preserve">role-aware dashboard and a publisher-only draft queue are in place (the queue</w:t>
+      </w:r>
+      <w:r>
+        <w:t xml:space="preserve"> </w:t>
+      </w:r>
+      <w:r>
+        <w:t xml:space="preserve">lists drafts; the publish action itself is planned).</w:t>
+      </w:r>
+    </w:p>
+    <w:bookmarkEnd w:id="47"/>
+    <w:bookmarkStart w:id="48" w:name="X3147db03361136be15ace6872b51f948bafa6ac"/>
+    <w:p>
+      <w:pPr>
+        <w:pStyle w:val="Heading3"/>
+      </w:pPr>
+      <w:r>
+        <w:t xml:space="preserve">7.5 What was planned at first writing — all of it has since shipped</w:t>
+      </w:r>
+    </w:p>
+    <w:p>
+      <w:pPr>
+        <w:pStyle w:val="FirstParagraph"/>
+      </w:pPr>
+      <w:r>
+        <w:t xml:space="preserve">Each track below was "planned" in the 2026-06-21 edition of this document and is</w:t>
+      </w:r>
+      <w:r>
+        <w:t xml:space="preserve"> </w:t>
+      </w:r>
+      <w:r>
+        <w:t xml:space="preserve">now built, tested, and on</w:t>
+      </w:r>
+      <w:r>
+        <w:t xml:space="preserve"> </w:t>
+      </w:r>
+      <w:r>
+        <w:rPr>
+          <w:rStyle w:val="VerbatimChar"/>
+        </w:rPr>
+        <w:t xml:space="preserve">main</w:t>
+      </w:r>
+      <w:r>
+        <w:t xml:space="preserve">:</w:t>
+      </w:r>
+    </w:p>
+    <w:p>
+      <w:pPr>
+        <w:numPr>
+          <w:ilvl w:val="0"/>
+          <w:numId w:val="1013"/>
+        </w:numPr>
+      </w:pPr>
+      <w:r>
+        <w:rPr>
+          <w:b/>
+          <w:bCs/>
+        </w:rPr>
+        <w:t xml:space="preserve">Authoring editor — shipped.</w:t>
+      </w:r>
+      <w:r>
+        <w:t xml:space="preserve"> </w:t>
+      </w:r>
+      <w:r>
+        <w:t xml:space="preserve">The ICJIA Markdown Editor (CodeMirror 6,</w:t>
+      </w:r>
+      <w:r>
+        <w:t xml:space="preserve"> </w:t>
+      </w:r>
+      <w:r>
+        <w:t xml:space="preserve">vendored) is integrated with a formatting toolbar, split-pane live preview, and</w:t>
+      </w:r>
+      <w:r>
+        <w:t xml:space="preserve"> </w:t>
+      </w:r>
+      <w:r>
+        <w:t xml:space="preserve">the image-insert hook wired to the media layer. Markdown-source editing was</w:t>
+      </w:r>
+      <w:r>
+        <w:t xml:space="preserve"> </w:t>
+      </w:r>
+      <w:r>
+        <w:t xml:space="preserve">retained as designed, so footnotes, math, and complex tables round-trip</w:t>
+      </w:r>
+      <w:r>
+        <w:t xml:space="preserve"> </w:t>
+      </w:r>
+      <w:r>
+        <w:t xml:space="preserve">faithfully. A body</w:t>
+      </w:r>
+      <w:r>
+        <w:t xml:space="preserve"> </w:t>
+      </w:r>
+      <w:r>
+        <w:rPr>
+          <w:b/>
+          <w:bCs/>
+        </w:rPr>
+        <w:t xml:space="preserve">linter</w:t>
+      </w:r>
+      <w:r>
+        <w:t xml:space="preserve"> </w:t>
+      </w:r>
+      <w:r>
+        <w:t xml:space="preserve">("Check" button flagging heading/link/image</w:t>
+      </w:r>
+      <w:r>
+        <w:t xml:space="preserve"> </w:t>
+      </w:r>
+      <w:r>
+        <w:t xml:space="preserve">problems, with jump-to-line results) is merged and shipping (2026-07-11).</w:t>
+      </w:r>
+    </w:p>
+    <w:p>
+      <w:pPr>
+        <w:numPr>
+          <w:ilvl w:val="0"/>
+          <w:numId w:val="1013"/>
+        </w:numPr>
+      </w:pPr>
+      <w:r>
+        <w:rPr>
+          <w:b/>
+          <w:bCs/>
+        </w:rPr>
+        <w:t xml:space="preserve">Publish, rebuild &amp; review email — shipped</w:t>
+      </w:r>
+      <w:r>
+        <w:t xml:space="preserve"> </w:t>
+      </w:r>
+      <w:r>
+        <w:t xml:space="preserve">(operator keys pending). The</w:t>
+      </w:r>
+      <w:r>
+        <w:t xml:space="preserve"> </w:t>
+      </w:r>
+      <w:r>
+        <w:t xml:space="preserve">publisher-only publish/unpublish actions are live against the content system's</w:t>
+      </w:r>
+      <w:r>
+        <w:t xml:space="preserve"> </w:t>
+      </w:r>
+      <w:r>
+        <w:t xml:space="preserve">own enforcement (a non-publisher gets a server-side refusal); the rebuild</w:t>
+      </w:r>
+      <w:r>
+        <w:t xml:space="preserve"> </w:t>
+      </w:r>
+      <w:r>
+        <w:t xml:space="preserve">trigger is configured as a content-system webhook holding the secret (per the</w:t>
+      </w:r>
+      <w:r>
+        <w:t xml:space="preserve"> </w:t>
+      </w:r>
+      <w:r>
+        <w:t xml:space="preserve">design — the Studio never sees it), documented in</w:t>
+      </w:r>
+      <w:r>
+        <w:t xml:space="preserve"> </w:t>
+      </w:r>
+      <w:r>
+        <w:rPr>
+          <w:rStyle w:val="VerbatimChar"/>
+        </w:rPr>
+        <w:t xml:space="preserve">docs/deploy-rebuild-and-email.md</w:t>
+      </w:r>
+      <w:r>
+        <w:t xml:space="preserve">; and the review email is a server-side,</w:t>
+      </w:r>
+      <w:r>
+        <w:t xml:space="preserve"> </w:t>
+      </w:r>
+      <w:r>
+        <w:t xml:space="preserve">sign-in-verified,</w:t>
+      </w:r>
+      <w:r>
+        <w:t xml:space="preserve"> </w:t>
+      </w:r>
+      <w:r>
+        <w:rPr>
+          <w:b/>
+          <w:bCs/>
+        </w:rPr>
+        <w:t xml:space="preserve">rate-limited</w:t>
+      </w:r>
+      <w:r>
+        <w:t xml:space="preserve"> </w:t>
+      </w:r>
+      <w:r>
+        <w:t xml:space="preserve">relay (5 sends / 10 minutes per user) holding</w:t>
+      </w:r>
+      <w:r>
+        <w:t xml:space="preserve"> </w:t>
+      </w:r>
+      <w:r>
+        <w:t xml:space="preserve">the Mailgun credential server-side only.</w:t>
+      </w:r>
+    </w:p>
+    <w:p>
+      <w:pPr>
+        <w:numPr>
+          <w:ilvl w:val="0"/>
+          <w:numId w:val="1013"/>
+        </w:numPr>
+      </w:pPr>
+      <w:r>
+        <w:rPr>
+          <w:b/>
+          <w:bCs/>
+        </w:rPr>
+        <w:t xml:space="preserve">Onboarding — shipped, dormant.</w:t>
+      </w:r>
+      <w:r>
+        <w:t xml:space="preserve"> </w:t>
+      </w:r>
+      <w:r>
+        <w:t xml:space="preserve">The first-login profile (reviewers, center)</w:t>
+      </w:r>
+      <w:r>
+        <w:t xml:space="preserve"> </w:t>
+      </w:r>
+      <w:r>
+        <w:t xml:space="preserve">is built end to end and deliberately</w:t>
+      </w:r>
+      <w:r>
+        <w:t xml:space="preserve"> </w:t>
+      </w:r>
+      <w:r>
+        <w:rPr>
+          <w:b/>
+          <w:bCs/>
+        </w:rPr>
+        <w:t xml:space="preserve">fails open</w:t>
+      </w:r>
+      <w:r>
+        <w:t xml:space="preserve"> </w:t>
+      </w:r>
+      <w:r>
+        <w:t xml:space="preserve">until R&amp;A creates the</w:t>
+      </w:r>
+      <w:r>
+        <w:t xml:space="preserve"> </w:t>
+      </w:r>
+      <w:r>
+        <w:rPr>
+          <w:rStyle w:val="VerbatimChar"/>
+        </w:rPr>
+        <w:t xml:space="preserve">studio-profile</w:t>
+      </w:r>
+      <w:r>
+        <w:t xml:space="preserve"> </w:t>
+      </w:r>
+      <w:r>
+        <w:t xml:space="preserve">storage type — an API error can never lock an author out.</w:t>
+      </w:r>
+    </w:p>
+    <w:p>
+      <w:pPr>
+        <w:numPr>
+          <w:ilvl w:val="0"/>
+          <w:numId w:val="1013"/>
+        </w:numPr>
+      </w:pPr>
+      <w:r>
+        <w:rPr>
+          <w:b/>
+          <w:bCs/>
+        </w:rPr>
+        <w:t xml:space="preserve">Polish, accessibility &amp; launch — shipped and then some.</w:t>
+      </w:r>
+      <w:r>
+        <w:t xml:space="preserve"> </w:t>
+      </w:r>
+      <w:r>
+        <w:t xml:space="preserve">Full WCAG 2.1 AA</w:t>
+      </w:r>
+      <w:r>
+        <w:t xml:space="preserve"> </w:t>
+      </w:r>
+      <w:r>
+        <w:t xml:space="preserve">sweeps (zero automated-checker violations, light</w:t>
+      </w:r>
+      <w:r>
+        <w:t xml:space="preserve"> </w:t>
+      </w:r>
+      <w:r>
+        <w:rPr>
+          <w:i/>
+          <w:iCs/>
+        </w:rPr>
         <w:t xml:space="preserve">and</w:t>
       </w:r>
       <w:r>
@@ -13691,8 +14481,8 @@
         <w:t xml:space="preserve">entry depends on it — see Section 4.)</w:t>
       </w:r>
     </w:p>
-    <w:bookmarkEnd w:id="45"/>
-    <w:bookmarkStart w:id="46" w:name="X85f11d7bfed8ab200062afd8115da6bdfb65cb8"/>
+    <w:bookmarkEnd w:id="48"/>
+    <w:bookmarkStart w:id="49" w:name="X85f11d7bfed8ab200062afd8115da6bdfb65cb8"/>
     <w:p>
       <w:pPr>
         <w:pStyle w:val="Heading3"/>
@@ -14017,8 +14807,8 @@
         <w:t xml:space="preserve">proxy that verifies the caller before firing).</w:t>
       </w:r>
     </w:p>
-    <w:bookmarkEnd w:id="46"/>
-    <w:bookmarkStart w:id="47" w:name="X5aa3e13d1f8e83bb830cfa71ec5555f97a162a5"/>
+    <w:bookmarkEnd w:id="49"/>
+    <w:bookmarkStart w:id="52" w:name="X5aa3e13d1f8e83bb830cfa71ec5555f97a162a5"/>
     <w:p>
       <w:pPr>
         <w:pStyle w:val="Heading3"/>
@@ -14576,762 +15366,6 @@
         </w:pict>
       </w:r>
     </w:p>
-    <w:bookmarkEnd w:id="47"/>
-    <w:bookmarkEnd w:id="48"/>
-    <w:bookmarkStart w:id="53" w:name="whats-changed-recently"/>
-    <w:p>
-      <w:pPr>
-        <w:pStyle w:val="Heading2"/>
-      </w:pPr>
-      <w:r>
-        <w:t xml:space="preserve">What's changed recently</w:t>
-      </w:r>
-    </w:p>
-    <w:p>
-      <w:pPr>
-        <w:pStyle w:val="FirstParagraph"/>
-      </w:pPr>
-      <w:r>
-        <w:t xml:space="preserve">A short digest for managers, newest first — the complete version-by-version record is the</w:t>
-      </w:r>
-      <w:r>
-        <w:t xml:space="preserve"> </w:t>
-      </w:r>
-      <w:hyperlink r:id="rId49">
-        <w:r>
-          <w:rPr>
-            <w:rStyle w:val="Hyperlink"/>
-          </w:rPr>
-          <w:t xml:space="preserve">changelog</w:t>
-        </w:r>
-      </w:hyperlink>
-      <w:r>
-        <w:t xml:space="preserve">, and the</w:t>
-      </w:r>
-      <w:r>
-        <w:t xml:space="preserve"> </w:t>
-      </w:r>
-      <w:r>
-        <w:t xml:space="preserve">living list of what's in flight and what's next is the</w:t>
-      </w:r>
-      <w:r>
-        <w:t xml:space="preserve"> </w:t>
-      </w:r>
-      <w:hyperlink r:id="rId50">
-        <w:r>
-          <w:rPr>
-            <w:rStyle w:val="Hyperlink"/>
-          </w:rPr>
-          <w:t xml:space="preserve">roadmap</w:t>
-        </w:r>
-      </w:hyperlink>
-      <w:r>
-        <w:t xml:space="preserve">.</w:t>
-      </w:r>
-    </w:p>
-    <w:p>
-      <w:pPr>
-        <w:pStyle w:val="Compact"/>
-        <w:numPr>
-          <w:ilvl w:val="0"/>
-          <w:numId w:val="1013"/>
-        </w:numPr>
-      </w:pPr>
-      <w:r>
-        <w:rPr>
-          <w:b/>
-          <w:bCs/>
-        </w:rPr>
-        <w:t xml:space="preserve">2026-07-17 — Accessibility riders shipped; social card added (v0.8.4).</w:t>
-      </w:r>
-      <w:r>
-        <w:t xml:space="preserve"> </w:t>
-      </w:r>
-      <w:r>
-        <w:t xml:space="preserve">The four</w:t>
-      </w:r>
-      <w:r>
-        <w:t xml:space="preserve"> </w:t>
-      </w:r>
-      <w:r>
-        <w:t xml:space="preserve">screen-reader/keyboard refinements from the annotations review are in: the highlight</w:t>
-      </w:r>
-      <w:r>
-        <w:t xml:space="preserve"> </w:t>
-      </w:r>
-      <w:r>
-        <w:t xml:space="preserve">color swatches are a true radio group, the reviewer toolbar is a single Tab stop with</w:t>
-      </w:r>
-      <w:r>
-        <w:t xml:space="preserve"> </w:t>
-      </w:r>
-      <w:r>
-        <w:t xml:space="preserve">arrow-key movement, the phone-size comments drawer behaves as a proper dialog (focus</w:t>
-      </w:r>
-      <w:r>
-        <w:t xml:space="preserve"> </w:t>
-      </w:r>
-      <w:r>
-        <w:t xml:space="preserve">moves in, Escape closes and puts focus back), and starting a comment from the keyboard</w:t>
-      </w:r>
-      <w:r>
-        <w:t xml:space="preserve"> </w:t>
-      </w:r>
-      <w:r>
-        <w:t xml:space="preserve">(select text, press Enter) now works reliably — and never hijacks Enter on links,</w:t>
-      </w:r>
-      <w:r>
-        <w:t xml:space="preserve"> </w:t>
-      </w:r>
-      <w:r>
-        <w:t xml:space="preserve">buttons, or reply boxes. The repository and app also gained a dark social-preview</w:t>
-      </w:r>
-      <w:r>
-        <w:t xml:space="preserve"> </w:t>
-      </w:r>
-      <w:r>
-        <w:t xml:space="preserve">card (the image shown when a Studio link is shared), and the security audit's</w:t>
-      </w:r>
-      <w:r>
-        <w:t xml:space="preserve"> </w:t>
-      </w:r>
-      <w:r>
-        <w:t xml:space="preserve">between-passes delta log was brought current with a fresh dependency-vulnerability</w:t>
-      </w:r>
-      <w:r>
-        <w:t xml:space="preserve"> </w:t>
-      </w:r>
-      <w:r>
-        <w:t xml:space="preserve">re-check (still 0 critical / high / moderate).</w:t>
-      </w:r>
-    </w:p>
-    <w:p>
-      <w:pPr>
-        <w:pStyle w:val="Compact"/>
-        <w:numPr>
-          <w:ilvl w:val="0"/>
-          <w:numId w:val="1013"/>
-        </w:numPr>
-      </w:pPr>
-      <w:r>
-        <w:rPr>
-          <w:b/>
-          <w:bCs/>
-        </w:rPr>
-        <w:t xml:space="preserve">2026-07-16 — Edit-conflict detection shipped (v0.8.0).</w:t>
-      </w:r>
-      <w:r>
-        <w:t xml:space="preserve"> </w:t>
-      </w:r>
-      <w:r>
-        <w:t xml:space="preserve">A</w:t>
-      </w:r>
-      <w:r>
-        <w:t xml:space="preserve"> </w:t>
-      </w:r>
-      <w:r>
-        <w:t xml:space="preserve">fields-limited</w:t>
-      </w:r>
-      <w:r>
-        <w:t xml:space="preserve"> </w:t>
-      </w:r>
-      <w:r>
-        <w:rPr>
-          <w:rStyle w:val="VerbatimChar"/>
-        </w:rPr>
-        <w:t xml:space="preserve">updatedAt</w:t>
-      </w:r>
-      <w:r>
-        <w:t xml:space="preserve"> </w:t>
-      </w:r>
-      <w:r>
-        <w:t xml:space="preserve">check now runs before every edit-mode save on all three</w:t>
-      </w:r>
-      <w:r>
-        <w:t xml:space="preserve"> </w:t>
-      </w:r>
-      <w:r>
-        <w:t xml:space="preserve">content forms; a genuine conflict raises a</w:t>
-      </w:r>
-      <w:r>
-        <w:t xml:space="preserve"> </w:t>
-      </w:r>
-      <w:r>
-        <w:rPr>
-          <w:rStyle w:val="VerbatimChar"/>
-        </w:rPr>
-        <w:t xml:space="preserve">role="alert"</w:t>
-      </w:r>
-      <w:r>
-        <w:t xml:space="preserve"> </w:t>
-      </w:r>
-      <w:r>
-        <w:t xml:space="preserve">banner — "This draft was</w:t>
-      </w:r>
-      <w:r>
-        <w:t xml:space="preserve"> </w:t>
-      </w:r>
-      <w:r>
-        <w:t xml:space="preserve">changed by someone else while you were editing (their save: ⟨time⟩)." — offering</w:t>
-      </w:r>
-      <w:r>
-        <w:t xml:space="preserve"> </w:t>
-      </w:r>
-      <w:r>
-        <w:rPr>
-          <w:b/>
-          <w:bCs/>
-        </w:rPr>
-        <w:t xml:space="preserve">Save anyway</w:t>
-      </w:r>
-      <w:r>
-        <w:t xml:space="preserve"> </w:t>
-      </w:r>
-      <w:r>
-        <w:t xml:space="preserve">or</w:t>
-      </w:r>
-      <w:r>
-        <w:t xml:space="preserve"> </w:t>
-      </w:r>
-      <w:r>
-        <w:rPr>
-          <w:b/>
-          <w:bCs/>
-        </w:rPr>
-        <w:t xml:space="preserve">Load their version</w:t>
-      </w:r>
-      <w:r>
-        <w:t xml:space="preserve">. Load-theirs snapshots the author's own edits</w:t>
-      </w:r>
-      <w:r>
-        <w:t xml:space="preserve"> </w:t>
-      </w:r>
-      <w:r>
-        <w:t xml:space="preserve">to the local draft backup</w:t>
-      </w:r>
-      <w:r>
-        <w:t xml:space="preserve"> </w:t>
-      </w:r>
-      <w:r>
-        <w:rPr>
-          <w:i/>
-          <w:iCs/>
-        </w:rPr>
-        <w:t xml:space="preserve">first</w:t>
-      </w:r>
-      <w:r>
-        <w:t xml:space="preserve">, so the v0.6.0 restore banner can hand them back</w:t>
-      </w:r>
-      <w:r>
-        <w:t xml:space="preserve"> </w:t>
-      </w:r>
-      <w:r>
-        <w:t xml:space="preserve">afterward — the two features now work as one system, including a restore-vs-Load-theirs</w:t>
-      </w:r>
-      <w:r>
-        <w:t xml:space="preserve"> </w:t>
-      </w:r>
-      <w:r>
-        <w:t xml:space="preserve">race the whole-branch final review found and closed the same way as the original</w:t>
-      </w:r>
-      <w:r>
-        <w:t xml:space="preserve"> </w:t>
-      </w:r>
-      <w:r>
-        <w:t xml:space="preserve">Save-anyway race, plus a stamp reseed on Restore and a publish/unpublish refresh that</w:t>
-      </w:r>
-      <w:r>
-        <w:t xml:space="preserve"> </w:t>
-      </w:r>
-      <w:r>
-        <w:t xml:space="preserve">close two more false-conflict gaps. Fails open on any check error; the check runs the</w:t>
-      </w:r>
-      <w:r>
-        <w:t xml:space="preserve"> </w:t>
-      </w:r>
-      <w:r>
-        <w:t xml:space="preserve">same logic in the public demo against its in-memory store's stamps (the demo store is</w:t>
-      </w:r>
-      <w:r>
-        <w:t xml:space="preserve"> </w:t>
-      </w:r>
-      <w:r>
-        <w:t xml:space="preserve">per-tab, so reproducing a genuine collision is a two-browser staging-rehearsal exercise,</w:t>
-      </w:r>
-      <w:r>
-        <w:t xml:space="preserve"> </w:t>
-      </w:r>
-      <w:r>
-        <w:t xml:space="preserve">not a two-demo-tab one). Built test-first over five reviewed tasks with per-task</w:t>
-      </w:r>
-      <w:r>
-        <w:t xml:space="preserve"> </w:t>
-      </w:r>
-      <w:r>
-        <w:t xml:space="preserve">adversarial review plus a whole-branch final review (two reviewer-found Critical races</w:t>
-      </w:r>
-      <w:r>
-        <w:t xml:space="preserve"> </w:t>
-      </w:r>
-      <w:r>
-        <w:t xml:space="preserve">closed with layered tests), then verified live in the running app (clean saves,</w:t>
-      </w:r>
-      <w:r>
-        <w:t xml:space="preserve"> </w:t>
-      </w:r>
-      <w:r>
-        <w:t xml:space="preserve">no false conflict after unpublish, restore-then-save with the reseeded stamp).</w:t>
-      </w:r>
-      <w:r>
-        <w:t xml:space="preserve"> </w:t>
-      </w:r>
-      <w:r>
-        <w:rPr>
-          <w:b/>
-          <w:bCs/>
-        </w:rPr>
-        <w:t xml:space="preserve">879 automated tests / 109 files.</w:t>
-      </w:r>
-    </w:p>
-    <w:p>
-      <w:pPr>
-        <w:pStyle w:val="Compact"/>
-        <w:numPr>
-          <w:ilvl w:val="0"/>
-          <w:numId w:val="1013"/>
-        </w:numPr>
-      </w:pPr>
-      <w:r>
-        <w:rPr>
-          <w:b/>
-          <w:bCs/>
-        </w:rPr>
-        <w:t xml:space="preserve">2026-07-16 — Title search shipped (v0.7.0).</w:t>
-      </w:r>
-      <w:r>
-        <w:t xml:space="preserve"> </w:t>
-      </w:r>
-      <w:r>
-        <w:t xml:space="preserve">A labeled, 300 ms-debounced search box</w:t>
-      </w:r>
-      <w:r>
-        <w:t xml:space="preserve"> </w:t>
-      </w:r>
-      <w:r>
-        <w:t xml:space="preserve">now sits beside the Type filter on every content list — Articles, Apps, and Datasets</w:t>
-      </w:r>
-      <w:r>
-        <w:t xml:space="preserve"> </w:t>
-      </w:r>
-      <w:r>
-        <w:t xml:space="preserve">alike — filtering by title, case-insensitive, across the</w:t>
-      </w:r>
-      <w:r>
-        <w:t xml:space="preserve"> </w:t>
-      </w:r>
-      <w:r>
-        <w:rPr>
-          <w:b/>
-          <w:bCs/>
-        </w:rPr>
-        <w:t xml:space="preserve">whole library</w:t>
-      </w:r>
-      <w:r>
-        <w:t xml:space="preserve">, server-side,</w:t>
-      </w:r>
-      <w:r>
-        <w:t xml:space="preserve"> </w:t>
-      </w:r>
-      <w:r>
-        <w:t xml:space="preserve">identically in live and demo modes; a search change re-pages to 1, and a distinct "No</w:t>
-      </w:r>
-      <w:r>
-        <w:t xml:space="preserve"> </w:t>
-      </w:r>
-      <w:r>
-        <w:t xml:space="preserve">matches" message replaces the generic empty state. Ahead of launch's 236 real articles</w:t>
-      </w:r>
-      <w:r>
-        <w:t xml:space="preserve"> </w:t>
-      </w:r>
-      <w:r>
-        <w:t xml:space="preserve">(analysis-roadmap §5.3-6). The release also fixes a</w:t>
-      </w:r>
-      <w:r>
-        <w:t xml:space="preserve"> </w:t>
-      </w:r>
-      <w:r>
-        <w:rPr>
-          <w:b/>
-          <w:bCs/>
-        </w:rPr>
-        <w:t xml:space="preserve">latent live-mode defect the</w:t>
-      </w:r>
-      <w:r>
-        <w:rPr>
-          <w:b/>
-          <w:bCs/>
-        </w:rPr>
-        <w:t xml:space="preserve"> </w:t>
-      </w:r>
-      <w:r>
-        <w:rPr>
-          <w:b/>
-          <w:bCs/>
-        </w:rPr>
-        <w:t xml:space="preserve">whole-branch review uncovered</w:t>
-      </w:r>
-      <w:r>
-        <w:t xml:space="preserve">: filter parameters (including the existing type filter)</w:t>
-      </w:r>
-      <w:r>
-        <w:t xml:space="preserve"> </w:t>
-      </w:r>
-      <w:r>
-        <w:t xml:space="preserve">were serialized in a form the live content system would reject — invisible until now</w:t>
-      </w:r>
-      <w:r>
-        <w:t xml:space="preserve"> </w:t>
-      </w:r>
-      <w:r>
-        <w:t xml:space="preserve">because the demo and dev sessions run in-memory. The wire format now matches the</w:t>
-      </w:r>
-      <w:r>
-        <w:t xml:space="preserve"> </w:t>
-      </w:r>
-      <w:r>
-        <w:t xml:space="preserve">sandbox-validated pattern, with a final confirmation step added to the staging</w:t>
-      </w:r>
-      <w:r>
-        <w:t xml:space="preserve"> </w:t>
-      </w:r>
-      <w:r>
-        <w:t xml:space="preserve">rehearsal checklist. Verified live in the demo (whole-library filtering, no-matches</w:t>
-      </w:r>
-      <w:r>
-        <w:t xml:space="preserve"> </w:t>
-      </w:r>
-      <w:r>
-        <w:t xml:space="preserve">state, and the unsaved-work guard's leave warning intercepting a real navigation).</w:t>
-      </w:r>
-      <w:r>
-        <w:t xml:space="preserve"> </w:t>
-      </w:r>
-      <w:r>
-        <w:rPr>
-          <w:b/>
-          <w:bCs/>
-        </w:rPr>
-        <w:t xml:space="preserve">822 automated tests / 107 files.</w:t>
-      </w:r>
-    </w:p>
-    <w:p>
-      <w:pPr>
-        <w:pStyle w:val="Compact"/>
-        <w:numPr>
-          <w:ilvl w:val="0"/>
-          <w:numId w:val="1013"/>
-        </w:numPr>
-      </w:pPr>
-      <w:r>
-        <w:rPr>
-          <w:b/>
-          <w:bCs/>
-        </w:rPr>
-        <w:t xml:space="preserve">2026-07-16 — Unsaved-work guard shipped (v0.6.0).</w:t>
-      </w:r>
-      <w:r>
-        <w:t xml:space="preserve"> </w:t>
-      </w:r>
-      <w:r>
-        <w:t xml:space="preserve">Authors can no longer silently</w:t>
-      </w:r>
-      <w:r>
-        <w:t xml:space="preserve"> </w:t>
-      </w:r>
-      <w:r>
-        <w:t xml:space="preserve">lose in-progress work: a native leave-page warning, a 30-second local draft snapshot</w:t>
-      </w:r>
-      <w:r>
-        <w:t xml:space="preserve"> </w:t>
-      </w:r>
-      <w:r>
-        <w:t xml:space="preserve">while a form is dirty, and a non-blocking restore banner ("Restore" / "Discard") when a</w:t>
-      </w:r>
-      <w:r>
-        <w:t xml:space="preserve"> </w:t>
-      </w:r>
-      <w:r>
-        <w:t xml:space="preserve">surviving snapshot is found; every successful save clears the backup.</w:t>
-      </w:r>
-      <w:r>
-        <w:t xml:space="preserve"> </w:t>
-      </w:r>
-      <w:r>
-        <w:rPr>
-          <w:b/>
-          <w:bCs/>
-        </w:rPr>
-        <w:t xml:space="preserve">Live builds</w:t>
-      </w:r>
-      <w:r>
-        <w:rPr>
-          <w:b/>
-          <w:bCs/>
-        </w:rPr>
-        <w:t xml:space="preserve"> </w:t>
-      </w:r>
-      <w:r>
-        <w:rPr>
-          <w:b/>
-          <w:bCs/>
-        </w:rPr>
-        <w:t xml:space="preserve">only</w:t>
-      </w:r>
-      <w:r>
-        <w:t xml:space="preserve"> </w:t>
-      </w:r>
-      <w:r>
-        <w:t xml:space="preserve">— the public demo deliberately takes no snapshots, so its "nothing is saved /</w:t>
-      </w:r>
-      <w:r>
-        <w:t xml:space="preserve"> </w:t>
-      </w:r>
-      <w:r>
-        <w:t xml:space="preserve">resets each session" promise stays literally true; the demo still shows both warnings.</w:t>
-      </w:r>
-      <w:r>
-        <w:t xml:space="preserve"> </w:t>
-      </w:r>
-      <w:r>
-        <w:t xml:space="preserve">Built test-first over six reviewed tasks with per-task adversarial review, then verified</w:t>
-      </w:r>
-      <w:r>
-        <w:t xml:space="preserve"> </w:t>
-      </w:r>
-      <w:r>
-        <w:t xml:space="preserve">end-to-end in the running app (snapshot, restore, clear-on-save, and the demo's</w:t>
-      </w:r>
-      <w:r>
-        <w:t xml:space="preserve"> </w:t>
-      </w:r>
-      <w:r>
-        <w:t xml:space="preserve">zero-write policy all observed live).</w:t>
-      </w:r>
-      <w:r>
-        <w:t xml:space="preserve"> </w:t>
-      </w:r>
-      <w:r>
-        <w:rPr>
-          <w:b/>
-          <w:bCs/>
-        </w:rPr>
-        <w:t xml:space="preserve">800 automated tests / 107 files.</w:t>
-      </w:r>
-    </w:p>
-    <w:p>
-      <w:pPr>
-        <w:pStyle w:val="Compact"/>
-        <w:numPr>
-          <w:ilvl w:val="0"/>
-          <w:numId w:val="1013"/>
-        </w:numPr>
-      </w:pPr>
-      <w:r>
-        <w:rPr>
-          <w:b/>
-          <w:bCs/>
-        </w:rPr>
-        <w:t xml:space="preserve">2026-07-16 — Manager-docs workflow (v0.4.0).</w:t>
-      </w:r>
-      <w:r>
-        <w:t xml:space="preserve"> </w:t>
-      </w:r>
-      <w:r>
-        <w:t xml:space="preserve">This document, the README, the analysis</w:t>
-      </w:r>
-      <w:r>
-        <w:t xml:space="preserve"> </w:t>
-      </w:r>
-      <w:r>
-        <w:t xml:space="preserve">document, and the new roadmap now carry a version-stamped bottom nav; the Studio itself</w:t>
-      </w:r>
-      <w:r>
-        <w:t xml:space="preserve"> </w:t>
-      </w:r>
-      <w:r>
-        <w:t xml:space="preserve">gained a bottom status bar (version + doc links) and an in-app</w:t>
-      </w:r>
-      <w:r>
-        <w:t xml:space="preserve"> </w:t>
-      </w:r>
-      <w:r>
-        <w:rPr>
-          <w:b/>
-          <w:bCs/>
-        </w:rPr>
-        <w:t xml:space="preserve">Spec &amp; status</w:t>
-      </w:r>
-      <w:r>
-        <w:t xml:space="preserve"> </w:t>
-      </w:r>
-      <w:r>
-        <w:t xml:space="preserve">page</w:t>
-      </w:r>
-      <w:r>
-        <w:t xml:space="preserve"> </w:t>
-      </w:r>
-      <w:r>
-        <w:t xml:space="preserve">rendering this document, so a manager can always read the latest state without asking a</w:t>
-      </w:r>
-      <w:r>
-        <w:t xml:space="preserve"> </w:t>
-      </w:r>
-      <w:r>
-        <w:t xml:space="preserve">developer. Doc currency is enforced by an automated test.</w:t>
-      </w:r>
-    </w:p>
-    <w:p>
-      <w:pPr>
-        <w:pStyle w:val="Compact"/>
-        <w:numPr>
-          <w:ilvl w:val="0"/>
-          <w:numId w:val="1013"/>
-        </w:numPr>
-      </w:pPr>
-      <w:r>
-        <w:rPr>
-          <w:b/>
-          <w:bCs/>
-        </w:rPr>
-        <w:t xml:space="preserve">2026-07-16 — Media-library picker shipped (v0.5.0).</w:t>
-      </w:r>
-      <w:r>
-        <w:t xml:space="preserve"> </w:t>
-      </w:r>
-      <w:r>
-        <w:t xml:space="preserve">Every image surface now opens on</w:t>
-      </w:r>
-      <w:r>
-        <w:t xml:space="preserve"> </w:t>
-      </w:r>
-      <w:r>
-        <w:t xml:space="preserve">the ~20 newest Media Library images (searchable) with upload-from-desktop one tab away;</w:t>
-      </w:r>
-      <w:r>
-        <w:t xml:space="preserve"> </w:t>
-      </w:r>
-      <w:r>
-        <w:t xml:space="preserve">picking an image that lacks alt text requires supplying it, which is written back to the</w:t>
-      </w:r>
-      <w:r>
-        <w:t xml:space="preserve"> </w:t>
-      </w:r>
-      <w:r>
-        <w:t xml:space="preserve">shared library so it improves for everyone. Works identically in the public demo, where</w:t>
-      </w:r>
-      <w:r>
-        <w:t xml:space="preserve"> </w:t>
-      </w:r>
-      <w:r>
-        <w:t xml:space="preserve">new images live only for the session and nothing persists. Built test-first over ten</w:t>
-      </w:r>
-      <w:r>
-        <w:t xml:space="preserve"> </w:t>
-      </w:r>
-      <w:r>
-        <w:t xml:space="preserve">adversarially-reviewed tasks and verified end-to-end in the running demo before merge.</w:t>
-      </w:r>
-      <w:r>
-        <w:t xml:space="preserve"> </w:t>
-      </w:r>
-      <w:r>
-        <w:rPr>
-          <w:b/>
-          <w:bCs/>
-        </w:rPr>
-        <w:t xml:space="preserve">757 automated tests / 104 files.</w:t>
-      </w:r>
-    </w:p>
-    <w:p>
-      <w:pPr>
-        <w:pStyle w:val="Compact"/>
-        <w:numPr>
-          <w:ilvl w:val="0"/>
-          <w:numId w:val="1013"/>
-        </w:numPr>
-      </w:pPr>
-      <w:r>
-        <w:rPr>
-          <w:b/>
-          <w:bCs/>
-        </w:rPr>
-        <w:t xml:space="preserve">2026-07-11 — Body markdown linter shipped (v0.3.0).</w:t>
-      </w:r>
-      <w:r>
-        <w:t xml:space="preserve"> </w:t>
-      </w:r>
-      <w:r>
-        <w:t xml:space="preserve">A "Check" button in the editor</w:t>
-      </w:r>
-      <w:r>
-        <w:t xml:space="preserve"> </w:t>
-      </w:r>
-      <w:r>
-        <w:t xml:space="preserve">flags heading/link/image problems in plain language with jump-to-line results.</w:t>
-      </w:r>
-      <w:r>
-        <w:t xml:space="preserve"> </w:t>
-      </w:r>
-      <w:r>
-        <w:rPr>
-          <w:b/>
-          <w:bCs/>
-        </w:rPr>
-        <w:t xml:space="preserve">677 automated tests / 97 files.</w:t>
-      </w:r>
-    </w:p>
-    <w:p>
-      <w:pPr>
-        <w:pStyle w:val="Compact"/>
-        <w:numPr>
-          <w:ilvl w:val="0"/>
-          <w:numId w:val="1013"/>
-        </w:numPr>
-      </w:pPr>
-      <w:r>
-        <w:rPr>
-          <w:b/>
-          <w:bCs/>
-        </w:rPr>
-        <w:t xml:space="preserve">2026-07-11 — CI pipeline + search-engine exclusion (v0.2.0).</w:t>
-      </w:r>
-      <w:r>
-        <w:t xml:space="preserve"> </w:t>
-      </w:r>
-      <w:r>
-        <w:t xml:space="preserve">Every push and pull</w:t>
-      </w:r>
-      <w:r>
-        <w:t xml:space="preserve"> </w:t>
-      </w:r>
-      <w:r>
-        <w:t xml:space="preserve">request now re-runs the typecheck, the full test suite, and both builds automatically;</w:t>
-      </w:r>
-      <w:r>
-        <w:t xml:space="preserve"> </w:t>
-      </w:r>
-      <w:r>
-        <w:t xml:space="preserve">the Studio's pages are excluded from search engines.</w:t>
-      </w:r>
-    </w:p>
-    <w:p>
-      <w:r>
-        <w:pict>
-          <v:rect style="width:0;height:1.5pt" o:hralign="center" o:hrstd="t" o:hr="t"/>
-        </w:pict>
-      </w:r>
-    </w:p>
     <w:p>
       <w:pPr>
         <w:pStyle w:val="FirstParagraph"/>
@@ -15479,7 +15513,7 @@
       <w:r>
         <w:t xml:space="preserve"> </w:t>
       </w:r>
-      <w:hyperlink r:id="rId51">
+      <w:hyperlink r:id="rId50">
         <w:r>
           <w:rPr>
             <w:rStyle w:val="Hyperlink"/>
@@ -15496,7 +15530,7 @@
       <w:r>
         <w:t xml:space="preserve"> </w:t>
       </w:r>
-      <w:hyperlink r:id="rId49">
+      <w:hyperlink r:id="rId12">
         <w:r>
           <w:rPr>
             <w:rStyle w:val="Hyperlink"/>
@@ -15513,7 +15547,7 @@
       <w:r>
         <w:t xml:space="preserve"> </w:t>
       </w:r>
-      <w:hyperlink r:id="rId50">
+      <w:hyperlink r:id="rId13">
         <w:r>
           <w:rPr>
             <w:rStyle w:val="Hyperlink"/>
@@ -15530,7 +15564,7 @@
       <w:r>
         <w:t xml:space="preserve"> </w:t>
       </w:r>
-      <w:hyperlink r:id="rId52">
+      <w:hyperlink r:id="rId51">
         <w:r>
           <w:rPr>
             <w:rStyle w:val="Hyperlink"/>
@@ -15568,6 +15602,7 @@
         <w:t xml:space="preserve">These links always open the latest rendered version of each document.</w:t>
       </w:r>
     </w:p>
+    <w:bookmarkEnd w:id="52"/>
     <w:bookmarkEnd w:id="53"/>
     <w:bookmarkEnd w:id="54"/>
     <w:sectPr>

--- a/docs/ICJIA-Studio-20-rewrite-copperhead.docx
+++ b/docs/ICJIA-Studio-20-rewrite-copperhead.docx
@@ -295,7 +295,7 @@
                 <w:b/>
                 <w:bCs/>
               </w:rPr>
-              <w:t xml:space="preserve">revised 2026-07-17 (v0.8.4)</w:t>
+              <w:t xml:space="preserve">revised 2026-07-17 (v0.8.5)</w:t>
             </w:r>
             <w:r>
               <w:t xml:space="preserve"> </w:t>
@@ -669,6 +669,70 @@
       </w:hyperlink>
       <w:r>
         <w:t xml:space="preserve">.</w:t>
+      </w:r>
+    </w:p>
+    <w:p>
+      <w:pPr>
+        <w:pStyle w:val="Compact"/>
+        <w:numPr>
+          <w:ilvl w:val="0"/>
+          <w:numId w:val="1001"/>
+        </w:numPr>
+      </w:pPr>
+      <w:r>
+        <w:rPr>
+          <w:b/>
+          <w:bCs/>
+        </w:rPr>
+        <w:t xml:space="preserve">2026-07-17 — Changelog &amp; Roadmap now readable inside the Studio (v0.8.5).</w:t>
+      </w:r>
+      <w:r>
+        <w:t xml:space="preserve"> </w:t>
+      </w:r>
+      <w:r>
+        <w:t xml:space="preserve">The</w:t>
+      </w:r>
+      <w:r>
+        <w:t xml:space="preserve"> </w:t>
+      </w:r>
+      <w:r>
+        <w:t xml:space="preserve">bottom status bar's Changelog and Roadmap links open in-app pages rendering the</w:t>
+      </w:r>
+      <w:r>
+        <w:t xml:space="preserve"> </w:t>
+      </w:r>
+      <w:r>
+        <w:t xml:space="preserve">repository's own records — no GitHub account or repository access needed (the</w:t>
+      </w:r>
+      <w:r>
+        <w:t xml:space="preserve"> </w:t>
+      </w:r>
+      <w:r>
+        <w:t xml:space="preserve">repository is private while in development; the old links produced "not found" errors</w:t>
+      </w:r>
+      <w:r>
+        <w:t xml:space="preserve"> </w:t>
+      </w:r>
+      <w:r>
+        <w:t xml:space="preserve">for managers). Like this document's own Spec &amp; status page, they re-render from the</w:t>
+      </w:r>
+      <w:r>
+        <w:t xml:space="preserve"> </w:t>
+      </w:r>
+      <w:r>
+        <w:t xml:space="preserve">repository on every deploy, so they always match the running build. This document's</w:t>
+      </w:r>
+      <w:r>
+        <w:t xml:space="preserve"> </w:t>
+      </w:r>
+      <w:r>
+        <w:t xml:space="preserve">dated digest also moved here, to the top, so the latest changes are the first thing a</w:t>
+      </w:r>
+      <w:r>
+        <w:t xml:space="preserve"> </w:t>
+      </w:r>
+      <w:r>
+        <w:t xml:space="preserve">reader sees.</w:t>
       </w:r>
     </w:p>
     <w:p>
@@ -15502,7 +15566,7 @@
           <w:b/>
           <w:bCs/>
         </w:rPr>
-        <w:t xml:space="preserve">Hub Studio 2.0 · Studio build v0.8.4</w:t>
+        <w:t xml:space="preserve">Hub Studio 2.0 · Studio build v0.8.5</w:t>
       </w:r>
       <w:r>
         <w:t xml:space="preserve"> </w:t>

--- a/docs/ICJIA-Studio-20-rewrite-copperhead.docx
+++ b/docs/ICJIA-Studio-20-rewrite-copperhead.docx
@@ -295,7 +295,7 @@
                 <w:b/>
                 <w:bCs/>
               </w:rPr>
-              <w:t xml:space="preserve">revised 2026-07-17 (v0.8.5)</w:t>
+              <w:t xml:space="preserve">revised 2026-07-17 (v0.8.6)</w:t>
             </w:r>
             <w:r>
               <w:t xml:space="preserve"> </w:t>
@@ -451,7 +451,7 @@
           <w:b/>
           <w:bCs/>
         </w:rPr>
-        <w:t xml:space="preserve">879 automated tests, all passing</w:t>
+        <w:t xml:space="preserve">921 automated tests, all passing</w:t>
       </w:r>
       <w:r>
         <w:t xml:space="preserve">, re-run automatically on every change (CI).</w:t>
@@ -669,6 +669,184 @@
       </w:hyperlink>
       <w:r>
         <w:t xml:space="preserve">.</w:t>
+      </w:r>
+    </w:p>
+    <w:p>
+      <w:pPr>
+        <w:pStyle w:val="Compact"/>
+        <w:numPr>
+          <w:ilvl w:val="0"/>
+          <w:numId w:val="1001"/>
+        </w:numPr>
+      </w:pPr>
+      <w:r>
+        <w:rPr>
+          <w:b/>
+          <w:bCs/>
+        </w:rPr>
+        <w:t xml:space="preserve">2026-07-17 — Choosing an image now visibly works, end to end, in the demo</w:t>
+      </w:r>
+      <w:r>
+        <w:rPr>
+          <w:b/>
+          <w:bCs/>
+        </w:rPr>
+        <w:t xml:space="preserve"> </w:t>
+      </w:r>
+      <w:r>
+        <w:rPr>
+          <w:b/>
+          <w:bCs/>
+        </w:rPr>
+        <w:t xml:space="preserve">(v0.8.6).</w:t>
+      </w:r>
+      <w:r>
+        <w:t xml:space="preserve"> </w:t>
+      </w:r>
+      <w:r>
+        <w:t xml:space="preserve">The flow managers will try first — pick a new splash image, save, open the</w:t>
+      </w:r>
+      <w:r>
+        <w:t xml:space="preserve"> </w:t>
+      </w:r>
+      <w:r>
+        <w:t xml:space="preserve">Live preview — now confirms itself at every step: choosing an image pops a</w:t>
+      </w:r>
+      <w:r>
+        <w:t xml:space="preserve"> </w:t>
+      </w:r>
+      <w:r>
+        <w:t xml:space="preserve">notification ("Splash image selected — save the draft to update the Live preview"),</w:t>
+      </w:r>
+      <w:r>
+        <w:t xml:space="preserve"> </w:t>
+      </w:r>
+      <w:r>
+        <w:t xml:space="preserve">inserting a body figure says exactly</w:t>
+      </w:r>
+      <w:r>
+        <w:t xml:space="preserve"> </w:t>
+      </w:r>
+      <w:r>
+        <w:rPr>
+          <w:b/>
+          <w:bCs/>
+        </w:rPr>
+        <w:t xml:space="preserve">which line</w:t>
+      </w:r>
+      <w:r>
+        <w:t xml:space="preserve"> </w:t>
+      </w:r>
+      <w:r>
+        <w:t xml:space="preserve">it landed on, the Body images</w:t>
+      </w:r>
+      <w:r>
+        <w:t xml:space="preserve"> </w:t>
+      </w:r>
+      <w:r>
+        <w:t xml:space="preserve">panel shows the cursor's line in real time</w:t>
+      </w:r>
+      <w:r>
+        <w:t xml:space="preserve"> </w:t>
+      </w:r>
+      <w:r>
+        <w:rPr>
+          <w:i/>
+          <w:iCs/>
+        </w:rPr>
+        <w:t xml:space="preserve">before</w:t>
+      </w:r>
+      <w:r>
+        <w:t xml:space="preserve"> </w:t>
+      </w:r>
+      <w:r>
+        <w:t xml:space="preserve">you click Insert ("…at the cursor</w:t>
+      </w:r>
+      <w:r>
+        <w:t xml:space="preserve"> </w:t>
+      </w:r>
+      <w:r>
+        <w:t xml:space="preserve">— currently line 16"), and previewing with unsaved changes explains that the preview</w:t>
+      </w:r>
+      <w:r>
+        <w:t xml:space="preserve"> </w:t>
+      </w:r>
+      <w:r>
+        <w:t xml:space="preserve">shows the last saved draft. Behind it, a real demo bug is fixed: the Live preview</w:t>
+      </w:r>
+      <w:r>
+        <w:t xml:space="preserve"> </w:t>
+      </w:r>
+      <w:r>
+        <w:t xml:space="preserve">opens in its own tab, and in the demo that tab used to rebuild its in-memory sample</w:t>
+      </w:r>
+      <w:r>
+        <w:t xml:space="preserve"> </w:t>
+      </w:r>
+      <w:r>
+        <w:t xml:space="preserve">content from scratch — so a saved image change</w:t>
+      </w:r>
+      <w:r>
+        <w:t xml:space="preserve"> </w:t>
+      </w:r>
+      <w:r>
+        <w:rPr>
+          <w:b/>
+          <w:bCs/>
+        </w:rPr>
+        <w:t xml:space="preserve">never appeared there</w:t>
+      </w:r>
+      <w:r>
+        <w:t xml:space="preserve"> </w:t>
+      </w:r>
+      <w:r>
+        <w:t xml:space="preserve">(the live</w:t>
+      </w:r>
+      <w:r>
+        <w:t xml:space="preserve"> </w:t>
+      </w:r>
+      <w:r>
+        <w:t xml:space="preserve">version was always fine; both its tabs read the same server). Demo tabs now hand</w:t>
+      </w:r>
+      <w:r>
+        <w:t xml:space="preserve"> </w:t>
+      </w:r>
+      <w:r>
+        <w:t xml:space="preserve">their session's content to the tabs they open — still memory-only, still reset by a</w:t>
+      </w:r>
+      <w:r>
+        <w:t xml:space="preserve"> </w:t>
+      </w:r>
+      <w:r>
+        <w:t xml:space="preserve">reload, nothing stored anywhere. Images you upload from your desktop in the demo now</w:t>
+      </w:r>
+      <w:r>
+        <w:t xml:space="preserve"> </w:t>
+      </w:r>
+      <w:r>
+        <w:t xml:space="preserve">genuinely render in the preview too.</w:t>
+      </w:r>
+      <w:r>
+        <w:t xml:space="preserve"> </w:t>
+      </w:r>
+      <w:r>
+        <w:rPr>
+          <w:b/>
+          <w:bCs/>
+        </w:rPr>
+        <w:t xml:space="preserve">921 automated tests / 113 files</w:t>
+      </w:r>
+      <w:r>
+        <w:t xml:space="preserve"> </w:t>
+      </w:r>
+      <w:r>
+        <w:t xml:space="preserve">(34 new,</w:t>
+      </w:r>
+      <w:r>
+        <w:t xml:space="preserve"> </w:t>
+      </w:r>
+      <w:r>
+        <w:t xml:space="preserve">written before the code), the full flow driven live in the demo in a real browser.</w:t>
       </w:r>
     </w:p>
     <w:p>
@@ -15566,7 +15744,7 @@
           <w:b/>
           <w:bCs/>
         </w:rPr>
-        <w:t xml:space="preserve">Hub Studio 2.0 · Studio build v0.8.5</w:t>
+        <w:t xml:space="preserve">Hub Studio 2.0 · Studio build v0.8.6</w:t>
       </w:r>
       <w:r>
         <w:t xml:space="preserve"> </w:t>

--- a/docs/ICJIA-Studio-20-rewrite-copperhead.docx
+++ b/docs/ICJIA-Studio-20-rewrite-copperhead.docx
@@ -295,7 +295,7 @@
                 <w:b/>
                 <w:bCs/>
               </w:rPr>
-              <w:t xml:space="preserve">revised 2026-07-17 (v0.8.6)</w:t>
+              <w:t xml:space="preserve">revised 2026-07-17 (v0.8.7)</w:t>
             </w:r>
             <w:r>
               <w:t xml:space="preserve"> </w:t>
@@ -451,7 +451,7 @@
           <w:b/>
           <w:bCs/>
         </w:rPr>
-        <w:t xml:space="preserve">921 automated tests, all passing</w:t>
+        <w:t xml:space="preserve">946 automated tests, all passing</w:t>
       </w:r>
       <w:r>
         <w:t xml:space="preserve">, re-run automatically on every change (CI).</w:t>
@@ -669,6 +669,192 @@
       </w:hyperlink>
       <w:r>
         <w:t xml:space="preserve">.</w:t>
+      </w:r>
+    </w:p>
+    <w:p>
+      <w:pPr>
+        <w:pStyle w:val="Compact"/>
+        <w:numPr>
+          <w:ilvl w:val="0"/>
+          <w:numId w:val="1001"/>
+        </w:numPr>
+      </w:pPr>
+      <w:r>
+        <w:rPr>
+          <w:b/>
+          <w:bCs/>
+        </w:rPr>
+        <w:t xml:space="preserve">2026-07-17 — Replacing an image is now one click, and the Studio saves for you</w:t>
+      </w:r>
+      <w:r>
+        <w:rPr>
+          <w:b/>
+          <w:bCs/>
+        </w:rPr>
+        <w:t xml:space="preserve"> </w:t>
+      </w:r>
+      <w:r>
+        <w:rPr>
+          <w:b/>
+          <w:bCs/>
+        </w:rPr>
+        <w:t xml:space="preserve">(v0.8.7).</w:t>
+      </w:r>
+      <w:r>
+        <w:t xml:space="preserve"> </w:t>
+      </w:r>
+      <w:r>
+        <w:t xml:space="preserve">Two frictions reported from a manager walkthrough are gone. First:</w:t>
+      </w:r>
+      <w:r>
+        <w:t xml:space="preserve"> </w:t>
+      </w:r>
+      <w:r>
+        <w:t xml:space="preserve">clicking an image in the library list used to only</w:t>
+      </w:r>
+      <w:r>
+        <w:t xml:space="preserve"> </w:t>
+      </w:r>
+      <w:r>
+        <w:rPr>
+          <w:i/>
+          <w:iCs/>
+        </w:rPr>
+        <w:t xml:space="preserve">stage</w:t>
+      </w:r>
+      <w:r>
+        <w:t xml:space="preserve"> </w:t>
+      </w:r>
+      <w:r>
+        <w:t xml:space="preserve">the choice — the button</w:t>
+      </w:r>
+      <w:r>
+        <w:t xml:space="preserve"> </w:t>
+      </w:r>
+      <w:r>
+        <w:t xml:space="preserve">that actually committed it sat below the visible area, so the click looked like it</w:t>
+      </w:r>
+      <w:r>
+        <w:t xml:space="preserve"> </w:t>
+      </w:r>
+      <w:r>
+        <w:t xml:space="preserve">did nothing and the Live preview kept showing the old image. Now, clicking an image</w:t>
+      </w:r>
+      <w:r>
+        <w:t xml:space="preserve"> </w:t>
+      </w:r>
+      <w:r>
+        <w:t xml:space="preserve">(one that has its accessibility description filled in — all of them, in the demo)</w:t>
+      </w:r>
+      <w:r>
+        <w:t xml:space="preserve"> </w:t>
+      </w:r>
+      <w:r>
+        <w:rPr>
+          <w:b/>
+          <w:bCs/>
+        </w:rPr>
+        <w:t xml:space="preserve">is</w:t>
+      </w:r>
+      <w:r>
+        <w:t xml:space="preserve"> </w:t>
+      </w:r>
+      <w:r>
+        <w:t xml:space="preserve">the choice: the list closes and the new image appears in the field</w:t>
+      </w:r>
+      <w:r>
+        <w:t xml:space="preserve"> </w:t>
+      </w:r>
+      <w:r>
+        <w:t xml:space="preserve">immediately. Second: on an existing draft the Studio now</w:t>
+      </w:r>
+      <w:r>
+        <w:t xml:space="preserve"> </w:t>
+      </w:r>
+      <w:r>
+        <w:rPr>
+          <w:b/>
+          <w:bCs/>
+        </w:rPr>
+        <w:t xml:space="preserve">saves by itself after</w:t>
+      </w:r>
+      <w:r>
+        <w:rPr>
+          <w:b/>
+          <w:bCs/>
+        </w:rPr>
+        <w:t xml:space="preserve"> </w:t>
+      </w:r>
+      <w:r>
+        <w:rPr>
+          <w:b/>
+          <w:bCs/>
+        </w:rPr>
+        <w:t xml:space="preserve">every major change</w:t>
+      </w:r>
+      <w:r>
+        <w:t xml:space="preserve"> </w:t>
+      </w:r>
+      <w:r>
+        <w:t xml:space="preserve">— choosing, replacing, or removing an image or file, or</w:t>
+      </w:r>
+      <w:r>
+        <w:t xml:space="preserve"> </w:t>
+      </w:r>
+      <w:r>
+        <w:t xml:space="preserve">inserting a figure into the body — with the same checks and the same "Draft saved"</w:t>
+      </w:r>
+      <w:r>
+        <w:t xml:space="preserve"> </w:t>
+      </w:r>
+      <w:r>
+        <w:t xml:space="preserve">confirmation as the Save button. Pick an image, watch the toasts confirm it, open the</w:t>
+      </w:r>
+      <w:r>
+        <w:t xml:space="preserve"> </w:t>
+      </w:r>
+      <w:r>
+        <w:t xml:space="preserve">Live preview: it's there. No Save click in between. (Brand-new, never-saved drafts</w:t>
+      </w:r>
+      <w:r>
+        <w:t xml:space="preserve"> </w:t>
+      </w:r>
+      <w:r>
+        <w:t xml:space="preserve">still save manually on purpose — choosing an image shouldn't create a half-empty</w:t>
+      </w:r>
+      <w:r>
+        <w:t xml:space="preserve"> </w:t>
+      </w:r>
+      <w:r>
+        <w:t xml:space="preserve">article by itself.)</w:t>
+      </w:r>
+      <w:r>
+        <w:t xml:space="preserve"> </w:t>
+      </w:r>
+      <w:r>
+        <w:rPr>
+          <w:b/>
+          <w:bCs/>
+        </w:rPr>
+        <w:t xml:space="preserve">946 automated tests / 114 files</w:t>
+      </w:r>
+      <w:r>
+        <w:t xml:space="preserve"> </w:t>
+      </w:r>
+      <w:r>
+        <w:t xml:space="preserve">(25 new, written before the</w:t>
+      </w:r>
+      <w:r>
+        <w:t xml:space="preserve"> </w:t>
+      </w:r>
+      <w:r>
+        <w:t xml:space="preserve">code); the whole chain driven live in the demo twice, including the preview tab</w:t>
+      </w:r>
+      <w:r>
+        <w:t xml:space="preserve"> </w:t>
+      </w:r>
+      <w:r>
+        <w:t xml:space="preserve">really rendering the newly chosen image.</w:t>
       </w:r>
     </w:p>
     <w:p>
@@ -15744,7 +15930,7 @@
           <w:b/>
           <w:bCs/>
         </w:rPr>
-        <w:t xml:space="preserve">Hub Studio 2.0 · Studio build v0.8.6</w:t>
+        <w:t xml:space="preserve">Hub Studio 2.0 · Studio build v0.8.7</w:t>
       </w:r>
       <w:r>
         <w:t xml:space="preserve"> </w:t>
